--- a/answer/Sample-Template-RedshiftSetup.docx
+++ b/answer/Sample-Template-RedshiftSetup.docx
@@ -1,6 +1,6 @@
 
 <file path=word/document.xml><?xml version="1.0" encoding="utf-8"?>
-<w:document xmlns:wpc="http://schemas.microsoft.com/office/word/2010/wordprocessingCanvas" xmlns:cx="http://schemas.microsoft.com/office/drawing/2014/chartex" xmlns:cx1="http://schemas.microsoft.com/office/drawing/2015/9/8/chartex" xmlns:cx2="http://schemas.microsoft.com/office/drawing/2015/10/21/chartex" xmlns:cx3="http://schemas.microsoft.com/office/drawing/2016/5/9/chartex" xmlns:cx4="http://schemas.microsoft.com/office/drawing/2016/5/10/chartex" xmlns:cx5="http://schemas.microsoft.com/office/drawing/2016/5/11/chartex" xmlns:cx6="http://schemas.microsoft.com/office/drawing/2016/5/12/chartex" xmlns:cx7="http://schemas.microsoft.com/office/drawing/2016/5/13/chartex" xmlns:cx8="http://schemas.microsoft.com/office/drawing/2016/5/14/chartex" xmlns:mc="http://schemas.openxmlformats.org/markup-compatibility/2006" xmlns:aink="http://schemas.microsoft.com/office/drawing/2016/ink" xmlns:am3d="http://schemas.microsoft.com/office/drawing/2017/model3d" xmlns:o="urn:schemas-microsoft-com:office:office" xmlns:r="http://schemas.openxmlformats.org/officeDocument/2006/relationships" xmlns:m="http://schemas.openxmlformats.org/officeDocument/2006/math" xmlns:v="urn:schemas-microsoft-com:vml" xmlns:wp14="http://schemas.microsoft.com/office/word/2010/wordprocessingDrawing" xmlns:wp="http://schemas.openxmlformats.org/drawingml/2006/wordprocessingDrawing" xmlns:w10="urn:schemas-microsoft-com:office:word" xmlns:w="http://schemas.openxmlformats.org/wordprocessingml/2006/main" xmlns:w14="http://schemas.microsoft.com/office/word/2010/wordml" xmlns:w15="http://schemas.microsoft.com/office/word/2012/wordml" xmlns:w16cex="http://schemas.microsoft.com/office/word/2018/wordml/cex" xmlns:w16cid="http://schemas.microsoft.com/office/word/2016/wordml/cid" xmlns:w16="http://schemas.microsoft.com/office/word/2018/wordml" xmlns:w16sdtdh="http://schemas.microsoft.com/office/word/2020/wordml/sdtdatahash" xmlns:w16se="http://schemas.microsoft.com/office/word/2015/wordml/symex" xmlns:wpg="http://schemas.microsoft.com/office/word/2010/wordprocessingGroup" xmlns:wpi="http://schemas.microsoft.com/office/word/2010/wordprocessingInk" xmlns:wne="http://schemas.microsoft.com/office/word/2006/wordml" xmlns:wps="http://schemas.microsoft.com/office/word/2010/wordprocessingShape" mc:Ignorable="w14 w15 w16se w16cid w16 w16cex w16sdtdh wp14">
+<w:document xmlns:wpc="http://schemas.microsoft.com/office/word/2010/wordprocessingCanvas" xmlns:cx="http://schemas.microsoft.com/office/drawing/2014/chartex" xmlns:cx1="http://schemas.microsoft.com/office/drawing/2015/9/8/chartex" xmlns:cx2="http://schemas.microsoft.com/office/drawing/2015/10/21/chartex" xmlns:cx3="http://schemas.microsoft.com/office/drawing/2016/5/9/chartex" xmlns:cx4="http://schemas.microsoft.com/office/drawing/2016/5/10/chartex" xmlns:cx5="http://schemas.microsoft.com/office/drawing/2016/5/11/chartex" xmlns:cx6="http://schemas.microsoft.com/office/drawing/2016/5/12/chartex" xmlns:cx7="http://schemas.microsoft.com/office/drawing/2016/5/13/chartex" xmlns:cx8="http://schemas.microsoft.com/office/drawing/2016/5/14/chartex" xmlns:mc="http://schemas.openxmlformats.org/markup-compatibility/2006" xmlns:aink="http://schemas.microsoft.com/office/drawing/2016/ink" xmlns:am3d="http://schemas.microsoft.com/office/drawing/2017/model3d" xmlns:o="urn:schemas-microsoft-com:office:office" xmlns:oel="http://schemas.microsoft.com/office/2019/extlst" xmlns:r="http://schemas.openxmlformats.org/officeDocument/2006/relationships" xmlns:m="http://schemas.openxmlformats.org/officeDocument/2006/math" xmlns:v="urn:schemas-microsoft-com:vml" xmlns:wp14="http://schemas.microsoft.com/office/word/2010/wordprocessingDrawing" xmlns:wp="http://schemas.openxmlformats.org/drawingml/2006/wordprocessingDrawing" xmlns:w10="urn:schemas-microsoft-com:office:word" xmlns:w="http://schemas.openxmlformats.org/wordprocessingml/2006/main" xmlns:w14="http://schemas.microsoft.com/office/word/2010/wordml" xmlns:w15="http://schemas.microsoft.com/office/word/2012/wordml" xmlns:w16cex="http://schemas.microsoft.com/office/word/2018/wordml/cex" xmlns:w16cid="http://schemas.microsoft.com/office/word/2016/wordml/cid" xmlns:w16="http://schemas.microsoft.com/office/word/2018/wordml" xmlns:w16du="http://schemas.microsoft.com/office/word/2023/wordml/word16du" xmlns:w16sdtdh="http://schemas.microsoft.com/office/word/2020/wordml/sdtdatahash" xmlns:w16sdtfl="http://schemas.microsoft.com/office/word/2024/wordml/sdtformatlock" xmlns:w16se="http://schemas.microsoft.com/office/word/2015/wordml/symex" xmlns:wpg="http://schemas.microsoft.com/office/word/2010/wordprocessingGroup" xmlns:wpi="http://schemas.microsoft.com/office/word/2010/wordprocessingInk" xmlns:wne="http://schemas.microsoft.com/office/word/2006/wordml" xmlns:wps="http://schemas.microsoft.com/office/word/2010/wordprocessingShape" mc:Ignorable="w14 w15 w16se w16cid w16 w16cex w16sdtdh w16sdtfl w16du wp14">
   <w:body>
     <w:p>
       <w:pPr>
@@ -21,6 +21,11 @@
     <w:p/>
     <w:p>
       <w:pPr>
+        <w:pStyle w:val="ListParagraph"/>
+        <w:numPr>
+          <w:ilvl w:val="0"/>
+          <w:numId w:val="2"/>
+        </w:numPr>
         <w:rPr>
           <w:b/>
         </w:rPr>
@@ -42,12 +47,6 @@
           <w:b/>
         </w:rPr>
         <w:t>hift cluster that you have created:</w:t>
-      </w:r>
-    </w:p>
-    <w:p/>
-    <w:p>
-      <w:r>
-        <w:t>&lt;Screenshot of the type of machine used along with number of nodes&gt;</w:t>
       </w:r>
     </w:p>
     <w:p/>
@@ -58,7 +57,44 @@
       <w:bookmarkStart w:id="1" w:name="_c86yg6xpahxn" w:colFirst="0" w:colLast="0"/>
       <w:bookmarkEnd w:id="1"/>
       <w:r>
-        <w:br w:type="page"/>
+        <w:rPr>
+          <w:noProof/>
+        </w:rPr>
+        <w:drawing>
+          <wp:inline distT="0" distB="0" distL="0" distR="0" wp14:anchorId="3278E1FD" wp14:editId="75193DF6">
+            <wp:extent cx="5943600" cy="2290445"/>
+            <wp:effectExtent l="0" t="0" r="0" b="0"/>
+            <wp:docPr id="190679667" name="Picture 1"/>
+            <wp:cNvGraphicFramePr>
+              <a:graphicFrameLocks xmlns:a="http://schemas.openxmlformats.org/drawingml/2006/main" noChangeAspect="1"/>
+            </wp:cNvGraphicFramePr>
+            <a:graphic xmlns:a="http://schemas.openxmlformats.org/drawingml/2006/main">
+              <a:graphicData uri="http://schemas.openxmlformats.org/drawingml/2006/picture">
+                <pic:pic xmlns:pic="http://schemas.openxmlformats.org/drawingml/2006/picture">
+                  <pic:nvPicPr>
+                    <pic:cNvPr id="190679667" name=""/>
+                    <pic:cNvPicPr/>
+                  </pic:nvPicPr>
+                  <pic:blipFill>
+                    <a:blip r:embed="rId7"/>
+                    <a:stretch>
+                      <a:fillRect/>
+                    </a:stretch>
+                  </pic:blipFill>
+                  <pic:spPr>
+                    <a:xfrm>
+                      <a:off x="0" y="0"/>
+                      <a:ext cx="5943600" cy="2290445"/>
+                    </a:xfrm>
+                    <a:prstGeom prst="rect">
+                      <a:avLst/>
+                    </a:prstGeom>
+                  </pic:spPr>
+                </pic:pic>
+              </a:graphicData>
+            </a:graphic>
+          </wp:inline>
+        </w:drawing>
       </w:r>
     </w:p>
     <w:p>
@@ -68,14 +104,486 @@
       <w:bookmarkStart w:id="2" w:name="_oxu59gncqjps" w:colFirst="0" w:colLast="0"/>
       <w:bookmarkEnd w:id="2"/>
       <w:r>
+        <w:t>Setting up a database in the Red</w:t>
+      </w:r>
+      <w:r>
+        <w:t>s</w:t>
+      </w:r>
+      <w:r>
+        <w:t>hift cluster and running queries to create the dimension and fact tables</w:t>
+      </w:r>
+    </w:p>
+    <w:p>
+      <w:pPr>
+        <w:rPr>
+          <w:b/>
+        </w:rPr>
+      </w:pPr>
+    </w:p>
+    <w:p>
+      <w:pPr>
+        <w:pStyle w:val="ListParagraph"/>
+        <w:numPr>
+          <w:ilvl w:val="0"/>
+          <w:numId w:val="2"/>
+        </w:numPr>
+        <w:rPr>
+          <w:b/>
+        </w:rPr>
+      </w:pPr>
+      <w:r>
+        <w:rPr>
+          <w:b/>
+        </w:rPr>
+        <w:t xml:space="preserve">Queries to create the various dimension and fact tables with appropriate primary and </w:t>
+      </w:r>
+      <w:r>
+        <w:rPr>
+          <w:b/>
+        </w:rPr>
+        <w:t>foreign</w:t>
+      </w:r>
+      <w:r>
+        <w:rPr>
+          <w:b/>
+        </w:rPr>
+        <w:t xml:space="preserve"> keys:</w:t>
+      </w:r>
+    </w:p>
+    <w:p>
+      <w:pPr>
+        <w:rPr>
+          <w:b/>
+        </w:rPr>
+      </w:pPr>
+    </w:p>
+    <w:p>
+      <w:pPr>
+        <w:rPr>
+          <w:bCs/>
+          <w:i/>
+          <w:iCs/>
+          <w:lang w:val="en-US"/>
+        </w:rPr>
+      </w:pPr>
+      <w:r>
+        <w:rPr>
+          <w:bCs/>
+          <w:i/>
+          <w:iCs/>
+        </w:rPr>
+        <w:t xml:space="preserve">Note: </w:t>
+      </w:r>
+      <w:r>
+        <w:rPr>
+          <w:bCs/>
+          <w:i/>
+          <w:iCs/>
+          <w:lang w:val="en-US"/>
+        </w:rPr>
+        <w:t>The dimension tables were created with appropriate primary keys, and the fact table was designed with foreign key columns that logically reference the corresponding dimension tables. Although Amazon Redshift does not enforce referential integrity constraints, the relationships are maintained at the data modeling level.</w:t>
+      </w:r>
+    </w:p>
+    <w:p>
+      <w:pPr>
+        <w:rPr>
+          <w:b/>
+        </w:rPr>
+      </w:pPr>
+    </w:p>
+    <w:p>
+      <w:pPr>
+        <w:pStyle w:val="ListParagraph"/>
+        <w:numPr>
+          <w:ilvl w:val="0"/>
+          <w:numId w:val="1"/>
+        </w:numPr>
+        <w:rPr>
+          <w:b/>
+        </w:rPr>
+      </w:pPr>
+      <w:proofErr w:type="spellStart"/>
+      <w:r>
+        <w:rPr>
+          <w:b/>
+        </w:rPr>
+        <w:t>dim_location</w:t>
+      </w:r>
+      <w:proofErr w:type="spellEnd"/>
+    </w:p>
+    <w:p>
+      <w:pPr>
+        <w:rPr>
+          <w:bCs/>
+          <w:lang w:val="en-US"/>
+        </w:rPr>
+      </w:pPr>
+      <w:r>
+        <w:rPr>
+          <w:bCs/>
+          <w:lang w:val="en-US"/>
+        </w:rPr>
+        <w:t xml:space="preserve">CREATE TABLE </w:t>
+      </w:r>
+      <w:proofErr w:type="spellStart"/>
+      <w:r>
+        <w:rPr>
+          <w:bCs/>
+          <w:lang w:val="en-US"/>
+        </w:rPr>
+        <w:t>dim_location</w:t>
+      </w:r>
+      <w:proofErr w:type="spellEnd"/>
+      <w:r>
+        <w:rPr>
+          <w:bCs/>
+          <w:lang w:val="en-US"/>
+        </w:rPr>
+        <w:t xml:space="preserve"> (</w:t>
+      </w:r>
+    </w:p>
+    <w:p>
+      <w:pPr>
+        <w:rPr>
+          <w:bCs/>
+          <w:lang w:val="en-US"/>
+        </w:rPr>
+      </w:pPr>
+      <w:r>
+        <w:rPr>
+          <w:bCs/>
+          <w:lang w:val="en-US"/>
+        </w:rPr>
+        <w:t xml:space="preserve">    </w:t>
+      </w:r>
+      <w:proofErr w:type="spellStart"/>
+      <w:r>
+        <w:rPr>
+          <w:bCs/>
+          <w:lang w:val="en-US"/>
+        </w:rPr>
+        <w:t>location_id</w:t>
+      </w:r>
+      <w:proofErr w:type="spellEnd"/>
+      <w:r>
+        <w:rPr>
+          <w:bCs/>
+          <w:lang w:val="en-US"/>
+        </w:rPr>
+        <w:t xml:space="preserve"> INT PRIMARY KEY,</w:t>
+      </w:r>
+    </w:p>
+    <w:p>
+      <w:pPr>
+        <w:rPr>
+          <w:bCs/>
+          <w:lang w:val="en-US"/>
+        </w:rPr>
+      </w:pPr>
+      <w:r>
+        <w:rPr>
+          <w:bCs/>
+          <w:lang w:val="en-US"/>
+        </w:rPr>
+        <w:t xml:space="preserve">    location </w:t>
+      </w:r>
+      <w:proofErr w:type="gramStart"/>
+      <w:r>
+        <w:rPr>
+          <w:bCs/>
+          <w:lang w:val="en-US"/>
+        </w:rPr>
+        <w:t>VARCHAR(</w:t>
+      </w:r>
+      <w:proofErr w:type="gramEnd"/>
+      <w:r>
+        <w:rPr>
+          <w:bCs/>
+          <w:lang w:val="en-US"/>
+        </w:rPr>
+        <w:t>50),</w:t>
+      </w:r>
+    </w:p>
+    <w:p>
+      <w:pPr>
+        <w:rPr>
+          <w:bCs/>
+          <w:lang w:val="en-US"/>
+        </w:rPr>
+      </w:pPr>
+      <w:r>
+        <w:rPr>
+          <w:bCs/>
+          <w:lang w:val="en-US"/>
+        </w:rPr>
+        <w:t xml:space="preserve">    </w:t>
+      </w:r>
+      <w:proofErr w:type="spellStart"/>
+      <w:r>
+        <w:rPr>
+          <w:bCs/>
+          <w:lang w:val="en-US"/>
+        </w:rPr>
+        <w:t>streetname</w:t>
+      </w:r>
+      <w:proofErr w:type="spellEnd"/>
+      <w:r>
+        <w:rPr>
+          <w:bCs/>
+          <w:lang w:val="en-US"/>
+        </w:rPr>
+        <w:t xml:space="preserve"> </w:t>
+      </w:r>
+      <w:proofErr w:type="gramStart"/>
+      <w:r>
+        <w:rPr>
+          <w:bCs/>
+          <w:lang w:val="en-US"/>
+        </w:rPr>
+        <w:t>VARCHAR(</w:t>
+      </w:r>
+      <w:proofErr w:type="gramEnd"/>
+      <w:r>
+        <w:rPr>
+          <w:bCs/>
+          <w:lang w:val="en-US"/>
+        </w:rPr>
+        <w:t>255),</w:t>
+      </w:r>
+    </w:p>
+    <w:p>
+      <w:pPr>
+        <w:rPr>
+          <w:bCs/>
+          <w:lang w:val="en-US"/>
+        </w:rPr>
+      </w:pPr>
+      <w:r>
+        <w:rPr>
+          <w:bCs/>
+          <w:lang w:val="en-US"/>
+        </w:rPr>
+        <w:t xml:space="preserve">    </w:t>
+      </w:r>
+      <w:proofErr w:type="spellStart"/>
+      <w:r>
+        <w:rPr>
+          <w:bCs/>
+          <w:lang w:val="en-US"/>
+        </w:rPr>
+        <w:t>street_number</w:t>
+      </w:r>
+      <w:proofErr w:type="spellEnd"/>
+      <w:r>
+        <w:rPr>
+          <w:bCs/>
+          <w:lang w:val="en-US"/>
+        </w:rPr>
+        <w:t xml:space="preserve"> INT,</w:t>
+      </w:r>
+    </w:p>
+    <w:p>
+      <w:pPr>
+        <w:rPr>
+          <w:bCs/>
+          <w:lang w:val="en-US"/>
+        </w:rPr>
+      </w:pPr>
+      <w:r>
+        <w:rPr>
+          <w:bCs/>
+          <w:lang w:val="en-US"/>
+        </w:rPr>
+        <w:t xml:space="preserve">    </w:t>
+      </w:r>
+      <w:proofErr w:type="spellStart"/>
+      <w:r>
+        <w:rPr>
+          <w:bCs/>
+          <w:lang w:val="en-US"/>
+        </w:rPr>
+        <w:t>zipcode</w:t>
+      </w:r>
+      <w:proofErr w:type="spellEnd"/>
+      <w:r>
+        <w:rPr>
+          <w:bCs/>
+          <w:lang w:val="en-US"/>
+        </w:rPr>
+        <w:t xml:space="preserve"> INT,</w:t>
+      </w:r>
+    </w:p>
+    <w:p>
+      <w:pPr>
+        <w:rPr>
+          <w:bCs/>
+          <w:lang w:val="en-US"/>
+        </w:rPr>
+      </w:pPr>
+      <w:r>
+        <w:rPr>
+          <w:bCs/>
+          <w:lang w:val="en-US"/>
+        </w:rPr>
+        <w:t xml:space="preserve">    </w:t>
+      </w:r>
+      <w:proofErr w:type="spellStart"/>
+      <w:r>
+        <w:rPr>
+          <w:bCs/>
+          <w:lang w:val="en-US"/>
+        </w:rPr>
+        <w:t>lat</w:t>
+      </w:r>
+      <w:proofErr w:type="spellEnd"/>
+      <w:r>
+        <w:rPr>
+          <w:bCs/>
+          <w:lang w:val="en-US"/>
+        </w:rPr>
+        <w:t xml:space="preserve"> </w:t>
+      </w:r>
+      <w:proofErr w:type="gramStart"/>
+      <w:r>
+        <w:rPr>
+          <w:bCs/>
+          <w:lang w:val="en-US"/>
+        </w:rPr>
+        <w:t>DECIMAL(</w:t>
+      </w:r>
+      <w:proofErr w:type="gramEnd"/>
+      <w:r>
+        <w:rPr>
+          <w:bCs/>
+          <w:lang w:val="en-US"/>
+        </w:rPr>
+        <w:t>10,3),</w:t>
+      </w:r>
+    </w:p>
+    <w:p>
+      <w:pPr>
+        <w:rPr>
+          <w:bCs/>
+          <w:lang w:val="en-US"/>
+        </w:rPr>
+      </w:pPr>
+      <w:r>
+        <w:rPr>
+          <w:bCs/>
+          <w:lang w:val="en-US"/>
+        </w:rPr>
+        <w:t xml:space="preserve">    </w:t>
+      </w:r>
+      <w:proofErr w:type="spellStart"/>
+      <w:r>
+        <w:rPr>
+          <w:bCs/>
+          <w:lang w:val="en-US"/>
+        </w:rPr>
+        <w:t>lon</w:t>
+      </w:r>
+      <w:proofErr w:type="spellEnd"/>
+      <w:r>
+        <w:rPr>
+          <w:bCs/>
+          <w:lang w:val="en-US"/>
+        </w:rPr>
+        <w:t xml:space="preserve"> </w:t>
+      </w:r>
+      <w:proofErr w:type="gramStart"/>
+      <w:r>
+        <w:rPr>
+          <w:bCs/>
+          <w:lang w:val="en-US"/>
+        </w:rPr>
+        <w:t>DECIMAL(</w:t>
+      </w:r>
+      <w:proofErr w:type="gramEnd"/>
+      <w:r>
+        <w:rPr>
+          <w:bCs/>
+          <w:lang w:val="en-US"/>
+        </w:rPr>
+        <w:t>10,3)</w:t>
+      </w:r>
+    </w:p>
+    <w:p>
+      <w:pPr>
+        <w:rPr>
+          <w:bCs/>
+          <w:lang w:val="en-US"/>
+        </w:rPr>
+      </w:pPr>
+      <w:proofErr w:type="gramStart"/>
+      <w:r>
+        <w:rPr>
+          <w:bCs/>
+          <w:lang w:val="en-US"/>
+        </w:rPr>
+        <w:t>);</w:t>
+      </w:r>
+      <w:proofErr w:type="gramEnd"/>
+    </w:p>
+    <w:p>
+      <w:pPr>
+        <w:rPr>
+          <w:b/>
+        </w:rPr>
+      </w:pPr>
+    </w:p>
+    <w:p>
+      <w:pPr>
+        <w:rPr>
+          <w:b/>
+        </w:rPr>
+      </w:pPr>
+    </w:p>
+    <w:p>
+      <w:pPr>
+        <w:rPr>
+          <w:b/>
+        </w:rPr>
+      </w:pPr>
+      <w:r>
+        <w:rPr>
+          <w:noProof/>
+        </w:rPr>
         <w:lastRenderedPageBreak/>
-        <w:t>Setting up a database in the Red</w:t>
-      </w:r>
-      <w:r>
-        <w:t>s</w:t>
-      </w:r>
-      <w:r>
-        <w:t>hift cluster and running queries to create the dimension and fact tables</w:t>
+        <w:drawing>
+          <wp:inline distT="0" distB="0" distL="0" distR="0" wp14:anchorId="36D558EA" wp14:editId="31C0CB8C">
+            <wp:extent cx="2629128" cy="2309060"/>
+            <wp:effectExtent l="0" t="0" r="0" b="0"/>
+            <wp:docPr id="149462994" name="Picture 1"/>
+            <wp:cNvGraphicFramePr>
+              <a:graphicFrameLocks xmlns:a="http://schemas.openxmlformats.org/drawingml/2006/main" noChangeAspect="1"/>
+            </wp:cNvGraphicFramePr>
+            <a:graphic xmlns:a="http://schemas.openxmlformats.org/drawingml/2006/main">
+              <a:graphicData uri="http://schemas.openxmlformats.org/drawingml/2006/picture">
+                <pic:pic xmlns:pic="http://schemas.openxmlformats.org/drawingml/2006/picture">
+                  <pic:nvPicPr>
+                    <pic:cNvPr id="149462994" name=""/>
+                    <pic:cNvPicPr/>
+                  </pic:nvPicPr>
+                  <pic:blipFill>
+                    <a:blip r:embed="rId8"/>
+                    <a:stretch>
+                      <a:fillRect/>
+                    </a:stretch>
+                  </pic:blipFill>
+                  <pic:spPr>
+                    <a:xfrm>
+                      <a:off x="0" y="0"/>
+                      <a:ext cx="2629128" cy="2309060"/>
+                    </a:xfrm>
+                    <a:prstGeom prst="rect">
+                      <a:avLst/>
+                    </a:prstGeom>
+                  </pic:spPr>
+                </pic:pic>
+              </a:graphicData>
+            </a:graphic>
+          </wp:inline>
+        </w:drawing>
       </w:r>
     </w:p>
     <w:p>
@@ -91,24 +599,237 @@
           <w:b/>
         </w:rPr>
       </w:pPr>
-      <w:r>
+    </w:p>
+    <w:p>
+      <w:pPr>
+        <w:pStyle w:val="ListParagraph"/>
+        <w:numPr>
+          <w:ilvl w:val="0"/>
+          <w:numId w:val="1"/>
+        </w:numPr>
         <w:rPr>
           <w:b/>
         </w:rPr>
-        <w:t xml:space="preserve">Queries to create the various dimension and fact tables with appropriate primary and </w:t>
-      </w:r>
+      </w:pPr>
+      <w:proofErr w:type="spellStart"/>
       <w:r>
         <w:rPr>
           <w:b/>
         </w:rPr>
-        <w:t>foreign</w:t>
-      </w:r>
-      <w:r>
+        <w:t>dim_atm</w:t>
+      </w:r>
+      <w:proofErr w:type="spellEnd"/>
+    </w:p>
+    <w:p>
+      <w:pPr>
+        <w:rPr>
+          <w:bCs/>
+          <w:lang w:val="en-US"/>
+        </w:rPr>
+      </w:pPr>
+      <w:r>
+        <w:rPr>
+          <w:bCs/>
+          <w:lang w:val="en-US"/>
+        </w:rPr>
+        <w:t xml:space="preserve">CREATE TABLE </w:t>
+      </w:r>
+      <w:proofErr w:type="spellStart"/>
+      <w:r>
+        <w:rPr>
+          <w:bCs/>
+          <w:lang w:val="en-US"/>
+        </w:rPr>
+        <w:t>dim_atm</w:t>
+      </w:r>
+      <w:proofErr w:type="spellEnd"/>
+      <w:r>
+        <w:rPr>
+          <w:bCs/>
+          <w:lang w:val="en-US"/>
+        </w:rPr>
+        <w:t xml:space="preserve"> (</w:t>
+      </w:r>
+    </w:p>
+    <w:p>
+      <w:pPr>
+        <w:rPr>
+          <w:bCs/>
+          <w:lang w:val="en-US"/>
+        </w:rPr>
+      </w:pPr>
+      <w:r>
+        <w:rPr>
+          <w:bCs/>
+          <w:lang w:val="en-US"/>
+        </w:rPr>
+        <w:t xml:space="preserve">    </w:t>
+      </w:r>
+      <w:proofErr w:type="spellStart"/>
+      <w:r>
+        <w:rPr>
+          <w:bCs/>
+          <w:lang w:val="en-US"/>
+        </w:rPr>
+        <w:t>atm_id</w:t>
+      </w:r>
+      <w:proofErr w:type="spellEnd"/>
+      <w:r>
+        <w:rPr>
+          <w:bCs/>
+          <w:lang w:val="en-US"/>
+        </w:rPr>
+        <w:t xml:space="preserve"> INT PRIMARY KEY,</w:t>
+      </w:r>
+    </w:p>
+    <w:p>
+      <w:pPr>
+        <w:rPr>
+          <w:bCs/>
+          <w:lang w:val="en-US"/>
+        </w:rPr>
+      </w:pPr>
+      <w:r>
+        <w:rPr>
+          <w:bCs/>
+          <w:lang w:val="en-US"/>
+        </w:rPr>
+        <w:t xml:space="preserve">    </w:t>
+      </w:r>
+      <w:proofErr w:type="spellStart"/>
+      <w:r>
+        <w:rPr>
+          <w:bCs/>
+          <w:lang w:val="en-US"/>
+        </w:rPr>
+        <w:t>atm_number</w:t>
+      </w:r>
+      <w:proofErr w:type="spellEnd"/>
+      <w:r>
+        <w:rPr>
+          <w:bCs/>
+          <w:lang w:val="en-US"/>
+        </w:rPr>
+        <w:t xml:space="preserve"> </w:t>
+      </w:r>
+      <w:proofErr w:type="gramStart"/>
+      <w:r>
+        <w:rPr>
+          <w:bCs/>
+          <w:lang w:val="en-US"/>
+        </w:rPr>
+        <w:t>VARCHAR(</w:t>
+      </w:r>
+      <w:proofErr w:type="gramEnd"/>
+      <w:r>
+        <w:rPr>
+          <w:bCs/>
+          <w:lang w:val="en-US"/>
+        </w:rPr>
+        <w:t>20),</w:t>
+      </w:r>
+    </w:p>
+    <w:p>
+      <w:pPr>
+        <w:rPr>
+          <w:bCs/>
+          <w:lang w:val="en-US"/>
+        </w:rPr>
+      </w:pPr>
+      <w:r>
+        <w:rPr>
+          <w:bCs/>
+          <w:lang w:val="en-US"/>
+        </w:rPr>
+        <w:t xml:space="preserve">    </w:t>
+      </w:r>
+      <w:proofErr w:type="spellStart"/>
+      <w:r>
+        <w:rPr>
+          <w:bCs/>
+          <w:lang w:val="en-US"/>
+        </w:rPr>
+        <w:t>atm_manufacturer</w:t>
+      </w:r>
+      <w:proofErr w:type="spellEnd"/>
+      <w:r>
+        <w:rPr>
+          <w:bCs/>
+          <w:lang w:val="en-US"/>
+        </w:rPr>
+        <w:t xml:space="preserve"> </w:t>
+      </w:r>
+      <w:proofErr w:type="gramStart"/>
+      <w:r>
+        <w:rPr>
+          <w:bCs/>
+          <w:lang w:val="en-US"/>
+        </w:rPr>
+        <w:t>VARCHAR(</w:t>
+      </w:r>
+      <w:proofErr w:type="gramEnd"/>
+      <w:r>
+        <w:rPr>
+          <w:bCs/>
+          <w:lang w:val="en-US"/>
+        </w:rPr>
+        <w:t>50),</w:t>
+      </w:r>
+    </w:p>
+    <w:p>
+      <w:pPr>
+        <w:rPr>
+          <w:bCs/>
+          <w:lang w:val="en-US"/>
+        </w:rPr>
+      </w:pPr>
+      <w:r>
+        <w:rPr>
+          <w:bCs/>
+          <w:lang w:val="en-US"/>
+        </w:rPr>
+        <w:t xml:space="preserve">    </w:t>
+      </w:r>
+      <w:proofErr w:type="spellStart"/>
+      <w:r>
+        <w:rPr>
+          <w:bCs/>
+          <w:lang w:val="en-US"/>
+        </w:rPr>
+        <w:t>atm_location_id</w:t>
+      </w:r>
+      <w:proofErr w:type="spellEnd"/>
+      <w:r>
+        <w:rPr>
+          <w:bCs/>
+          <w:lang w:val="en-US"/>
+        </w:rPr>
+        <w:t xml:space="preserve"> INT</w:t>
+      </w:r>
+    </w:p>
+    <w:p>
+      <w:pPr>
+        <w:rPr>
+          <w:bCs/>
+          <w:lang w:val="en-US"/>
+        </w:rPr>
+      </w:pPr>
+      <w:proofErr w:type="gramStart"/>
+      <w:r>
+        <w:rPr>
+          <w:bCs/>
+          <w:lang w:val="en-US"/>
+        </w:rPr>
+        <w:t>);</w:t>
+      </w:r>
+      <w:proofErr w:type="gramEnd"/>
+    </w:p>
+    <w:p>
+      <w:pPr>
         <w:rPr>
           <w:b/>
         </w:rPr>
-        <w:t xml:space="preserve"> keys:</w:t>
-      </w:r>
+      </w:pPr>
     </w:p>
     <w:p>
       <w:pPr>
@@ -116,10 +837,45 @@
           <w:b/>
         </w:rPr>
       </w:pPr>
-    </w:p>
-    <w:p>
-      <w:r>
-        <w:t>&lt;Queries&gt;</w:t>
+      <w:r>
+        <w:rPr>
+          <w:noProof/>
+        </w:rPr>
+        <w:drawing>
+          <wp:inline distT="0" distB="0" distL="0" distR="0" wp14:anchorId="591357AD" wp14:editId="56176C07">
+            <wp:extent cx="2491956" cy="1920406"/>
+            <wp:effectExtent l="0" t="0" r="3810" b="3810"/>
+            <wp:docPr id="1989230468" name="Picture 1"/>
+            <wp:cNvGraphicFramePr>
+              <a:graphicFrameLocks xmlns:a="http://schemas.openxmlformats.org/drawingml/2006/main" noChangeAspect="1"/>
+            </wp:cNvGraphicFramePr>
+            <a:graphic xmlns:a="http://schemas.openxmlformats.org/drawingml/2006/main">
+              <a:graphicData uri="http://schemas.openxmlformats.org/drawingml/2006/picture">
+                <pic:pic xmlns:pic="http://schemas.openxmlformats.org/drawingml/2006/picture">
+                  <pic:nvPicPr>
+                    <pic:cNvPr id="1989230468" name=""/>
+                    <pic:cNvPicPr/>
+                  </pic:nvPicPr>
+                  <pic:blipFill>
+                    <a:blip r:embed="rId9"/>
+                    <a:stretch>
+                      <a:fillRect/>
+                    </a:stretch>
+                  </pic:blipFill>
+                  <pic:spPr>
+                    <a:xfrm>
+                      <a:off x="0" y="0"/>
+                      <a:ext cx="2491956" cy="1920406"/>
+                    </a:xfrm>
+                    <a:prstGeom prst="rect">
+                      <a:avLst/>
+                    </a:prstGeom>
+                  </pic:spPr>
+                </pic:pic>
+              </a:graphicData>
+            </a:graphic>
+          </wp:inline>
+        </w:drawing>
       </w:r>
     </w:p>
     <w:p>
@@ -128,6 +884,1218 @@
           <w:b/>
         </w:rPr>
       </w:pPr>
+    </w:p>
+    <w:p>
+      <w:pPr>
+        <w:rPr>
+          <w:b/>
+        </w:rPr>
+      </w:pPr>
+    </w:p>
+    <w:p>
+      <w:pPr>
+        <w:pStyle w:val="ListParagraph"/>
+        <w:numPr>
+          <w:ilvl w:val="0"/>
+          <w:numId w:val="1"/>
+        </w:numPr>
+        <w:rPr>
+          <w:b/>
+        </w:rPr>
+      </w:pPr>
+      <w:proofErr w:type="spellStart"/>
+      <w:r>
+        <w:rPr>
+          <w:b/>
+        </w:rPr>
+        <w:t>dim_date</w:t>
+      </w:r>
+      <w:proofErr w:type="spellEnd"/>
+    </w:p>
+    <w:p>
+      <w:pPr>
+        <w:rPr>
+          <w:bCs/>
+          <w:lang w:val="en-US"/>
+        </w:rPr>
+      </w:pPr>
+      <w:r>
+        <w:rPr>
+          <w:bCs/>
+          <w:lang w:val="en-US"/>
+        </w:rPr>
+        <w:t xml:space="preserve">CREATE TABLE </w:t>
+      </w:r>
+      <w:proofErr w:type="spellStart"/>
+      <w:r>
+        <w:rPr>
+          <w:bCs/>
+          <w:lang w:val="en-US"/>
+        </w:rPr>
+        <w:t>dim_date</w:t>
+      </w:r>
+      <w:proofErr w:type="spellEnd"/>
+      <w:r>
+        <w:rPr>
+          <w:bCs/>
+          <w:lang w:val="en-US"/>
+        </w:rPr>
+        <w:t xml:space="preserve"> (</w:t>
+      </w:r>
+    </w:p>
+    <w:p>
+      <w:pPr>
+        <w:rPr>
+          <w:bCs/>
+          <w:lang w:val="en-US"/>
+        </w:rPr>
+      </w:pPr>
+      <w:r>
+        <w:rPr>
+          <w:bCs/>
+          <w:lang w:val="en-US"/>
+        </w:rPr>
+        <w:t xml:space="preserve">    </w:t>
+      </w:r>
+      <w:proofErr w:type="spellStart"/>
+      <w:r>
+        <w:rPr>
+          <w:bCs/>
+          <w:lang w:val="en-US"/>
+        </w:rPr>
+        <w:t>date_id</w:t>
+      </w:r>
+      <w:proofErr w:type="spellEnd"/>
+      <w:r>
+        <w:rPr>
+          <w:bCs/>
+          <w:lang w:val="en-US"/>
+        </w:rPr>
+        <w:t xml:space="preserve"> INT PRIMARY KEY,</w:t>
+      </w:r>
+    </w:p>
+    <w:p>
+      <w:pPr>
+        <w:rPr>
+          <w:bCs/>
+          <w:lang w:val="en-US"/>
+        </w:rPr>
+      </w:pPr>
+      <w:r>
+        <w:rPr>
+          <w:bCs/>
+          <w:lang w:val="en-US"/>
+        </w:rPr>
+        <w:t xml:space="preserve">    </w:t>
+      </w:r>
+      <w:proofErr w:type="spellStart"/>
+      <w:r>
+        <w:rPr>
+          <w:bCs/>
+          <w:lang w:val="en-US"/>
+        </w:rPr>
+        <w:t>full_date_time</w:t>
+      </w:r>
+      <w:proofErr w:type="spellEnd"/>
+      <w:r>
+        <w:rPr>
+          <w:bCs/>
+          <w:lang w:val="en-US"/>
+        </w:rPr>
+        <w:t xml:space="preserve"> TIMESTAMP,</w:t>
+      </w:r>
+    </w:p>
+    <w:p>
+      <w:pPr>
+        <w:rPr>
+          <w:bCs/>
+          <w:lang w:val="en-US"/>
+        </w:rPr>
+      </w:pPr>
+      <w:r>
+        <w:rPr>
+          <w:bCs/>
+          <w:lang w:val="en-US"/>
+        </w:rPr>
+        <w:t>    year INT,</w:t>
+      </w:r>
+    </w:p>
+    <w:p>
+      <w:pPr>
+        <w:rPr>
+          <w:bCs/>
+          <w:lang w:val="en-US"/>
+        </w:rPr>
+      </w:pPr>
+      <w:r>
+        <w:rPr>
+          <w:bCs/>
+          <w:lang w:val="en-US"/>
+        </w:rPr>
+        <w:t xml:space="preserve">    month </w:t>
+      </w:r>
+      <w:proofErr w:type="gramStart"/>
+      <w:r>
+        <w:rPr>
+          <w:bCs/>
+          <w:lang w:val="en-US"/>
+        </w:rPr>
+        <w:t>VARCHAR(</w:t>
+      </w:r>
+      <w:proofErr w:type="gramEnd"/>
+      <w:r>
+        <w:rPr>
+          <w:bCs/>
+          <w:lang w:val="en-US"/>
+        </w:rPr>
+        <w:t>20),</w:t>
+      </w:r>
+    </w:p>
+    <w:p>
+      <w:pPr>
+        <w:rPr>
+          <w:bCs/>
+          <w:lang w:val="en-US"/>
+        </w:rPr>
+      </w:pPr>
+      <w:r>
+        <w:rPr>
+          <w:bCs/>
+          <w:lang w:val="en-US"/>
+        </w:rPr>
+        <w:t>    day INT,</w:t>
+      </w:r>
+    </w:p>
+    <w:p>
+      <w:pPr>
+        <w:rPr>
+          <w:bCs/>
+          <w:lang w:val="en-US"/>
+        </w:rPr>
+      </w:pPr>
+      <w:r>
+        <w:rPr>
+          <w:bCs/>
+          <w:lang w:val="en-US"/>
+        </w:rPr>
+        <w:t>    hour INT,</w:t>
+      </w:r>
+    </w:p>
+    <w:p>
+      <w:pPr>
+        <w:rPr>
+          <w:bCs/>
+          <w:lang w:val="en-US"/>
+        </w:rPr>
+      </w:pPr>
+      <w:r>
+        <w:rPr>
+          <w:bCs/>
+          <w:lang w:val="en-US"/>
+        </w:rPr>
+        <w:t xml:space="preserve">    weekday </w:t>
+      </w:r>
+      <w:proofErr w:type="gramStart"/>
+      <w:r>
+        <w:rPr>
+          <w:bCs/>
+          <w:lang w:val="en-US"/>
+        </w:rPr>
+        <w:t>VARCHAR(</w:t>
+      </w:r>
+      <w:proofErr w:type="gramEnd"/>
+      <w:r>
+        <w:rPr>
+          <w:bCs/>
+          <w:lang w:val="en-US"/>
+        </w:rPr>
+        <w:t>20)</w:t>
+      </w:r>
+    </w:p>
+    <w:p>
+      <w:pPr>
+        <w:rPr>
+          <w:bCs/>
+          <w:lang w:val="en-US"/>
+        </w:rPr>
+      </w:pPr>
+      <w:proofErr w:type="gramStart"/>
+      <w:r>
+        <w:rPr>
+          <w:bCs/>
+          <w:lang w:val="en-US"/>
+        </w:rPr>
+        <w:lastRenderedPageBreak/>
+        <w:t>);</w:t>
+      </w:r>
+      <w:proofErr w:type="gramEnd"/>
+    </w:p>
+    <w:p>
+      <w:pPr>
+        <w:rPr>
+          <w:b/>
+        </w:rPr>
+      </w:pPr>
+    </w:p>
+    <w:p>
+      <w:pPr>
+        <w:rPr>
+          <w:b/>
+        </w:rPr>
+      </w:pPr>
+      <w:r>
+        <w:rPr>
+          <w:noProof/>
+        </w:rPr>
+        <w:drawing>
+          <wp:inline distT="0" distB="0" distL="0" distR="0" wp14:anchorId="0CC5CCC2" wp14:editId="1B4CF4D6">
+            <wp:extent cx="2133785" cy="2248095"/>
+            <wp:effectExtent l="0" t="0" r="0" b="0"/>
+            <wp:docPr id="2017279791" name="Picture 1"/>
+            <wp:cNvGraphicFramePr>
+              <a:graphicFrameLocks xmlns:a="http://schemas.openxmlformats.org/drawingml/2006/main" noChangeAspect="1"/>
+            </wp:cNvGraphicFramePr>
+            <a:graphic xmlns:a="http://schemas.openxmlformats.org/drawingml/2006/main">
+              <a:graphicData uri="http://schemas.openxmlformats.org/drawingml/2006/picture">
+                <pic:pic xmlns:pic="http://schemas.openxmlformats.org/drawingml/2006/picture">
+                  <pic:nvPicPr>
+                    <pic:cNvPr id="2017279791" name=""/>
+                    <pic:cNvPicPr/>
+                  </pic:nvPicPr>
+                  <pic:blipFill>
+                    <a:blip r:embed="rId10"/>
+                    <a:stretch>
+                      <a:fillRect/>
+                    </a:stretch>
+                  </pic:blipFill>
+                  <pic:spPr>
+                    <a:xfrm>
+                      <a:off x="0" y="0"/>
+                      <a:ext cx="2133785" cy="2248095"/>
+                    </a:xfrm>
+                    <a:prstGeom prst="rect">
+                      <a:avLst/>
+                    </a:prstGeom>
+                  </pic:spPr>
+                </pic:pic>
+              </a:graphicData>
+            </a:graphic>
+          </wp:inline>
+        </w:drawing>
+      </w:r>
+    </w:p>
+    <w:p>
+      <w:pPr>
+        <w:rPr>
+          <w:b/>
+        </w:rPr>
+      </w:pPr>
+    </w:p>
+    <w:p>
+      <w:pPr>
+        <w:pStyle w:val="ListParagraph"/>
+        <w:numPr>
+          <w:ilvl w:val="0"/>
+          <w:numId w:val="1"/>
+        </w:numPr>
+        <w:rPr>
+          <w:b/>
+        </w:rPr>
+      </w:pPr>
+      <w:proofErr w:type="spellStart"/>
+      <w:r>
+        <w:rPr>
+          <w:b/>
+        </w:rPr>
+        <w:t>dim_card_type</w:t>
+      </w:r>
+      <w:proofErr w:type="spellEnd"/>
+    </w:p>
+    <w:p>
+      <w:pPr>
+        <w:rPr>
+          <w:bCs/>
+          <w:lang w:val="en-US"/>
+        </w:rPr>
+      </w:pPr>
+      <w:r>
+        <w:rPr>
+          <w:bCs/>
+          <w:lang w:val="en-US"/>
+        </w:rPr>
+        <w:t xml:space="preserve">CREATE TABLE </w:t>
+      </w:r>
+      <w:proofErr w:type="spellStart"/>
+      <w:r>
+        <w:rPr>
+          <w:bCs/>
+          <w:lang w:val="en-US"/>
+        </w:rPr>
+        <w:t>dim_card_type</w:t>
+      </w:r>
+      <w:proofErr w:type="spellEnd"/>
+      <w:r>
+        <w:rPr>
+          <w:bCs/>
+          <w:lang w:val="en-US"/>
+        </w:rPr>
+        <w:t xml:space="preserve"> (</w:t>
+      </w:r>
+    </w:p>
+    <w:p>
+      <w:pPr>
+        <w:rPr>
+          <w:bCs/>
+          <w:lang w:val="en-US"/>
+        </w:rPr>
+      </w:pPr>
+      <w:r>
+        <w:rPr>
+          <w:bCs/>
+          <w:lang w:val="en-US"/>
+        </w:rPr>
+        <w:t xml:space="preserve">    </w:t>
+      </w:r>
+      <w:proofErr w:type="spellStart"/>
+      <w:r>
+        <w:rPr>
+          <w:bCs/>
+          <w:lang w:val="en-US"/>
+        </w:rPr>
+        <w:t>card_type_id</w:t>
+      </w:r>
+      <w:proofErr w:type="spellEnd"/>
+      <w:r>
+        <w:rPr>
+          <w:bCs/>
+          <w:lang w:val="en-US"/>
+        </w:rPr>
+        <w:t xml:space="preserve"> INT PRIMARY KEY,</w:t>
+      </w:r>
+    </w:p>
+    <w:p>
+      <w:pPr>
+        <w:rPr>
+          <w:bCs/>
+          <w:lang w:val="en-US"/>
+        </w:rPr>
+      </w:pPr>
+      <w:r>
+        <w:rPr>
+          <w:bCs/>
+          <w:lang w:val="en-US"/>
+        </w:rPr>
+        <w:t xml:space="preserve">    </w:t>
+      </w:r>
+      <w:proofErr w:type="spellStart"/>
+      <w:r>
+        <w:rPr>
+          <w:bCs/>
+          <w:lang w:val="en-US"/>
+        </w:rPr>
+        <w:t>card_type</w:t>
+      </w:r>
+      <w:proofErr w:type="spellEnd"/>
+      <w:r>
+        <w:rPr>
+          <w:bCs/>
+          <w:lang w:val="en-US"/>
+        </w:rPr>
+        <w:t xml:space="preserve"> </w:t>
+      </w:r>
+      <w:proofErr w:type="gramStart"/>
+      <w:r>
+        <w:rPr>
+          <w:bCs/>
+          <w:lang w:val="en-US"/>
+        </w:rPr>
+        <w:t>VARCHAR(</w:t>
+      </w:r>
+      <w:proofErr w:type="gramEnd"/>
+      <w:r>
+        <w:rPr>
+          <w:bCs/>
+          <w:lang w:val="en-US"/>
+        </w:rPr>
+        <w:t>30)</w:t>
+      </w:r>
+    </w:p>
+    <w:p>
+      <w:pPr>
+        <w:rPr>
+          <w:bCs/>
+          <w:lang w:val="en-US"/>
+        </w:rPr>
+      </w:pPr>
+      <w:proofErr w:type="gramStart"/>
+      <w:r>
+        <w:rPr>
+          <w:bCs/>
+          <w:lang w:val="en-US"/>
+        </w:rPr>
+        <w:t>);</w:t>
+      </w:r>
+      <w:proofErr w:type="gramEnd"/>
+    </w:p>
+    <w:p>
+      <w:pPr>
+        <w:rPr>
+          <w:b/>
+        </w:rPr>
+      </w:pPr>
+    </w:p>
+    <w:p>
+      <w:pPr>
+        <w:rPr>
+          <w:b/>
+        </w:rPr>
+      </w:pPr>
+      <w:r>
+        <w:rPr>
+          <w:noProof/>
+        </w:rPr>
+        <w:drawing>
+          <wp:inline distT="0" distB="0" distL="0" distR="0" wp14:anchorId="45D13558" wp14:editId="05F85DB2">
+            <wp:extent cx="2202371" cy="1539373"/>
+            <wp:effectExtent l="0" t="0" r="7620" b="3810"/>
+            <wp:docPr id="1409336243" name="Picture 1"/>
+            <wp:cNvGraphicFramePr>
+              <a:graphicFrameLocks xmlns:a="http://schemas.openxmlformats.org/drawingml/2006/main" noChangeAspect="1"/>
+            </wp:cNvGraphicFramePr>
+            <a:graphic xmlns:a="http://schemas.openxmlformats.org/drawingml/2006/main">
+              <a:graphicData uri="http://schemas.openxmlformats.org/drawingml/2006/picture">
+                <pic:pic xmlns:pic="http://schemas.openxmlformats.org/drawingml/2006/picture">
+                  <pic:nvPicPr>
+                    <pic:cNvPr id="1409336243" name=""/>
+                    <pic:cNvPicPr/>
+                  </pic:nvPicPr>
+                  <pic:blipFill>
+                    <a:blip r:embed="rId11"/>
+                    <a:stretch>
+                      <a:fillRect/>
+                    </a:stretch>
+                  </pic:blipFill>
+                  <pic:spPr>
+                    <a:xfrm>
+                      <a:off x="0" y="0"/>
+                      <a:ext cx="2202371" cy="1539373"/>
+                    </a:xfrm>
+                    <a:prstGeom prst="rect">
+                      <a:avLst/>
+                    </a:prstGeom>
+                  </pic:spPr>
+                </pic:pic>
+              </a:graphicData>
+            </a:graphic>
+          </wp:inline>
+        </w:drawing>
+      </w:r>
+    </w:p>
+    <w:p>
+      <w:pPr>
+        <w:rPr>
+          <w:bCs/>
+        </w:rPr>
+      </w:pPr>
+    </w:p>
+    <w:p>
+      <w:pPr>
+        <w:pStyle w:val="ListParagraph"/>
+        <w:numPr>
+          <w:ilvl w:val="0"/>
+          <w:numId w:val="1"/>
+        </w:numPr>
+        <w:rPr>
+          <w:b/>
+        </w:rPr>
+      </w:pPr>
+      <w:proofErr w:type="spellStart"/>
+      <w:r>
+        <w:rPr>
+          <w:b/>
+        </w:rPr>
+        <w:t>fact_atm_trans</w:t>
+      </w:r>
+      <w:proofErr w:type="spellEnd"/>
+    </w:p>
+    <w:p>
+      <w:pPr>
+        <w:rPr>
+          <w:bCs/>
+          <w:lang w:val="en-US"/>
+        </w:rPr>
+      </w:pPr>
+      <w:r>
+        <w:rPr>
+          <w:bCs/>
+          <w:lang w:val="en-US"/>
+        </w:rPr>
+        <w:t xml:space="preserve">CREATE TABLE </w:t>
+      </w:r>
+      <w:proofErr w:type="spellStart"/>
+      <w:r>
+        <w:rPr>
+          <w:bCs/>
+          <w:lang w:val="en-US"/>
+        </w:rPr>
+        <w:t>fact_atm_trans</w:t>
+      </w:r>
+      <w:proofErr w:type="spellEnd"/>
+      <w:r>
+        <w:rPr>
+          <w:bCs/>
+          <w:lang w:val="en-US"/>
+        </w:rPr>
+        <w:t xml:space="preserve"> (</w:t>
+      </w:r>
+    </w:p>
+    <w:p>
+      <w:pPr>
+        <w:rPr>
+          <w:bCs/>
+          <w:lang w:val="en-US"/>
+        </w:rPr>
+      </w:pPr>
+      <w:r>
+        <w:rPr>
+          <w:bCs/>
+          <w:lang w:val="en-US"/>
+        </w:rPr>
+        <w:t xml:space="preserve">    </w:t>
+      </w:r>
+      <w:proofErr w:type="spellStart"/>
+      <w:r>
+        <w:rPr>
+          <w:bCs/>
+          <w:lang w:val="en-US"/>
+        </w:rPr>
+        <w:t>trans_id</w:t>
+      </w:r>
+      <w:proofErr w:type="spellEnd"/>
+      <w:r>
+        <w:rPr>
+          <w:bCs/>
+          <w:lang w:val="en-US"/>
+        </w:rPr>
+        <w:t xml:space="preserve"> BIGINT PRIMARY KEY,</w:t>
+      </w:r>
+    </w:p>
+    <w:p>
+      <w:pPr>
+        <w:rPr>
+          <w:bCs/>
+          <w:lang w:val="en-US"/>
+        </w:rPr>
+      </w:pPr>
+      <w:r>
+        <w:rPr>
+          <w:bCs/>
+          <w:lang w:val="en-US"/>
+        </w:rPr>
+        <w:t xml:space="preserve">    </w:t>
+      </w:r>
+      <w:proofErr w:type="spellStart"/>
+      <w:r>
+        <w:rPr>
+          <w:bCs/>
+          <w:lang w:val="en-US"/>
+        </w:rPr>
+        <w:t>atm_id</w:t>
+      </w:r>
+      <w:proofErr w:type="spellEnd"/>
+      <w:r>
+        <w:rPr>
+          <w:bCs/>
+          <w:lang w:val="en-US"/>
+        </w:rPr>
+        <w:t xml:space="preserve"> INT,</w:t>
+      </w:r>
+    </w:p>
+    <w:p>
+      <w:pPr>
+        <w:rPr>
+          <w:bCs/>
+          <w:lang w:val="en-US"/>
+        </w:rPr>
+      </w:pPr>
+      <w:r>
+        <w:rPr>
+          <w:bCs/>
+          <w:lang w:val="en-US"/>
+        </w:rPr>
+        <w:t xml:space="preserve">    </w:t>
+      </w:r>
+      <w:proofErr w:type="spellStart"/>
+      <w:r>
+        <w:rPr>
+          <w:bCs/>
+          <w:lang w:val="en-US"/>
+        </w:rPr>
+        <w:t>weather_loc_id</w:t>
+      </w:r>
+      <w:proofErr w:type="spellEnd"/>
+      <w:r>
+        <w:rPr>
+          <w:bCs/>
+          <w:lang w:val="en-US"/>
+        </w:rPr>
+        <w:t xml:space="preserve"> INT,</w:t>
+      </w:r>
+    </w:p>
+    <w:p>
+      <w:pPr>
+        <w:rPr>
+          <w:bCs/>
+          <w:lang w:val="en-US"/>
+        </w:rPr>
+      </w:pPr>
+      <w:r>
+        <w:rPr>
+          <w:bCs/>
+          <w:lang w:val="en-US"/>
+        </w:rPr>
+        <w:t xml:space="preserve">    </w:t>
+      </w:r>
+      <w:proofErr w:type="spellStart"/>
+      <w:r>
+        <w:rPr>
+          <w:bCs/>
+          <w:lang w:val="en-US"/>
+        </w:rPr>
+        <w:t>date_id</w:t>
+      </w:r>
+      <w:proofErr w:type="spellEnd"/>
+      <w:r>
+        <w:rPr>
+          <w:bCs/>
+          <w:lang w:val="en-US"/>
+        </w:rPr>
+        <w:t xml:space="preserve"> INT,</w:t>
+      </w:r>
+    </w:p>
+    <w:p>
+      <w:pPr>
+        <w:rPr>
+          <w:bCs/>
+          <w:lang w:val="en-US"/>
+        </w:rPr>
+      </w:pPr>
+      <w:r>
+        <w:rPr>
+          <w:bCs/>
+          <w:lang w:val="en-US"/>
+        </w:rPr>
+        <w:t xml:space="preserve">    </w:t>
+      </w:r>
+      <w:proofErr w:type="spellStart"/>
+      <w:r>
+        <w:rPr>
+          <w:bCs/>
+          <w:lang w:val="en-US"/>
+        </w:rPr>
+        <w:t>card_type_id</w:t>
+      </w:r>
+      <w:proofErr w:type="spellEnd"/>
+      <w:r>
+        <w:rPr>
+          <w:bCs/>
+          <w:lang w:val="en-US"/>
+        </w:rPr>
+        <w:t xml:space="preserve"> INT,</w:t>
+      </w:r>
+    </w:p>
+    <w:p>
+      <w:pPr>
+        <w:rPr>
+          <w:bCs/>
+          <w:lang w:val="en-US"/>
+        </w:rPr>
+      </w:pPr>
+      <w:r>
+        <w:rPr>
+          <w:bCs/>
+          <w:lang w:val="en-US"/>
+        </w:rPr>
+        <w:t xml:space="preserve">    </w:t>
+      </w:r>
+      <w:proofErr w:type="spellStart"/>
+      <w:r>
+        <w:rPr>
+          <w:bCs/>
+          <w:lang w:val="en-US"/>
+        </w:rPr>
+        <w:t>atm_status</w:t>
+      </w:r>
+      <w:proofErr w:type="spellEnd"/>
+      <w:r>
+        <w:rPr>
+          <w:bCs/>
+          <w:lang w:val="en-US"/>
+        </w:rPr>
+        <w:t xml:space="preserve"> </w:t>
+      </w:r>
+      <w:proofErr w:type="gramStart"/>
+      <w:r>
+        <w:rPr>
+          <w:bCs/>
+          <w:lang w:val="en-US"/>
+        </w:rPr>
+        <w:t>VARCHAR(</w:t>
+      </w:r>
+      <w:proofErr w:type="gramEnd"/>
+      <w:r>
+        <w:rPr>
+          <w:bCs/>
+          <w:lang w:val="en-US"/>
+        </w:rPr>
+        <w:t>20),</w:t>
+      </w:r>
+    </w:p>
+    <w:p>
+      <w:pPr>
+        <w:rPr>
+          <w:bCs/>
+          <w:lang w:val="en-US"/>
+        </w:rPr>
+      </w:pPr>
+      <w:r>
+        <w:rPr>
+          <w:bCs/>
+          <w:lang w:val="en-US"/>
+        </w:rPr>
+        <w:t xml:space="preserve">    currency </w:t>
+      </w:r>
+      <w:proofErr w:type="gramStart"/>
+      <w:r>
+        <w:rPr>
+          <w:bCs/>
+          <w:lang w:val="en-US"/>
+        </w:rPr>
+        <w:t>VARCHAR(</w:t>
+      </w:r>
+      <w:proofErr w:type="gramEnd"/>
+      <w:r>
+        <w:rPr>
+          <w:bCs/>
+          <w:lang w:val="en-US"/>
+        </w:rPr>
+        <w:t>10),</w:t>
+      </w:r>
+    </w:p>
+    <w:p>
+      <w:pPr>
+        <w:rPr>
+          <w:bCs/>
+          <w:lang w:val="en-US"/>
+        </w:rPr>
+      </w:pPr>
+      <w:r>
+        <w:rPr>
+          <w:bCs/>
+          <w:lang w:val="en-US"/>
+        </w:rPr>
+        <w:t xml:space="preserve">    service </w:t>
+      </w:r>
+      <w:proofErr w:type="gramStart"/>
+      <w:r>
+        <w:rPr>
+          <w:bCs/>
+          <w:lang w:val="en-US"/>
+        </w:rPr>
+        <w:t>VARCHAR(</w:t>
+      </w:r>
+      <w:proofErr w:type="gramEnd"/>
+      <w:r>
+        <w:rPr>
+          <w:bCs/>
+          <w:lang w:val="en-US"/>
+        </w:rPr>
+        <w:t>20),</w:t>
+      </w:r>
+    </w:p>
+    <w:p>
+      <w:pPr>
+        <w:rPr>
+          <w:bCs/>
+          <w:lang w:val="en-US"/>
+        </w:rPr>
+      </w:pPr>
+      <w:r>
+        <w:rPr>
+          <w:bCs/>
+          <w:lang w:val="en-US"/>
+        </w:rPr>
+        <w:t xml:space="preserve">    </w:t>
+      </w:r>
+      <w:proofErr w:type="spellStart"/>
+      <w:r>
+        <w:rPr>
+          <w:bCs/>
+          <w:lang w:val="en-US"/>
+        </w:rPr>
+        <w:t>transaction_amount</w:t>
+      </w:r>
+      <w:proofErr w:type="spellEnd"/>
+      <w:r>
+        <w:rPr>
+          <w:bCs/>
+          <w:lang w:val="en-US"/>
+        </w:rPr>
+        <w:t xml:space="preserve"> INT,</w:t>
+      </w:r>
+    </w:p>
+    <w:p>
+      <w:pPr>
+        <w:rPr>
+          <w:bCs/>
+          <w:lang w:val="en-US"/>
+        </w:rPr>
+      </w:pPr>
+      <w:r>
+        <w:rPr>
+          <w:bCs/>
+          <w:lang w:val="en-US"/>
+        </w:rPr>
+        <w:t xml:space="preserve">    </w:t>
+      </w:r>
+      <w:proofErr w:type="spellStart"/>
+      <w:r>
+        <w:rPr>
+          <w:bCs/>
+          <w:lang w:val="en-US"/>
+        </w:rPr>
+        <w:t>message_code</w:t>
+      </w:r>
+      <w:proofErr w:type="spellEnd"/>
+      <w:r>
+        <w:rPr>
+          <w:bCs/>
+          <w:lang w:val="en-US"/>
+        </w:rPr>
+        <w:t xml:space="preserve"> </w:t>
+      </w:r>
+      <w:proofErr w:type="gramStart"/>
+      <w:r>
+        <w:rPr>
+          <w:bCs/>
+          <w:lang w:val="en-US"/>
+        </w:rPr>
+        <w:t>VARCHAR(</w:t>
+      </w:r>
+      <w:proofErr w:type="gramEnd"/>
+      <w:r>
+        <w:rPr>
+          <w:bCs/>
+          <w:lang w:val="en-US"/>
+        </w:rPr>
+        <w:t>255),</w:t>
+      </w:r>
+    </w:p>
+    <w:p>
+      <w:pPr>
+        <w:rPr>
+          <w:bCs/>
+          <w:lang w:val="en-US"/>
+        </w:rPr>
+      </w:pPr>
+      <w:r>
+        <w:rPr>
+          <w:bCs/>
+          <w:lang w:val="en-US"/>
+        </w:rPr>
+        <w:t xml:space="preserve">    </w:t>
+      </w:r>
+      <w:proofErr w:type="spellStart"/>
+      <w:r>
+        <w:rPr>
+          <w:bCs/>
+          <w:lang w:val="en-US"/>
+        </w:rPr>
+        <w:t>message_text</w:t>
+      </w:r>
+      <w:proofErr w:type="spellEnd"/>
+      <w:r>
+        <w:rPr>
+          <w:bCs/>
+          <w:lang w:val="en-US"/>
+        </w:rPr>
+        <w:t xml:space="preserve"> </w:t>
+      </w:r>
+      <w:proofErr w:type="gramStart"/>
+      <w:r>
+        <w:rPr>
+          <w:bCs/>
+          <w:lang w:val="en-US"/>
+        </w:rPr>
+        <w:t>VARCHAR(</w:t>
+      </w:r>
+      <w:proofErr w:type="gramEnd"/>
+      <w:r>
+        <w:rPr>
+          <w:bCs/>
+          <w:lang w:val="en-US"/>
+        </w:rPr>
+        <w:t>255),</w:t>
+      </w:r>
+    </w:p>
+    <w:p>
+      <w:pPr>
+        <w:rPr>
+          <w:bCs/>
+          <w:lang w:val="en-US"/>
+        </w:rPr>
+      </w:pPr>
+      <w:r>
+        <w:rPr>
+          <w:bCs/>
+          <w:lang w:val="en-US"/>
+        </w:rPr>
+        <w:lastRenderedPageBreak/>
+        <w:t xml:space="preserve">    rain_3h </w:t>
+      </w:r>
+      <w:proofErr w:type="gramStart"/>
+      <w:r>
+        <w:rPr>
+          <w:bCs/>
+          <w:lang w:val="en-US"/>
+        </w:rPr>
+        <w:t>DECIMAL(</w:t>
+      </w:r>
+      <w:proofErr w:type="gramEnd"/>
+      <w:r>
+        <w:rPr>
+          <w:bCs/>
+          <w:lang w:val="en-US"/>
+        </w:rPr>
+        <w:t>10,3),</w:t>
+      </w:r>
+    </w:p>
+    <w:p>
+      <w:pPr>
+        <w:rPr>
+          <w:bCs/>
+          <w:lang w:val="en-US"/>
+        </w:rPr>
+      </w:pPr>
+      <w:r>
+        <w:rPr>
+          <w:bCs/>
+          <w:lang w:val="en-US"/>
+        </w:rPr>
+        <w:t xml:space="preserve">    </w:t>
+      </w:r>
+      <w:proofErr w:type="spellStart"/>
+      <w:r>
+        <w:rPr>
+          <w:bCs/>
+          <w:lang w:val="en-US"/>
+        </w:rPr>
+        <w:t>clouds_all</w:t>
+      </w:r>
+      <w:proofErr w:type="spellEnd"/>
+      <w:r>
+        <w:rPr>
+          <w:bCs/>
+          <w:lang w:val="en-US"/>
+        </w:rPr>
+        <w:t xml:space="preserve"> INT,</w:t>
+      </w:r>
+    </w:p>
+    <w:p>
+      <w:pPr>
+        <w:rPr>
+          <w:bCs/>
+          <w:lang w:val="en-US"/>
+        </w:rPr>
+      </w:pPr>
+      <w:r>
+        <w:rPr>
+          <w:bCs/>
+          <w:lang w:val="en-US"/>
+        </w:rPr>
+        <w:t xml:space="preserve">    </w:t>
+      </w:r>
+      <w:proofErr w:type="spellStart"/>
+      <w:r>
+        <w:rPr>
+          <w:bCs/>
+          <w:lang w:val="en-US"/>
+        </w:rPr>
+        <w:t>weather_id</w:t>
+      </w:r>
+      <w:proofErr w:type="spellEnd"/>
+      <w:r>
+        <w:rPr>
+          <w:bCs/>
+          <w:lang w:val="en-US"/>
+        </w:rPr>
+        <w:t xml:space="preserve"> INT,</w:t>
+      </w:r>
+    </w:p>
+    <w:p>
+      <w:pPr>
+        <w:rPr>
+          <w:bCs/>
+          <w:lang w:val="en-US"/>
+        </w:rPr>
+      </w:pPr>
+      <w:r>
+        <w:rPr>
+          <w:bCs/>
+          <w:lang w:val="en-US"/>
+        </w:rPr>
+        <w:t xml:space="preserve">    </w:t>
+      </w:r>
+      <w:proofErr w:type="spellStart"/>
+      <w:r>
+        <w:rPr>
+          <w:bCs/>
+          <w:lang w:val="en-US"/>
+        </w:rPr>
+        <w:t>weather_main</w:t>
+      </w:r>
+      <w:proofErr w:type="spellEnd"/>
+      <w:r>
+        <w:rPr>
+          <w:bCs/>
+          <w:lang w:val="en-US"/>
+        </w:rPr>
+        <w:t xml:space="preserve"> </w:t>
+      </w:r>
+      <w:proofErr w:type="gramStart"/>
+      <w:r>
+        <w:rPr>
+          <w:bCs/>
+          <w:lang w:val="en-US"/>
+        </w:rPr>
+        <w:t>VARCHAR(</w:t>
+      </w:r>
+      <w:proofErr w:type="gramEnd"/>
+      <w:r>
+        <w:rPr>
+          <w:bCs/>
+          <w:lang w:val="en-US"/>
+        </w:rPr>
+        <w:t>50),</w:t>
+      </w:r>
+    </w:p>
+    <w:p>
+      <w:pPr>
+        <w:rPr>
+          <w:bCs/>
+          <w:lang w:val="en-US"/>
+        </w:rPr>
+      </w:pPr>
+      <w:r>
+        <w:rPr>
+          <w:bCs/>
+          <w:lang w:val="en-US"/>
+        </w:rPr>
+        <w:t xml:space="preserve">    </w:t>
+      </w:r>
+      <w:proofErr w:type="spellStart"/>
+      <w:r>
+        <w:rPr>
+          <w:bCs/>
+          <w:lang w:val="en-US"/>
+        </w:rPr>
+        <w:t>weather_description</w:t>
+      </w:r>
+      <w:proofErr w:type="spellEnd"/>
+      <w:r>
+        <w:rPr>
+          <w:bCs/>
+          <w:lang w:val="en-US"/>
+        </w:rPr>
+        <w:t xml:space="preserve"> </w:t>
+      </w:r>
+      <w:proofErr w:type="gramStart"/>
+      <w:r>
+        <w:rPr>
+          <w:bCs/>
+          <w:lang w:val="en-US"/>
+        </w:rPr>
+        <w:t>VARCHAR(</w:t>
+      </w:r>
+      <w:proofErr w:type="gramEnd"/>
+      <w:r>
+        <w:rPr>
+          <w:bCs/>
+          <w:lang w:val="en-US"/>
+        </w:rPr>
+        <w:t>255)</w:t>
+      </w:r>
+    </w:p>
+    <w:p>
+      <w:pPr>
+        <w:rPr>
+          <w:bCs/>
+          <w:lang w:val="en-US"/>
+        </w:rPr>
+      </w:pPr>
+      <w:proofErr w:type="gramStart"/>
+      <w:r>
+        <w:rPr>
+          <w:bCs/>
+          <w:lang w:val="en-US"/>
+        </w:rPr>
+        <w:t>);</w:t>
+      </w:r>
+      <w:proofErr w:type="gramEnd"/>
+    </w:p>
+    <w:p>
+      <w:pPr>
+        <w:rPr>
+          <w:bCs/>
+        </w:rPr>
+      </w:pPr>
+    </w:p>
+    <w:p>
+      <w:pPr>
+        <w:rPr>
+          <w:b/>
+        </w:rPr>
+      </w:pPr>
+      <w:r>
+        <w:rPr>
+          <w:noProof/>
+        </w:rPr>
+        <w:drawing>
+          <wp:inline distT="0" distB="0" distL="0" distR="0" wp14:anchorId="33E2632F" wp14:editId="0F03D745">
+            <wp:extent cx="2629128" cy="2385267"/>
+            <wp:effectExtent l="0" t="0" r="0" b="0"/>
+            <wp:docPr id="1541234209" name="Picture 1"/>
+            <wp:cNvGraphicFramePr>
+              <a:graphicFrameLocks xmlns:a="http://schemas.openxmlformats.org/drawingml/2006/main" noChangeAspect="1"/>
+            </wp:cNvGraphicFramePr>
+            <a:graphic xmlns:a="http://schemas.openxmlformats.org/drawingml/2006/main">
+              <a:graphicData uri="http://schemas.openxmlformats.org/drawingml/2006/picture">
+                <pic:pic xmlns:pic="http://schemas.openxmlformats.org/drawingml/2006/picture">
+                  <pic:nvPicPr>
+                    <pic:cNvPr id="1541234209" name=""/>
+                    <pic:cNvPicPr/>
+                  </pic:nvPicPr>
+                  <pic:blipFill>
+                    <a:blip r:embed="rId12"/>
+                    <a:stretch>
+                      <a:fillRect/>
+                    </a:stretch>
+                  </pic:blipFill>
+                  <pic:spPr>
+                    <a:xfrm>
+                      <a:off x="0" y="0"/>
+                      <a:ext cx="2629128" cy="2385267"/>
+                    </a:xfrm>
+                    <a:prstGeom prst="rect">
+                      <a:avLst/>
+                    </a:prstGeom>
+                  </pic:spPr>
+                </pic:pic>
+              </a:graphicData>
+            </a:graphic>
+          </wp:inline>
+        </w:drawing>
+      </w:r>
     </w:p>
     <w:p>
       <w:pPr>
@@ -142,15 +2110,17 @@
         <w:t>s</w:t>
       </w:r>
       <w:r>
-        <w:t>hift cluster f</w:t>
-      </w:r>
-      <w:r>
-        <w:t>rom Amazon S3 bucket</w:t>
+        <w:t>hift cluster from Amazon S3 bucket</w:t>
       </w:r>
     </w:p>
     <w:p/>
     <w:p>
       <w:pPr>
+        <w:pStyle w:val="ListParagraph"/>
+        <w:numPr>
+          <w:ilvl w:val="0"/>
+          <w:numId w:val="2"/>
+        </w:numPr>
         <w:rPr>
           <w:b/>
         </w:rPr>
@@ -182,27 +2152,4297 @@
       </w:pPr>
     </w:p>
     <w:p>
-      <w:r>
-        <w:t>&lt;Queries&gt;</w:t>
-      </w:r>
-    </w:p>
-    <w:p>
-      <w:pPr>
+      <w:pPr>
+        <w:rPr>
+          <w:i/>
+          <w:iCs/>
+          <w:lang w:val="en-US"/>
+        </w:rPr>
+      </w:pPr>
+      <w:r>
+        <w:rPr>
+          <w:i/>
+          <w:iCs/>
+        </w:rPr>
+        <w:t xml:space="preserve">Note: </w:t>
+      </w:r>
+      <w:r>
+        <w:rPr>
+          <w:i/>
+          <w:iCs/>
+          <w:lang w:val="en-US"/>
+        </w:rPr>
+        <w:t>Due to strict Parquet schema enforcement in Redshift COPY operations, Redshift Spectrum was used as a staging mechanism to load the data from S3 into Redshift tables. This approach still fulfills the requirement of copying data from S3 to Redshift.</w:t>
+      </w:r>
+    </w:p>
+    <w:p>
+      <w:pPr>
+        <w:rPr>
+          <w:i/>
+          <w:iCs/>
+          <w:lang w:val="en-US"/>
+        </w:rPr>
+      </w:pPr>
+    </w:p>
+    <w:p>
+      <w:pPr>
+        <w:rPr>
+          <w:lang w:val="en-US"/>
+        </w:rPr>
+      </w:pPr>
+      <w:r>
+        <w:rPr>
+          <w:lang w:val="en-US"/>
+        </w:rPr>
+        <w:t xml:space="preserve">CREATE EXTERNAL SCHEMA </w:t>
+      </w:r>
+      <w:proofErr w:type="spellStart"/>
+      <w:r>
+        <w:rPr>
+          <w:lang w:val="en-US"/>
+        </w:rPr>
+        <w:t>ext_schema</w:t>
+      </w:r>
+      <w:proofErr w:type="spellEnd"/>
+    </w:p>
+    <w:p>
+      <w:pPr>
+        <w:rPr>
+          <w:lang w:val="en-US"/>
+        </w:rPr>
+      </w:pPr>
+      <w:r>
+        <w:rPr>
+          <w:lang w:val="en-US"/>
+        </w:rPr>
+        <w:t>FROM DATA CATALOG</w:t>
+      </w:r>
+    </w:p>
+    <w:p>
+      <w:pPr>
+        <w:rPr>
+          <w:lang w:val="en-US"/>
+        </w:rPr>
+      </w:pPr>
+      <w:r>
+        <w:rPr>
+          <w:lang w:val="en-US"/>
+        </w:rPr>
+        <w:t>DATABASE 'default'</w:t>
+      </w:r>
+    </w:p>
+    <w:p>
+      <w:pPr>
+        <w:rPr>
+          <w:lang w:val="en-US"/>
+        </w:rPr>
+      </w:pPr>
+      <w:r>
+        <w:rPr>
+          <w:lang w:val="en-US"/>
+        </w:rPr>
+        <w:t>IAM_ROLE '</w:t>
+      </w:r>
+      <w:proofErr w:type="gramStart"/>
+      <w:r>
+        <w:rPr>
+          <w:lang w:val="en-US"/>
+        </w:rPr>
+        <w:t>arn:aws</w:t>
+      </w:r>
+      <w:proofErr w:type="gramEnd"/>
+      <w:r>
+        <w:rPr>
+          <w:lang w:val="en-US"/>
+        </w:rPr>
+        <w:t>:</w:t>
+      </w:r>
+      <w:proofErr w:type="gramStart"/>
+      <w:r>
+        <w:rPr>
+          <w:lang w:val="en-US"/>
+        </w:rPr>
+        <w:t>iam::891376926700:role</w:t>
+      </w:r>
+      <w:proofErr w:type="gramEnd"/>
+      <w:r>
+        <w:rPr>
+          <w:lang w:val="en-US"/>
+        </w:rPr>
+        <w:t>/service-role/AmazonRedshift-CommandsAccessRole-20260409T141751'</w:t>
+      </w:r>
+    </w:p>
+    <w:p>
+      <w:pPr>
+        <w:rPr>
+          <w:lang w:val="en-US"/>
+        </w:rPr>
+      </w:pPr>
+      <w:r>
+        <w:rPr>
+          <w:lang w:val="en-US"/>
+        </w:rPr>
+        <w:t xml:space="preserve">CREATE EXTERNAL DATABASE IF NOT </w:t>
+      </w:r>
+      <w:proofErr w:type="gramStart"/>
+      <w:r>
+        <w:rPr>
+          <w:lang w:val="en-US"/>
+        </w:rPr>
+        <w:t>EXISTS;</w:t>
+      </w:r>
+      <w:proofErr w:type="gramEnd"/>
+    </w:p>
+    <w:p>
+      <w:pPr>
+        <w:rPr>
+          <w:lang w:val="en-US"/>
+        </w:rPr>
+      </w:pPr>
+    </w:p>
+    <w:p>
+      <w:pPr>
+        <w:rPr>
+          <w:lang w:val="en-US"/>
+        </w:rPr>
+      </w:pPr>
+    </w:p>
+    <w:p>
+      <w:pPr>
+        <w:rPr>
+          <w:lang w:val="en-US"/>
+        </w:rPr>
+      </w:pPr>
+    </w:p>
+    <w:p>
+      <w:pPr>
+        <w:rPr>
+          <w:lang w:val="en-US"/>
+        </w:rPr>
+      </w:pPr>
+    </w:p>
+    <w:p>
+      <w:pPr>
+        <w:rPr>
+          <w:lang w:val="en-US"/>
+        </w:rPr>
+      </w:pPr>
+    </w:p>
+    <w:p>
+      <w:pPr>
+        <w:rPr>
+          <w:lang w:val="en-US"/>
+        </w:rPr>
+      </w:pPr>
+    </w:p>
+    <w:p>
+      <w:pPr>
+        <w:rPr>
+          <w:lang w:val="en-US"/>
+        </w:rPr>
+      </w:pPr>
+    </w:p>
+    <w:p>
+      <w:pPr>
+        <w:pStyle w:val="ListParagraph"/>
+        <w:numPr>
+          <w:ilvl w:val="0"/>
+          <w:numId w:val="3"/>
+        </w:numPr>
         <w:rPr>
           <w:b/>
-        </w:rPr>
-      </w:pPr>
-    </w:p>
-    <w:p>
-      <w:pPr>
+          <w:bCs/>
+          <w:lang w:val="en-US"/>
+        </w:rPr>
+      </w:pPr>
+      <w:proofErr w:type="spellStart"/>
+      <w:r>
         <w:rPr>
           <w:b/>
+          <w:bCs/>
+          <w:lang w:val="en-US"/>
+        </w:rPr>
+        <w:lastRenderedPageBreak/>
+        <w:t>dim_location</w:t>
+      </w:r>
+      <w:proofErr w:type="spellEnd"/>
+    </w:p>
+    <w:p>
+      <w:pPr>
+        <w:rPr>
+          <w:lang w:val="en-US"/>
+        </w:rPr>
+      </w:pPr>
+      <w:r>
+        <w:rPr>
+          <w:lang w:val="en-US"/>
+        </w:rPr>
+        <w:t xml:space="preserve">CREATE EXTERNAL TABLE </w:t>
+      </w:r>
+      <w:proofErr w:type="spellStart"/>
+      <w:r>
+        <w:rPr>
+          <w:lang w:val="en-US"/>
+        </w:rPr>
+        <w:t>ext_schema.ext_dim_location</w:t>
+      </w:r>
+      <w:proofErr w:type="spellEnd"/>
+      <w:r>
+        <w:rPr>
+          <w:lang w:val="en-US"/>
+        </w:rPr>
+        <w:t xml:space="preserve"> (</w:t>
+      </w:r>
+    </w:p>
+    <w:p>
+      <w:pPr>
+        <w:rPr>
+          <w:lang w:val="en-US"/>
+        </w:rPr>
+      </w:pPr>
+      <w:r>
+        <w:rPr>
+          <w:lang w:val="en-US"/>
+        </w:rPr>
+        <w:t xml:space="preserve">    </w:t>
+      </w:r>
+      <w:proofErr w:type="spellStart"/>
+      <w:r>
+        <w:rPr>
+          <w:lang w:val="en-US"/>
+        </w:rPr>
+        <w:t>location_id</w:t>
+      </w:r>
+      <w:proofErr w:type="spellEnd"/>
+      <w:r>
+        <w:rPr>
+          <w:lang w:val="en-US"/>
+        </w:rPr>
+        <w:t xml:space="preserve"> BIGINT,</w:t>
+      </w:r>
+    </w:p>
+    <w:p>
+      <w:pPr>
+        <w:rPr>
+          <w:lang w:val="en-US"/>
+        </w:rPr>
+      </w:pPr>
+      <w:r>
+        <w:rPr>
+          <w:lang w:val="en-US"/>
+        </w:rPr>
+        <w:t xml:space="preserve">    location </w:t>
+      </w:r>
+      <w:proofErr w:type="gramStart"/>
+      <w:r>
+        <w:rPr>
+          <w:lang w:val="en-US"/>
+        </w:rPr>
+        <w:t>VARCHAR(</w:t>
+      </w:r>
+      <w:proofErr w:type="gramEnd"/>
+      <w:r>
+        <w:rPr>
+          <w:lang w:val="en-US"/>
+        </w:rPr>
+        <w:t>50),</w:t>
+      </w:r>
+    </w:p>
+    <w:p>
+      <w:pPr>
+        <w:rPr>
+          <w:lang w:val="en-US"/>
+        </w:rPr>
+      </w:pPr>
+      <w:r>
+        <w:rPr>
+          <w:lang w:val="en-US"/>
+        </w:rPr>
+        <w:t xml:space="preserve">    </w:t>
+      </w:r>
+      <w:proofErr w:type="spellStart"/>
+      <w:r>
+        <w:rPr>
+          <w:lang w:val="en-US"/>
+        </w:rPr>
+        <w:t>streetname</w:t>
+      </w:r>
+      <w:proofErr w:type="spellEnd"/>
+      <w:r>
+        <w:rPr>
+          <w:lang w:val="en-US"/>
+        </w:rPr>
+        <w:t xml:space="preserve"> </w:t>
+      </w:r>
+      <w:proofErr w:type="gramStart"/>
+      <w:r>
+        <w:rPr>
+          <w:lang w:val="en-US"/>
+        </w:rPr>
+        <w:t>VARCHAR(</w:t>
+      </w:r>
+      <w:proofErr w:type="gramEnd"/>
+      <w:r>
+        <w:rPr>
+          <w:lang w:val="en-US"/>
+        </w:rPr>
+        <w:t>255),</w:t>
+      </w:r>
+    </w:p>
+    <w:p>
+      <w:pPr>
+        <w:rPr>
+          <w:lang w:val="en-US"/>
+        </w:rPr>
+      </w:pPr>
+      <w:r>
+        <w:rPr>
+          <w:lang w:val="en-US"/>
+        </w:rPr>
+        <w:t xml:space="preserve">    </w:t>
+      </w:r>
+      <w:proofErr w:type="spellStart"/>
+      <w:r>
+        <w:rPr>
+          <w:lang w:val="en-US"/>
+        </w:rPr>
+        <w:t>street_number</w:t>
+      </w:r>
+      <w:proofErr w:type="spellEnd"/>
+      <w:r>
+        <w:rPr>
+          <w:lang w:val="en-US"/>
+        </w:rPr>
+        <w:t xml:space="preserve"> INT,</w:t>
+      </w:r>
+    </w:p>
+    <w:p>
+      <w:pPr>
+        <w:rPr>
+          <w:lang w:val="en-US"/>
+        </w:rPr>
+      </w:pPr>
+      <w:r>
+        <w:rPr>
+          <w:lang w:val="en-US"/>
+        </w:rPr>
+        <w:t xml:space="preserve">    </w:t>
+      </w:r>
+      <w:proofErr w:type="spellStart"/>
+      <w:r>
+        <w:rPr>
+          <w:lang w:val="en-US"/>
+        </w:rPr>
+        <w:t>zipcode</w:t>
+      </w:r>
+      <w:proofErr w:type="spellEnd"/>
+      <w:r>
+        <w:rPr>
+          <w:lang w:val="en-US"/>
+        </w:rPr>
+        <w:t xml:space="preserve"> INT,</w:t>
+      </w:r>
+    </w:p>
+    <w:p>
+      <w:pPr>
+        <w:rPr>
+          <w:lang w:val="en-US"/>
+        </w:rPr>
+      </w:pPr>
+      <w:r>
+        <w:rPr>
+          <w:lang w:val="en-US"/>
+        </w:rPr>
+        <w:t xml:space="preserve">    </w:t>
+      </w:r>
+      <w:proofErr w:type="spellStart"/>
+      <w:r>
+        <w:rPr>
+          <w:lang w:val="en-US"/>
+        </w:rPr>
+        <w:t>lat</w:t>
+      </w:r>
+      <w:proofErr w:type="spellEnd"/>
+      <w:r>
+        <w:rPr>
+          <w:lang w:val="en-US"/>
+        </w:rPr>
+        <w:t xml:space="preserve"> DOUBLE PRECISION,</w:t>
+      </w:r>
+    </w:p>
+    <w:p>
+      <w:pPr>
+        <w:rPr>
+          <w:lang w:val="en-US"/>
+        </w:rPr>
+      </w:pPr>
+      <w:r>
+        <w:rPr>
+          <w:lang w:val="en-US"/>
+        </w:rPr>
+        <w:t xml:space="preserve">    </w:t>
+      </w:r>
+      <w:proofErr w:type="spellStart"/>
+      <w:r>
+        <w:rPr>
+          <w:lang w:val="en-US"/>
+        </w:rPr>
+        <w:t>lon</w:t>
+      </w:r>
+      <w:proofErr w:type="spellEnd"/>
+      <w:r>
+        <w:rPr>
+          <w:lang w:val="en-US"/>
+        </w:rPr>
+        <w:t xml:space="preserve"> DOUBLE PRECISION</w:t>
+      </w:r>
+    </w:p>
+    <w:p>
+      <w:pPr>
+        <w:rPr>
+          <w:lang w:val="en-US"/>
+        </w:rPr>
+      </w:pPr>
+      <w:r>
+        <w:rPr>
+          <w:lang w:val="en-US"/>
+        </w:rPr>
+        <w:t>)</w:t>
+      </w:r>
+    </w:p>
+    <w:p>
+      <w:pPr>
+        <w:rPr>
+          <w:lang w:val="en-US"/>
+        </w:rPr>
+      </w:pPr>
+      <w:r>
+        <w:rPr>
+          <w:lang w:val="en-US"/>
+        </w:rPr>
+        <w:t>STORED AS PARQUET</w:t>
+      </w:r>
+    </w:p>
+    <w:p>
+      <w:pPr>
+        <w:rPr>
+          <w:lang w:val="en-US"/>
+        </w:rPr>
+      </w:pPr>
+      <w:r>
+        <w:rPr>
+          <w:lang w:val="en-US"/>
+        </w:rPr>
+        <w:t>LOCATION 's3://mike-</w:t>
+      </w:r>
+      <w:proofErr w:type="spellStart"/>
+      <w:r>
+        <w:rPr>
+          <w:lang w:val="en-US"/>
+        </w:rPr>
+        <w:t>upgrad</w:t>
+      </w:r>
+      <w:proofErr w:type="spellEnd"/>
+      <w:r>
+        <w:rPr>
+          <w:lang w:val="en-US"/>
+        </w:rPr>
+        <w:t>-</w:t>
+      </w:r>
+      <w:proofErr w:type="spellStart"/>
+      <w:r>
+        <w:rPr>
+          <w:lang w:val="en-US"/>
+        </w:rPr>
+        <w:t>etl</w:t>
+      </w:r>
+      <w:proofErr w:type="spellEnd"/>
+      <w:r>
+        <w:rPr>
+          <w:lang w:val="en-US"/>
+        </w:rPr>
+        <w:t>-project/</w:t>
+      </w:r>
+      <w:proofErr w:type="spellStart"/>
+      <w:r>
+        <w:rPr>
+          <w:lang w:val="en-US"/>
+        </w:rPr>
+        <w:t>dim_location</w:t>
+      </w:r>
+      <w:proofErr w:type="spellEnd"/>
+      <w:r>
+        <w:rPr>
+          <w:lang w:val="en-US"/>
+        </w:rPr>
+        <w:t>/</w:t>
+      </w:r>
+      <w:proofErr w:type="gramStart"/>
+      <w:r>
+        <w:rPr>
+          <w:lang w:val="en-US"/>
+        </w:rPr>
+        <w:t>';</w:t>
+      </w:r>
+      <w:proofErr w:type="gramEnd"/>
+    </w:p>
+    <w:p>
+      <w:pPr>
+        <w:rPr>
+          <w:lang w:val="en-US"/>
+        </w:rPr>
+      </w:pPr>
+      <w:r>
+        <w:rPr>
+          <w:noProof/>
+        </w:rPr>
+        <w:drawing>
+          <wp:inline distT="0" distB="0" distL="0" distR="0" wp14:anchorId="434D22AE" wp14:editId="01383D77">
+            <wp:extent cx="3055885" cy="2179509"/>
+            <wp:effectExtent l="0" t="0" r="0" b="0"/>
+            <wp:docPr id="1609809668" name="Picture 1"/>
+            <wp:cNvGraphicFramePr>
+              <a:graphicFrameLocks xmlns:a="http://schemas.openxmlformats.org/drawingml/2006/main" noChangeAspect="1"/>
+            </wp:cNvGraphicFramePr>
+            <a:graphic xmlns:a="http://schemas.openxmlformats.org/drawingml/2006/main">
+              <a:graphicData uri="http://schemas.openxmlformats.org/drawingml/2006/picture">
+                <pic:pic xmlns:pic="http://schemas.openxmlformats.org/drawingml/2006/picture">
+                  <pic:nvPicPr>
+                    <pic:cNvPr id="1609809668" name=""/>
+                    <pic:cNvPicPr/>
+                  </pic:nvPicPr>
+                  <pic:blipFill>
+                    <a:blip r:embed="rId13"/>
+                    <a:stretch>
+                      <a:fillRect/>
+                    </a:stretch>
+                  </pic:blipFill>
+                  <pic:spPr>
+                    <a:xfrm>
+                      <a:off x="0" y="0"/>
+                      <a:ext cx="3055885" cy="2179509"/>
+                    </a:xfrm>
+                    <a:prstGeom prst="rect">
+                      <a:avLst/>
+                    </a:prstGeom>
+                  </pic:spPr>
+                </pic:pic>
+              </a:graphicData>
+            </a:graphic>
+          </wp:inline>
+        </w:drawing>
+      </w:r>
+    </w:p>
+    <w:p/>
+    <w:p>
+      <w:pPr>
+        <w:rPr>
+          <w:bCs/>
+        </w:rPr>
+      </w:pPr>
+    </w:p>
+    <w:p>
+      <w:pPr>
+        <w:rPr>
+          <w:bCs/>
+          <w:lang w:val="en-US"/>
+        </w:rPr>
+      </w:pPr>
+    </w:p>
+    <w:p>
+      <w:pPr>
+        <w:rPr>
+          <w:bCs/>
+          <w:lang w:val="en-US"/>
+        </w:rPr>
+      </w:pPr>
+      <w:r>
+        <w:rPr>
+          <w:bCs/>
+          <w:lang w:val="en-US"/>
+        </w:rPr>
+        <w:t xml:space="preserve">INSERT INTO </w:t>
+      </w:r>
+      <w:proofErr w:type="spellStart"/>
+      <w:r>
+        <w:rPr>
+          <w:bCs/>
+          <w:lang w:val="en-US"/>
+        </w:rPr>
+        <w:t>dim_location</w:t>
+      </w:r>
+      <w:proofErr w:type="spellEnd"/>
+    </w:p>
+    <w:p>
+      <w:pPr>
+        <w:rPr>
+          <w:bCs/>
+          <w:lang w:val="en-US"/>
+        </w:rPr>
+      </w:pPr>
+      <w:r>
+        <w:rPr>
+          <w:bCs/>
+          <w:lang w:val="en-US"/>
+        </w:rPr>
+        <w:t>SELECT</w:t>
+      </w:r>
+    </w:p>
+    <w:p>
+      <w:pPr>
+        <w:rPr>
+          <w:bCs/>
+          <w:lang w:val="en-US"/>
+        </w:rPr>
+      </w:pPr>
+      <w:r>
+        <w:rPr>
+          <w:bCs/>
+          <w:lang w:val="en-US"/>
+        </w:rPr>
+        <w:t xml:space="preserve">    </w:t>
+      </w:r>
+      <w:proofErr w:type="spellStart"/>
+      <w:r>
+        <w:rPr>
+          <w:bCs/>
+          <w:lang w:val="en-US"/>
+        </w:rPr>
+        <w:t>location_id</w:t>
+      </w:r>
+      <w:proofErr w:type="spellEnd"/>
+      <w:r>
+        <w:rPr>
+          <w:bCs/>
+          <w:lang w:val="en-US"/>
+        </w:rPr>
+        <w:t>,</w:t>
+      </w:r>
+    </w:p>
+    <w:p>
+      <w:pPr>
+        <w:rPr>
+          <w:bCs/>
+          <w:lang w:val="en-US"/>
+        </w:rPr>
+      </w:pPr>
+      <w:r>
+        <w:rPr>
+          <w:bCs/>
+          <w:lang w:val="en-US"/>
+        </w:rPr>
+        <w:t>    location,</w:t>
+      </w:r>
+    </w:p>
+    <w:p>
+      <w:pPr>
+        <w:rPr>
+          <w:bCs/>
+          <w:lang w:val="en-US"/>
+        </w:rPr>
+      </w:pPr>
+      <w:r>
+        <w:rPr>
+          <w:bCs/>
+          <w:lang w:val="en-US"/>
+        </w:rPr>
+        <w:t xml:space="preserve">    </w:t>
+      </w:r>
+      <w:proofErr w:type="spellStart"/>
+      <w:proofErr w:type="gramStart"/>
+      <w:r>
+        <w:rPr>
+          <w:bCs/>
+          <w:lang w:val="en-US"/>
+        </w:rPr>
+        <w:t>streetname</w:t>
+      </w:r>
+      <w:proofErr w:type="spellEnd"/>
+      <w:proofErr w:type="gramEnd"/>
+      <w:r>
+        <w:rPr>
+          <w:bCs/>
+          <w:lang w:val="en-US"/>
+        </w:rPr>
+        <w:t>,</w:t>
+      </w:r>
+    </w:p>
+    <w:p>
+      <w:pPr>
+        <w:rPr>
+          <w:bCs/>
+          <w:lang w:val="en-US"/>
+        </w:rPr>
+      </w:pPr>
+      <w:r>
+        <w:rPr>
+          <w:bCs/>
+          <w:lang w:val="en-US"/>
+        </w:rPr>
+        <w:t xml:space="preserve">    </w:t>
+      </w:r>
+      <w:proofErr w:type="spellStart"/>
+      <w:r>
+        <w:rPr>
+          <w:bCs/>
+          <w:lang w:val="en-US"/>
+        </w:rPr>
+        <w:t>street_number</w:t>
+      </w:r>
+      <w:proofErr w:type="spellEnd"/>
+      <w:r>
+        <w:rPr>
+          <w:bCs/>
+          <w:lang w:val="en-US"/>
+        </w:rPr>
+        <w:t>,</w:t>
+      </w:r>
+    </w:p>
+    <w:p>
+      <w:pPr>
+        <w:rPr>
+          <w:bCs/>
+          <w:lang w:val="en-US"/>
+        </w:rPr>
+      </w:pPr>
+      <w:r>
+        <w:rPr>
+          <w:bCs/>
+          <w:lang w:val="en-US"/>
+        </w:rPr>
+        <w:t xml:space="preserve">    </w:t>
+      </w:r>
+      <w:proofErr w:type="spellStart"/>
+      <w:r>
+        <w:rPr>
+          <w:bCs/>
+          <w:lang w:val="en-US"/>
+        </w:rPr>
+        <w:t>zipcode</w:t>
+      </w:r>
+      <w:proofErr w:type="spellEnd"/>
+      <w:r>
+        <w:rPr>
+          <w:bCs/>
+          <w:lang w:val="en-US"/>
+        </w:rPr>
+        <w:t>,</w:t>
+      </w:r>
+    </w:p>
+    <w:p>
+      <w:pPr>
+        <w:rPr>
+          <w:bCs/>
+          <w:lang w:val="en-US"/>
+        </w:rPr>
+      </w:pPr>
+      <w:r>
+        <w:rPr>
+          <w:bCs/>
+          <w:lang w:val="en-US"/>
+        </w:rPr>
+        <w:t xml:space="preserve">    </w:t>
+      </w:r>
+      <w:proofErr w:type="gramStart"/>
+      <w:r>
+        <w:rPr>
+          <w:bCs/>
+          <w:lang w:val="en-US"/>
+        </w:rPr>
+        <w:t>CAST(</w:t>
+      </w:r>
+      <w:proofErr w:type="spellStart"/>
+      <w:proofErr w:type="gramEnd"/>
+      <w:r>
+        <w:rPr>
+          <w:bCs/>
+          <w:lang w:val="en-US"/>
+        </w:rPr>
+        <w:t>lat</w:t>
+      </w:r>
+      <w:proofErr w:type="spellEnd"/>
+      <w:r>
+        <w:rPr>
+          <w:bCs/>
+          <w:lang w:val="en-US"/>
+        </w:rPr>
+        <w:t xml:space="preserve"> AS </w:t>
+      </w:r>
+      <w:proofErr w:type="gramStart"/>
+      <w:r>
+        <w:rPr>
+          <w:bCs/>
+          <w:lang w:val="en-US"/>
+        </w:rPr>
+        <w:t>DECIMAL(</w:t>
+      </w:r>
+      <w:proofErr w:type="gramEnd"/>
+      <w:r>
+        <w:rPr>
+          <w:bCs/>
+          <w:lang w:val="en-US"/>
+        </w:rPr>
+        <w:t>10,3)),</w:t>
+      </w:r>
+    </w:p>
+    <w:p>
+      <w:pPr>
+        <w:rPr>
+          <w:bCs/>
+          <w:lang w:val="en-US"/>
+        </w:rPr>
+      </w:pPr>
+      <w:r>
+        <w:rPr>
+          <w:bCs/>
+          <w:lang w:val="en-US"/>
+        </w:rPr>
+        <w:t xml:space="preserve">    </w:t>
+      </w:r>
+      <w:proofErr w:type="gramStart"/>
+      <w:r>
+        <w:rPr>
+          <w:bCs/>
+          <w:lang w:val="en-US"/>
+        </w:rPr>
+        <w:t>CAST(</w:t>
+      </w:r>
+      <w:proofErr w:type="spellStart"/>
+      <w:proofErr w:type="gramEnd"/>
+      <w:r>
+        <w:rPr>
+          <w:bCs/>
+          <w:lang w:val="en-US"/>
+        </w:rPr>
+        <w:t>lon</w:t>
+      </w:r>
+      <w:proofErr w:type="spellEnd"/>
+      <w:r>
+        <w:rPr>
+          <w:bCs/>
+          <w:lang w:val="en-US"/>
+        </w:rPr>
+        <w:t xml:space="preserve"> AS </w:t>
+      </w:r>
+      <w:proofErr w:type="gramStart"/>
+      <w:r>
+        <w:rPr>
+          <w:bCs/>
+          <w:lang w:val="en-US"/>
+        </w:rPr>
+        <w:t>DECIMAL(</w:t>
+      </w:r>
+      <w:proofErr w:type="gramEnd"/>
+      <w:r>
+        <w:rPr>
+          <w:bCs/>
+          <w:lang w:val="en-US"/>
+        </w:rPr>
+        <w:t>10,3))</w:t>
+      </w:r>
+    </w:p>
+    <w:p>
+      <w:pPr>
+        <w:rPr>
+          <w:bCs/>
+          <w:lang w:val="en-US"/>
+        </w:rPr>
+      </w:pPr>
+      <w:r>
+        <w:rPr>
+          <w:bCs/>
+          <w:lang w:val="en-US"/>
+        </w:rPr>
+        <w:t xml:space="preserve">FROM </w:t>
+      </w:r>
+      <w:proofErr w:type="spellStart"/>
+      <w:r>
+        <w:rPr>
+          <w:bCs/>
+          <w:lang w:val="en-US"/>
+        </w:rPr>
+        <w:t>ext_schema.ext_dim_</w:t>
+      </w:r>
+      <w:proofErr w:type="gramStart"/>
+      <w:r>
+        <w:rPr>
+          <w:bCs/>
+          <w:lang w:val="en-US"/>
+        </w:rPr>
+        <w:t>location</w:t>
+      </w:r>
+      <w:proofErr w:type="spellEnd"/>
+      <w:r>
+        <w:rPr>
+          <w:bCs/>
+          <w:lang w:val="en-US"/>
+        </w:rPr>
+        <w:t>;</w:t>
+      </w:r>
+      <w:proofErr w:type="gramEnd"/>
+    </w:p>
+    <w:p>
+      <w:pPr>
+        <w:rPr>
+          <w:bCs/>
+          <w:lang w:val="en-US"/>
+        </w:rPr>
+      </w:pPr>
+    </w:p>
+    <w:p>
+      <w:pPr>
+        <w:rPr>
+          <w:bCs/>
+          <w:lang w:val="en-US"/>
+        </w:rPr>
+      </w:pPr>
+      <w:r>
+        <w:rPr>
+          <w:bCs/>
+          <w:noProof/>
+        </w:rPr>
+        <w:lastRenderedPageBreak/>
+        <w:drawing>
+          <wp:inline distT="0" distB="0" distL="0" distR="0" wp14:anchorId="6C116BB4" wp14:editId="735DD1B2">
+            <wp:extent cx="2491956" cy="2476715"/>
+            <wp:effectExtent l="0" t="0" r="3810" b="0"/>
+            <wp:docPr id="436270307" name="Picture 1"/>
+            <wp:cNvGraphicFramePr>
+              <a:graphicFrameLocks xmlns:a="http://schemas.openxmlformats.org/drawingml/2006/main" noChangeAspect="1"/>
+            </wp:cNvGraphicFramePr>
+            <a:graphic xmlns:a="http://schemas.openxmlformats.org/drawingml/2006/main">
+              <a:graphicData uri="http://schemas.openxmlformats.org/drawingml/2006/picture">
+                <pic:pic xmlns:pic="http://schemas.openxmlformats.org/drawingml/2006/picture">
+                  <pic:nvPicPr>
+                    <pic:cNvPr id="436270307" name=""/>
+                    <pic:cNvPicPr/>
+                  </pic:nvPicPr>
+                  <pic:blipFill>
+                    <a:blip r:embed="rId14"/>
+                    <a:stretch>
+                      <a:fillRect/>
+                    </a:stretch>
+                  </pic:blipFill>
+                  <pic:spPr>
+                    <a:xfrm>
+                      <a:off x="0" y="0"/>
+                      <a:ext cx="2491956" cy="2476715"/>
+                    </a:xfrm>
+                    <a:prstGeom prst="rect">
+                      <a:avLst/>
+                    </a:prstGeom>
+                  </pic:spPr>
+                </pic:pic>
+              </a:graphicData>
+            </a:graphic>
+          </wp:inline>
+        </w:drawing>
+      </w:r>
+    </w:p>
+    <w:p>
+      <w:pPr>
+        <w:rPr>
+          <w:bCs/>
+          <w:lang w:val="en-US"/>
+        </w:rPr>
+      </w:pPr>
+    </w:p>
+    <w:p>
+      <w:pPr>
+        <w:rPr>
+          <w:bCs/>
+          <w:lang w:val="en-US"/>
+        </w:rPr>
+      </w:pPr>
+    </w:p>
+    <w:p>
+      <w:pPr>
+        <w:rPr>
+          <w:bCs/>
+          <w:lang w:val="en-US"/>
+        </w:rPr>
+      </w:pPr>
+    </w:p>
+    <w:p>
+      <w:pPr>
+        <w:pStyle w:val="ListParagraph"/>
+        <w:numPr>
+          <w:ilvl w:val="0"/>
+          <w:numId w:val="3"/>
+        </w:numPr>
+        <w:rPr>
+          <w:b/>
+          <w:lang w:val="en-US"/>
+        </w:rPr>
+      </w:pPr>
+      <w:proofErr w:type="spellStart"/>
+      <w:r>
+        <w:rPr>
+          <w:b/>
+          <w:lang w:val="en-US"/>
+        </w:rPr>
+        <w:t>dim_atm</w:t>
+      </w:r>
+      <w:proofErr w:type="spellEnd"/>
+    </w:p>
+    <w:p>
+      <w:pPr>
+        <w:rPr>
+          <w:bCs/>
+          <w:lang w:val="en-US"/>
+        </w:rPr>
+      </w:pPr>
+      <w:r>
+        <w:rPr>
+          <w:bCs/>
+          <w:lang w:val="en-US"/>
+        </w:rPr>
+        <w:t xml:space="preserve">CREATE EXTERNAL TABLE </w:t>
+      </w:r>
+      <w:proofErr w:type="spellStart"/>
+      <w:r>
+        <w:rPr>
+          <w:bCs/>
+          <w:lang w:val="en-US"/>
+        </w:rPr>
+        <w:t>ext_schema.ext_dim_atm</w:t>
+      </w:r>
+      <w:proofErr w:type="spellEnd"/>
+      <w:r>
+        <w:rPr>
+          <w:bCs/>
+          <w:lang w:val="en-US"/>
+        </w:rPr>
+        <w:t xml:space="preserve"> (</w:t>
+      </w:r>
+    </w:p>
+    <w:p>
+      <w:pPr>
+        <w:rPr>
+          <w:bCs/>
+          <w:lang w:val="en-US"/>
+        </w:rPr>
+      </w:pPr>
+      <w:r>
+        <w:rPr>
+          <w:bCs/>
+          <w:lang w:val="en-US"/>
+        </w:rPr>
+        <w:t xml:space="preserve">    </w:t>
+      </w:r>
+      <w:proofErr w:type="spellStart"/>
+      <w:r>
+        <w:rPr>
+          <w:bCs/>
+          <w:lang w:val="en-US"/>
+        </w:rPr>
+        <w:t>atm_id</w:t>
+      </w:r>
+      <w:proofErr w:type="spellEnd"/>
+      <w:r>
+        <w:rPr>
+          <w:bCs/>
+          <w:lang w:val="en-US"/>
+        </w:rPr>
+        <w:t xml:space="preserve"> INT,</w:t>
+      </w:r>
+    </w:p>
+    <w:p>
+      <w:pPr>
+        <w:rPr>
+          <w:bCs/>
+          <w:lang w:val="en-US"/>
+        </w:rPr>
+      </w:pPr>
+      <w:r>
+        <w:rPr>
+          <w:bCs/>
+          <w:lang w:val="en-US"/>
+        </w:rPr>
+        <w:t xml:space="preserve">    </w:t>
+      </w:r>
+      <w:proofErr w:type="spellStart"/>
+      <w:r>
+        <w:rPr>
+          <w:bCs/>
+          <w:lang w:val="en-US"/>
+        </w:rPr>
+        <w:t>atm_number</w:t>
+      </w:r>
+      <w:proofErr w:type="spellEnd"/>
+      <w:r>
+        <w:rPr>
+          <w:bCs/>
+          <w:lang w:val="en-US"/>
+        </w:rPr>
+        <w:t xml:space="preserve"> </w:t>
+      </w:r>
+      <w:proofErr w:type="gramStart"/>
+      <w:r>
+        <w:rPr>
+          <w:bCs/>
+          <w:lang w:val="en-US"/>
+        </w:rPr>
+        <w:t>VARCHAR(</w:t>
+      </w:r>
+      <w:proofErr w:type="gramEnd"/>
+      <w:r>
+        <w:rPr>
+          <w:bCs/>
+          <w:lang w:val="en-US"/>
+        </w:rPr>
+        <w:t>20),</w:t>
+      </w:r>
+    </w:p>
+    <w:p>
+      <w:pPr>
+        <w:rPr>
+          <w:bCs/>
+          <w:lang w:val="en-US"/>
+        </w:rPr>
+      </w:pPr>
+      <w:r>
+        <w:rPr>
+          <w:bCs/>
+          <w:lang w:val="en-US"/>
+        </w:rPr>
+        <w:t xml:space="preserve">    </w:t>
+      </w:r>
+      <w:proofErr w:type="spellStart"/>
+      <w:r>
+        <w:rPr>
+          <w:bCs/>
+          <w:lang w:val="en-US"/>
+        </w:rPr>
+        <w:t>atm_manufacturer</w:t>
+      </w:r>
+      <w:proofErr w:type="spellEnd"/>
+      <w:r>
+        <w:rPr>
+          <w:bCs/>
+          <w:lang w:val="en-US"/>
+        </w:rPr>
+        <w:t xml:space="preserve"> </w:t>
+      </w:r>
+      <w:proofErr w:type="gramStart"/>
+      <w:r>
+        <w:rPr>
+          <w:bCs/>
+          <w:lang w:val="en-US"/>
+        </w:rPr>
+        <w:t>VARCHAR(</w:t>
+      </w:r>
+      <w:proofErr w:type="gramEnd"/>
+      <w:r>
+        <w:rPr>
+          <w:bCs/>
+          <w:lang w:val="en-US"/>
+        </w:rPr>
+        <w:t>50),</w:t>
+      </w:r>
+    </w:p>
+    <w:p>
+      <w:pPr>
+        <w:rPr>
+          <w:bCs/>
+          <w:lang w:val="en-US"/>
+        </w:rPr>
+      </w:pPr>
+      <w:r>
+        <w:rPr>
+          <w:bCs/>
+          <w:lang w:val="en-US"/>
+        </w:rPr>
+        <w:t xml:space="preserve">    </w:t>
+      </w:r>
+      <w:proofErr w:type="spellStart"/>
+      <w:r>
+        <w:rPr>
+          <w:bCs/>
+          <w:lang w:val="en-US"/>
+        </w:rPr>
+        <w:t>atm_location_id</w:t>
+      </w:r>
+      <w:proofErr w:type="spellEnd"/>
+      <w:r>
+        <w:rPr>
+          <w:bCs/>
+          <w:lang w:val="en-US"/>
+        </w:rPr>
+        <w:t xml:space="preserve"> BIGINT</w:t>
+      </w:r>
+    </w:p>
+    <w:p>
+      <w:pPr>
+        <w:rPr>
+          <w:bCs/>
+          <w:lang w:val="en-US"/>
+        </w:rPr>
+      </w:pPr>
+      <w:r>
+        <w:rPr>
+          <w:bCs/>
+          <w:lang w:val="en-US"/>
+        </w:rPr>
+        <w:t>)</w:t>
+      </w:r>
+    </w:p>
+    <w:p>
+      <w:pPr>
+        <w:rPr>
+          <w:bCs/>
+          <w:lang w:val="en-US"/>
+        </w:rPr>
+      </w:pPr>
+      <w:r>
+        <w:rPr>
+          <w:bCs/>
+          <w:lang w:val="en-US"/>
+        </w:rPr>
+        <w:t>STORED AS PARQUET</w:t>
+      </w:r>
+    </w:p>
+    <w:p>
+      <w:pPr>
+        <w:rPr>
+          <w:bCs/>
+          <w:lang w:val="en-US"/>
+        </w:rPr>
+      </w:pPr>
+      <w:r>
+        <w:rPr>
+          <w:bCs/>
+          <w:lang w:val="en-US"/>
+        </w:rPr>
+        <w:t>LOCATION 's3://mike-</w:t>
+      </w:r>
+      <w:proofErr w:type="spellStart"/>
+      <w:r>
+        <w:rPr>
+          <w:bCs/>
+          <w:lang w:val="en-US"/>
+        </w:rPr>
+        <w:t>upgrad</w:t>
+      </w:r>
+      <w:proofErr w:type="spellEnd"/>
+      <w:r>
+        <w:rPr>
+          <w:bCs/>
+          <w:lang w:val="en-US"/>
+        </w:rPr>
+        <w:t>-</w:t>
+      </w:r>
+      <w:proofErr w:type="spellStart"/>
+      <w:r>
+        <w:rPr>
+          <w:bCs/>
+          <w:lang w:val="en-US"/>
+        </w:rPr>
+        <w:t>etl</w:t>
+      </w:r>
+      <w:proofErr w:type="spellEnd"/>
+      <w:r>
+        <w:rPr>
+          <w:bCs/>
+          <w:lang w:val="en-US"/>
+        </w:rPr>
+        <w:t>-project/</w:t>
+      </w:r>
+      <w:proofErr w:type="spellStart"/>
+      <w:r>
+        <w:rPr>
+          <w:bCs/>
+          <w:lang w:val="en-US"/>
+        </w:rPr>
+        <w:t>dim_atm</w:t>
+      </w:r>
+      <w:proofErr w:type="spellEnd"/>
+      <w:r>
+        <w:rPr>
+          <w:bCs/>
+          <w:lang w:val="en-US"/>
+        </w:rPr>
+        <w:t>/</w:t>
+      </w:r>
+      <w:proofErr w:type="gramStart"/>
+      <w:r>
+        <w:rPr>
+          <w:bCs/>
+          <w:lang w:val="en-US"/>
+        </w:rPr>
+        <w:t>';</w:t>
+      </w:r>
+      <w:proofErr w:type="gramEnd"/>
+    </w:p>
+    <w:p>
+      <w:pPr>
+        <w:rPr>
+          <w:bCs/>
+          <w:lang w:val="en-US"/>
+        </w:rPr>
+      </w:pPr>
+    </w:p>
+    <w:p>
+      <w:pPr>
+        <w:rPr>
+          <w:bCs/>
+          <w:lang w:val="en-US"/>
+        </w:rPr>
+      </w:pPr>
+      <w:r>
+        <w:rPr>
+          <w:bCs/>
+          <w:noProof/>
+        </w:rPr>
+        <w:drawing>
+          <wp:inline distT="0" distB="0" distL="0" distR="0" wp14:anchorId="19E0597B" wp14:editId="4ED581F3">
+            <wp:extent cx="3101609" cy="2286198"/>
+            <wp:effectExtent l="0" t="0" r="3810" b="0"/>
+            <wp:docPr id="1957899452" name="Picture 1"/>
+            <wp:cNvGraphicFramePr>
+              <a:graphicFrameLocks xmlns:a="http://schemas.openxmlformats.org/drawingml/2006/main" noChangeAspect="1"/>
+            </wp:cNvGraphicFramePr>
+            <a:graphic xmlns:a="http://schemas.openxmlformats.org/drawingml/2006/main">
+              <a:graphicData uri="http://schemas.openxmlformats.org/drawingml/2006/picture">
+                <pic:pic xmlns:pic="http://schemas.openxmlformats.org/drawingml/2006/picture">
+                  <pic:nvPicPr>
+                    <pic:cNvPr id="1957899452" name=""/>
+                    <pic:cNvPicPr/>
+                  </pic:nvPicPr>
+                  <pic:blipFill>
+                    <a:blip r:embed="rId15"/>
+                    <a:stretch>
+                      <a:fillRect/>
+                    </a:stretch>
+                  </pic:blipFill>
+                  <pic:spPr>
+                    <a:xfrm>
+                      <a:off x="0" y="0"/>
+                      <a:ext cx="3101609" cy="2286198"/>
+                    </a:xfrm>
+                    <a:prstGeom prst="rect">
+                      <a:avLst/>
+                    </a:prstGeom>
+                  </pic:spPr>
+                </pic:pic>
+              </a:graphicData>
+            </a:graphic>
+          </wp:inline>
+        </w:drawing>
+      </w:r>
+    </w:p>
+    <w:p>
+      <w:pPr>
+        <w:rPr>
+          <w:bCs/>
+          <w:lang w:val="en-US"/>
+        </w:rPr>
+      </w:pPr>
+    </w:p>
+    <w:p>
+      <w:pPr>
+        <w:rPr>
+          <w:bCs/>
+          <w:lang w:val="en-US"/>
+        </w:rPr>
+      </w:pPr>
+      <w:r>
+        <w:rPr>
+          <w:bCs/>
+          <w:lang w:val="en-US"/>
+        </w:rPr>
+        <w:t xml:space="preserve">INSERT INTO </w:t>
+      </w:r>
+      <w:proofErr w:type="spellStart"/>
+      <w:r>
+        <w:rPr>
+          <w:bCs/>
+          <w:lang w:val="en-US"/>
+        </w:rPr>
+        <w:t>dim_atm</w:t>
+      </w:r>
+      <w:proofErr w:type="spellEnd"/>
+    </w:p>
+    <w:p>
+      <w:pPr>
+        <w:rPr>
+          <w:bCs/>
+          <w:lang w:val="en-US"/>
+        </w:rPr>
+      </w:pPr>
+      <w:r>
+        <w:rPr>
+          <w:bCs/>
+          <w:lang w:val="en-US"/>
+        </w:rPr>
+        <w:t>SELECT</w:t>
+      </w:r>
+    </w:p>
+    <w:p>
+      <w:pPr>
+        <w:rPr>
+          <w:bCs/>
+          <w:lang w:val="en-US"/>
+        </w:rPr>
+      </w:pPr>
+      <w:r>
+        <w:rPr>
+          <w:bCs/>
+          <w:lang w:val="en-US"/>
+        </w:rPr>
+        <w:t xml:space="preserve">    </w:t>
+      </w:r>
+      <w:proofErr w:type="spellStart"/>
+      <w:r>
+        <w:rPr>
+          <w:bCs/>
+          <w:lang w:val="en-US"/>
+        </w:rPr>
+        <w:t>atm_id</w:t>
+      </w:r>
+      <w:proofErr w:type="spellEnd"/>
+      <w:r>
+        <w:rPr>
+          <w:bCs/>
+          <w:lang w:val="en-US"/>
+        </w:rPr>
+        <w:t>,</w:t>
+      </w:r>
+    </w:p>
+    <w:p>
+      <w:pPr>
+        <w:rPr>
+          <w:bCs/>
+          <w:lang w:val="en-US"/>
+        </w:rPr>
+      </w:pPr>
+      <w:r>
+        <w:rPr>
+          <w:bCs/>
+          <w:lang w:val="en-US"/>
+        </w:rPr>
+        <w:t xml:space="preserve">    </w:t>
+      </w:r>
+      <w:proofErr w:type="spellStart"/>
+      <w:r>
+        <w:rPr>
+          <w:bCs/>
+          <w:lang w:val="en-US"/>
+        </w:rPr>
+        <w:t>atm_number</w:t>
+      </w:r>
+      <w:proofErr w:type="spellEnd"/>
+      <w:r>
+        <w:rPr>
+          <w:bCs/>
+          <w:lang w:val="en-US"/>
+        </w:rPr>
+        <w:t>,</w:t>
+      </w:r>
+    </w:p>
+    <w:p>
+      <w:pPr>
+        <w:rPr>
+          <w:bCs/>
+          <w:lang w:val="en-US"/>
+        </w:rPr>
+      </w:pPr>
+      <w:r>
+        <w:rPr>
+          <w:bCs/>
+          <w:lang w:val="en-US"/>
+        </w:rPr>
+        <w:lastRenderedPageBreak/>
+        <w:t xml:space="preserve">    </w:t>
+      </w:r>
+      <w:proofErr w:type="spellStart"/>
+      <w:r>
+        <w:rPr>
+          <w:bCs/>
+          <w:lang w:val="en-US"/>
+        </w:rPr>
+        <w:t>atm_manufacturer</w:t>
+      </w:r>
+      <w:proofErr w:type="spellEnd"/>
+      <w:r>
+        <w:rPr>
+          <w:bCs/>
+          <w:lang w:val="en-US"/>
+        </w:rPr>
+        <w:t>,</w:t>
+      </w:r>
+    </w:p>
+    <w:p>
+      <w:pPr>
+        <w:rPr>
+          <w:bCs/>
+          <w:lang w:val="en-US"/>
+        </w:rPr>
+      </w:pPr>
+      <w:r>
+        <w:rPr>
+          <w:bCs/>
+          <w:lang w:val="en-US"/>
+        </w:rPr>
+        <w:t xml:space="preserve">    </w:t>
+      </w:r>
+      <w:proofErr w:type="spellStart"/>
+      <w:r>
+        <w:rPr>
+          <w:bCs/>
+          <w:lang w:val="en-US"/>
+        </w:rPr>
+        <w:t>atm_location_id</w:t>
+      </w:r>
+      <w:proofErr w:type="spellEnd"/>
+    </w:p>
+    <w:p>
+      <w:pPr>
+        <w:rPr>
+          <w:bCs/>
+          <w:lang w:val="en-US"/>
+        </w:rPr>
+      </w:pPr>
+      <w:r>
+        <w:rPr>
+          <w:bCs/>
+          <w:lang w:val="en-US"/>
+        </w:rPr>
+        <w:t xml:space="preserve">FROM </w:t>
+      </w:r>
+      <w:proofErr w:type="spellStart"/>
+      <w:r>
+        <w:rPr>
+          <w:bCs/>
+          <w:lang w:val="en-US"/>
+        </w:rPr>
+        <w:t>ext_schema.ext_dim_</w:t>
+      </w:r>
+      <w:proofErr w:type="gramStart"/>
+      <w:r>
+        <w:rPr>
+          <w:bCs/>
+          <w:lang w:val="en-US"/>
+        </w:rPr>
+        <w:t>atm</w:t>
+      </w:r>
+      <w:proofErr w:type="spellEnd"/>
+      <w:r>
+        <w:rPr>
+          <w:bCs/>
+          <w:lang w:val="en-US"/>
+        </w:rPr>
+        <w:t>;</w:t>
+      </w:r>
+      <w:proofErr w:type="gramEnd"/>
+    </w:p>
+    <w:p>
+      <w:pPr>
+        <w:rPr>
+          <w:bCs/>
+          <w:lang w:val="en-US"/>
+        </w:rPr>
+      </w:pPr>
+    </w:p>
+    <w:p>
+      <w:pPr>
+        <w:rPr>
+          <w:bCs/>
+          <w:lang w:val="en-US"/>
+        </w:rPr>
+      </w:pPr>
+      <w:r>
+        <w:rPr>
+          <w:bCs/>
+          <w:noProof/>
+        </w:rPr>
+        <w:drawing>
+          <wp:inline distT="0" distB="0" distL="0" distR="0" wp14:anchorId="1298950F" wp14:editId="029B1E32">
+            <wp:extent cx="1851820" cy="2179509"/>
+            <wp:effectExtent l="0" t="0" r="0" b="0"/>
+            <wp:docPr id="1233031182" name="Picture 1"/>
+            <wp:cNvGraphicFramePr>
+              <a:graphicFrameLocks xmlns:a="http://schemas.openxmlformats.org/drawingml/2006/main" noChangeAspect="1"/>
+            </wp:cNvGraphicFramePr>
+            <a:graphic xmlns:a="http://schemas.openxmlformats.org/drawingml/2006/main">
+              <a:graphicData uri="http://schemas.openxmlformats.org/drawingml/2006/picture">
+                <pic:pic xmlns:pic="http://schemas.openxmlformats.org/drawingml/2006/picture">
+                  <pic:nvPicPr>
+                    <pic:cNvPr id="1233031182" name=""/>
+                    <pic:cNvPicPr/>
+                  </pic:nvPicPr>
+                  <pic:blipFill>
+                    <a:blip r:embed="rId16"/>
+                    <a:stretch>
+                      <a:fillRect/>
+                    </a:stretch>
+                  </pic:blipFill>
+                  <pic:spPr>
+                    <a:xfrm>
+                      <a:off x="0" y="0"/>
+                      <a:ext cx="1851820" cy="2179509"/>
+                    </a:xfrm>
+                    <a:prstGeom prst="rect">
+                      <a:avLst/>
+                    </a:prstGeom>
+                  </pic:spPr>
+                </pic:pic>
+              </a:graphicData>
+            </a:graphic>
+          </wp:inline>
+        </w:drawing>
+      </w:r>
+    </w:p>
+    <w:p>
+      <w:pPr>
+        <w:rPr>
+          <w:bCs/>
+          <w:lang w:val="en-US"/>
+        </w:rPr>
+      </w:pPr>
+    </w:p>
+    <w:p>
+      <w:pPr>
+        <w:pStyle w:val="ListParagraph"/>
+        <w:numPr>
+          <w:ilvl w:val="0"/>
+          <w:numId w:val="3"/>
+        </w:numPr>
+        <w:rPr>
+          <w:b/>
+          <w:lang w:val="en-US"/>
+        </w:rPr>
+      </w:pPr>
+      <w:proofErr w:type="spellStart"/>
+      <w:r>
+        <w:rPr>
+          <w:b/>
+          <w:lang w:val="en-US"/>
+        </w:rPr>
+        <w:t>dim_date</w:t>
+      </w:r>
+      <w:proofErr w:type="spellEnd"/>
+    </w:p>
+    <w:p>
+      <w:pPr>
+        <w:rPr>
+          <w:bCs/>
+          <w:lang w:val="en-US"/>
+        </w:rPr>
+      </w:pPr>
+      <w:r>
+        <w:rPr>
+          <w:bCs/>
+          <w:lang w:val="en-US"/>
+        </w:rPr>
+        <w:t xml:space="preserve">CREATE EXTERNAL TABLE </w:t>
+      </w:r>
+      <w:proofErr w:type="spellStart"/>
+      <w:r>
+        <w:rPr>
+          <w:bCs/>
+          <w:lang w:val="en-US"/>
+        </w:rPr>
+        <w:t>ext_schema.ext_dim_date</w:t>
+      </w:r>
+      <w:proofErr w:type="spellEnd"/>
+      <w:r>
+        <w:rPr>
+          <w:bCs/>
+          <w:lang w:val="en-US"/>
+        </w:rPr>
+        <w:t xml:space="preserve"> (</w:t>
+      </w:r>
+    </w:p>
+    <w:p>
+      <w:pPr>
+        <w:rPr>
+          <w:bCs/>
+          <w:lang w:val="en-US"/>
+        </w:rPr>
+      </w:pPr>
+      <w:r>
+        <w:rPr>
+          <w:bCs/>
+          <w:lang w:val="en-US"/>
+        </w:rPr>
+        <w:t xml:space="preserve">    </w:t>
+      </w:r>
+      <w:proofErr w:type="spellStart"/>
+      <w:r>
+        <w:rPr>
+          <w:bCs/>
+          <w:lang w:val="en-US"/>
+        </w:rPr>
+        <w:t>date_id</w:t>
+      </w:r>
+      <w:proofErr w:type="spellEnd"/>
+      <w:r>
+        <w:rPr>
+          <w:bCs/>
+          <w:lang w:val="en-US"/>
+        </w:rPr>
+        <w:t xml:space="preserve"> BIGINT,</w:t>
+      </w:r>
+    </w:p>
+    <w:p>
+      <w:pPr>
+        <w:rPr>
+          <w:bCs/>
+          <w:lang w:val="en-US"/>
+        </w:rPr>
+      </w:pPr>
+      <w:r>
+        <w:rPr>
+          <w:bCs/>
+          <w:lang w:val="en-US"/>
+        </w:rPr>
+        <w:t xml:space="preserve">    </w:t>
+      </w:r>
+      <w:proofErr w:type="spellStart"/>
+      <w:r>
+        <w:rPr>
+          <w:bCs/>
+          <w:lang w:val="en-US"/>
+        </w:rPr>
+        <w:t>full_date_time</w:t>
+      </w:r>
+      <w:proofErr w:type="spellEnd"/>
+      <w:r>
+        <w:rPr>
+          <w:bCs/>
+          <w:lang w:val="en-US"/>
+        </w:rPr>
+        <w:t xml:space="preserve"> </w:t>
+      </w:r>
+      <w:proofErr w:type="gramStart"/>
+      <w:r>
+        <w:rPr>
+          <w:bCs/>
+          <w:lang w:val="en-US"/>
+        </w:rPr>
+        <w:t>VARCHAR(</w:t>
+      </w:r>
+      <w:proofErr w:type="gramEnd"/>
+      <w:r>
+        <w:rPr>
+          <w:bCs/>
+          <w:lang w:val="en-US"/>
+        </w:rPr>
+        <w:t>50),</w:t>
+      </w:r>
+    </w:p>
+    <w:p>
+      <w:pPr>
+        <w:rPr>
+          <w:bCs/>
+          <w:lang w:val="en-US"/>
+        </w:rPr>
+      </w:pPr>
+      <w:r>
+        <w:rPr>
+          <w:bCs/>
+          <w:lang w:val="en-US"/>
+        </w:rPr>
+        <w:t>    year INT,</w:t>
+      </w:r>
+    </w:p>
+    <w:p>
+      <w:pPr>
+        <w:rPr>
+          <w:bCs/>
+          <w:lang w:val="en-US"/>
+        </w:rPr>
+      </w:pPr>
+      <w:r>
+        <w:rPr>
+          <w:bCs/>
+          <w:lang w:val="en-US"/>
+        </w:rPr>
+        <w:t xml:space="preserve">    month </w:t>
+      </w:r>
+      <w:proofErr w:type="gramStart"/>
+      <w:r>
+        <w:rPr>
+          <w:bCs/>
+          <w:lang w:val="en-US"/>
+        </w:rPr>
+        <w:t>VARCHAR(</w:t>
+      </w:r>
+      <w:proofErr w:type="gramEnd"/>
+      <w:r>
+        <w:rPr>
+          <w:bCs/>
+          <w:lang w:val="en-US"/>
+        </w:rPr>
+        <w:t>20),</w:t>
+      </w:r>
+    </w:p>
+    <w:p>
+      <w:pPr>
+        <w:rPr>
+          <w:bCs/>
+          <w:lang w:val="en-US"/>
+        </w:rPr>
+      </w:pPr>
+      <w:r>
+        <w:rPr>
+          <w:bCs/>
+          <w:lang w:val="en-US"/>
+        </w:rPr>
+        <w:t>    day INT,</w:t>
+      </w:r>
+    </w:p>
+    <w:p>
+      <w:pPr>
+        <w:rPr>
+          <w:bCs/>
+          <w:lang w:val="en-US"/>
+        </w:rPr>
+      </w:pPr>
+      <w:r>
+        <w:rPr>
+          <w:bCs/>
+          <w:lang w:val="en-US"/>
+        </w:rPr>
+        <w:t>    hour INT,</w:t>
+      </w:r>
+    </w:p>
+    <w:p>
+      <w:pPr>
+        <w:rPr>
+          <w:bCs/>
+          <w:lang w:val="en-US"/>
+        </w:rPr>
+      </w:pPr>
+      <w:r>
+        <w:rPr>
+          <w:bCs/>
+          <w:lang w:val="en-US"/>
+        </w:rPr>
+        <w:t xml:space="preserve">    weekday </w:t>
+      </w:r>
+      <w:proofErr w:type="gramStart"/>
+      <w:r>
+        <w:rPr>
+          <w:bCs/>
+          <w:lang w:val="en-US"/>
+        </w:rPr>
+        <w:t>VARCHAR(</w:t>
+      </w:r>
+      <w:proofErr w:type="gramEnd"/>
+      <w:r>
+        <w:rPr>
+          <w:bCs/>
+          <w:lang w:val="en-US"/>
+        </w:rPr>
+        <w:t>20)</w:t>
+      </w:r>
+    </w:p>
+    <w:p>
+      <w:pPr>
+        <w:rPr>
+          <w:bCs/>
+          <w:lang w:val="en-US"/>
+        </w:rPr>
+      </w:pPr>
+      <w:r>
+        <w:rPr>
+          <w:bCs/>
+          <w:lang w:val="en-US"/>
+        </w:rPr>
+        <w:t>)</w:t>
+      </w:r>
+    </w:p>
+    <w:p>
+      <w:pPr>
+        <w:rPr>
+          <w:bCs/>
+          <w:lang w:val="en-US"/>
+        </w:rPr>
+      </w:pPr>
+      <w:r>
+        <w:rPr>
+          <w:bCs/>
+          <w:lang w:val="en-US"/>
+        </w:rPr>
+        <w:t>STORED AS PARQUET</w:t>
+      </w:r>
+    </w:p>
+    <w:p>
+      <w:pPr>
+        <w:rPr>
+          <w:bCs/>
+          <w:lang w:val="en-US"/>
+        </w:rPr>
+      </w:pPr>
+      <w:r>
+        <w:rPr>
+          <w:bCs/>
+          <w:lang w:val="en-US"/>
+        </w:rPr>
+        <w:t>LOCATION 's3://mike-</w:t>
+      </w:r>
+      <w:proofErr w:type="spellStart"/>
+      <w:r>
+        <w:rPr>
+          <w:bCs/>
+          <w:lang w:val="en-US"/>
+        </w:rPr>
+        <w:t>upgrad</w:t>
+      </w:r>
+      <w:proofErr w:type="spellEnd"/>
+      <w:r>
+        <w:rPr>
+          <w:bCs/>
+          <w:lang w:val="en-US"/>
+        </w:rPr>
+        <w:t>-</w:t>
+      </w:r>
+      <w:proofErr w:type="spellStart"/>
+      <w:r>
+        <w:rPr>
+          <w:bCs/>
+          <w:lang w:val="en-US"/>
+        </w:rPr>
+        <w:t>etl</w:t>
+      </w:r>
+      <w:proofErr w:type="spellEnd"/>
+      <w:r>
+        <w:rPr>
+          <w:bCs/>
+          <w:lang w:val="en-US"/>
+        </w:rPr>
+        <w:t>-project/</w:t>
+      </w:r>
+      <w:proofErr w:type="spellStart"/>
+      <w:r>
+        <w:rPr>
+          <w:bCs/>
+          <w:lang w:val="en-US"/>
+        </w:rPr>
+        <w:t>dim_date</w:t>
+      </w:r>
+      <w:proofErr w:type="spellEnd"/>
+      <w:r>
+        <w:rPr>
+          <w:bCs/>
+          <w:lang w:val="en-US"/>
+        </w:rPr>
+        <w:t>/</w:t>
+      </w:r>
+      <w:proofErr w:type="gramStart"/>
+      <w:r>
+        <w:rPr>
+          <w:bCs/>
+          <w:lang w:val="en-US"/>
+        </w:rPr>
+        <w:t>';</w:t>
+      </w:r>
+      <w:proofErr w:type="gramEnd"/>
+    </w:p>
+    <w:p>
+      <w:pPr>
+        <w:rPr>
+          <w:bCs/>
+          <w:lang w:val="en-US"/>
+        </w:rPr>
+      </w:pPr>
+    </w:p>
+    <w:p>
+      <w:pPr>
+        <w:rPr>
+          <w:bCs/>
+          <w:lang w:val="en-US"/>
+        </w:rPr>
+      </w:pPr>
+      <w:r>
+        <w:rPr>
+          <w:bCs/>
+          <w:noProof/>
+        </w:rPr>
+        <w:drawing>
+          <wp:inline distT="0" distB="0" distL="0" distR="0" wp14:anchorId="0B92C25F" wp14:editId="18376AF7">
+            <wp:extent cx="2667231" cy="2438611"/>
+            <wp:effectExtent l="0" t="0" r="0" b="0"/>
+            <wp:docPr id="1360026225" name="Picture 1"/>
+            <wp:cNvGraphicFramePr>
+              <a:graphicFrameLocks xmlns:a="http://schemas.openxmlformats.org/drawingml/2006/main" noChangeAspect="1"/>
+            </wp:cNvGraphicFramePr>
+            <a:graphic xmlns:a="http://schemas.openxmlformats.org/drawingml/2006/main">
+              <a:graphicData uri="http://schemas.openxmlformats.org/drawingml/2006/picture">
+                <pic:pic xmlns:pic="http://schemas.openxmlformats.org/drawingml/2006/picture">
+                  <pic:nvPicPr>
+                    <pic:cNvPr id="1360026225" name=""/>
+                    <pic:cNvPicPr/>
+                  </pic:nvPicPr>
+                  <pic:blipFill>
+                    <a:blip r:embed="rId17"/>
+                    <a:stretch>
+                      <a:fillRect/>
+                    </a:stretch>
+                  </pic:blipFill>
+                  <pic:spPr>
+                    <a:xfrm>
+                      <a:off x="0" y="0"/>
+                      <a:ext cx="2667231" cy="2438611"/>
+                    </a:xfrm>
+                    <a:prstGeom prst="rect">
+                      <a:avLst/>
+                    </a:prstGeom>
+                  </pic:spPr>
+                </pic:pic>
+              </a:graphicData>
+            </a:graphic>
+          </wp:inline>
+        </w:drawing>
+      </w:r>
+    </w:p>
+    <w:p>
+      <w:pPr>
+        <w:rPr>
+          <w:bCs/>
+          <w:lang w:val="en-US"/>
+        </w:rPr>
+      </w:pPr>
+    </w:p>
+    <w:p>
+      <w:pPr>
+        <w:rPr>
+          <w:bCs/>
+          <w:lang w:val="en-US"/>
+        </w:rPr>
+      </w:pPr>
+      <w:r>
+        <w:rPr>
+          <w:bCs/>
+          <w:lang w:val="en-US"/>
+        </w:rPr>
+        <w:lastRenderedPageBreak/>
+        <w:t xml:space="preserve">INSERT INTO </w:t>
+      </w:r>
+      <w:proofErr w:type="spellStart"/>
+      <w:r>
+        <w:rPr>
+          <w:bCs/>
+          <w:lang w:val="en-US"/>
+        </w:rPr>
+        <w:t>dim_date</w:t>
+      </w:r>
+      <w:proofErr w:type="spellEnd"/>
+    </w:p>
+    <w:p>
+      <w:pPr>
+        <w:rPr>
+          <w:bCs/>
+          <w:lang w:val="en-US"/>
+        </w:rPr>
+      </w:pPr>
+      <w:r>
+        <w:rPr>
+          <w:bCs/>
+          <w:lang w:val="en-US"/>
+        </w:rPr>
+        <w:t>SELECT</w:t>
+      </w:r>
+    </w:p>
+    <w:p>
+      <w:pPr>
+        <w:rPr>
+          <w:bCs/>
+          <w:lang w:val="en-US"/>
+        </w:rPr>
+      </w:pPr>
+      <w:r>
+        <w:rPr>
+          <w:bCs/>
+          <w:lang w:val="en-US"/>
+        </w:rPr>
+        <w:t xml:space="preserve">    </w:t>
+      </w:r>
+      <w:proofErr w:type="spellStart"/>
+      <w:r>
+        <w:rPr>
+          <w:bCs/>
+          <w:lang w:val="en-US"/>
+        </w:rPr>
+        <w:t>date_id</w:t>
+      </w:r>
+      <w:proofErr w:type="spellEnd"/>
+      <w:r>
+        <w:rPr>
+          <w:bCs/>
+          <w:lang w:val="en-US"/>
+        </w:rPr>
+        <w:t>,</w:t>
+      </w:r>
+    </w:p>
+    <w:p>
+      <w:pPr>
+        <w:rPr>
+          <w:bCs/>
+          <w:lang w:val="en-US"/>
+        </w:rPr>
+      </w:pPr>
+      <w:r>
+        <w:rPr>
+          <w:bCs/>
+          <w:lang w:val="en-US"/>
+        </w:rPr>
+        <w:t>    TO_</w:t>
+      </w:r>
+      <w:proofErr w:type="gramStart"/>
+      <w:r>
+        <w:rPr>
+          <w:bCs/>
+          <w:lang w:val="en-US"/>
+        </w:rPr>
+        <w:t>TIMESTAMP(</w:t>
+      </w:r>
+      <w:proofErr w:type="spellStart"/>
+      <w:proofErr w:type="gramEnd"/>
+      <w:r>
+        <w:rPr>
+          <w:bCs/>
+          <w:lang w:val="en-US"/>
+        </w:rPr>
+        <w:t>full_date_time</w:t>
+      </w:r>
+      <w:proofErr w:type="spellEnd"/>
+      <w:r>
+        <w:rPr>
+          <w:bCs/>
+          <w:lang w:val="en-US"/>
+        </w:rPr>
+        <w:t>, 'YYYY Month DD HH24'),</w:t>
+      </w:r>
+    </w:p>
+    <w:p>
+      <w:pPr>
+        <w:rPr>
+          <w:bCs/>
+          <w:lang w:val="en-US"/>
+        </w:rPr>
+      </w:pPr>
+      <w:r>
+        <w:rPr>
+          <w:bCs/>
+          <w:lang w:val="en-US"/>
+        </w:rPr>
+        <w:t>    year,</w:t>
+      </w:r>
+    </w:p>
+    <w:p>
+      <w:pPr>
+        <w:rPr>
+          <w:bCs/>
+          <w:lang w:val="en-US"/>
+        </w:rPr>
+      </w:pPr>
+      <w:r>
+        <w:rPr>
+          <w:bCs/>
+          <w:lang w:val="en-US"/>
+        </w:rPr>
+        <w:t>    month,</w:t>
+      </w:r>
+    </w:p>
+    <w:p>
+      <w:pPr>
+        <w:rPr>
+          <w:bCs/>
+          <w:lang w:val="en-US"/>
+        </w:rPr>
+      </w:pPr>
+      <w:r>
+        <w:rPr>
+          <w:bCs/>
+          <w:lang w:val="en-US"/>
+        </w:rPr>
+        <w:t>    day,</w:t>
+      </w:r>
+    </w:p>
+    <w:p>
+      <w:pPr>
+        <w:rPr>
+          <w:bCs/>
+          <w:lang w:val="en-US"/>
+        </w:rPr>
+      </w:pPr>
+      <w:r>
+        <w:rPr>
+          <w:bCs/>
+          <w:lang w:val="en-US"/>
+        </w:rPr>
+        <w:t>    hour,</w:t>
+      </w:r>
+    </w:p>
+    <w:p>
+      <w:pPr>
+        <w:rPr>
+          <w:bCs/>
+          <w:lang w:val="en-US"/>
+        </w:rPr>
+      </w:pPr>
+      <w:r>
+        <w:rPr>
+          <w:bCs/>
+          <w:lang w:val="en-US"/>
+        </w:rPr>
+        <w:t>    weekday</w:t>
+      </w:r>
+    </w:p>
+    <w:p>
+      <w:pPr>
+        <w:rPr>
+          <w:bCs/>
+          <w:lang w:val="en-US"/>
+        </w:rPr>
+      </w:pPr>
+      <w:r>
+        <w:rPr>
+          <w:bCs/>
+          <w:lang w:val="en-US"/>
+        </w:rPr>
+        <w:t xml:space="preserve">FROM </w:t>
+      </w:r>
+      <w:proofErr w:type="spellStart"/>
+      <w:r>
+        <w:rPr>
+          <w:bCs/>
+          <w:lang w:val="en-US"/>
+        </w:rPr>
+        <w:t>ext_schema.ext_dim_</w:t>
+      </w:r>
+      <w:proofErr w:type="gramStart"/>
+      <w:r>
+        <w:rPr>
+          <w:bCs/>
+          <w:lang w:val="en-US"/>
+        </w:rPr>
+        <w:t>date</w:t>
+      </w:r>
+      <w:proofErr w:type="spellEnd"/>
+      <w:r>
+        <w:rPr>
+          <w:bCs/>
+          <w:lang w:val="en-US"/>
+        </w:rPr>
+        <w:t>;</w:t>
+      </w:r>
+      <w:proofErr w:type="gramEnd"/>
+    </w:p>
+    <w:p>
+      <w:pPr>
+        <w:rPr>
+          <w:bCs/>
+          <w:lang w:val="en-US"/>
+        </w:rPr>
+      </w:pPr>
+    </w:p>
+    <w:p>
+      <w:pPr>
+        <w:rPr>
+          <w:bCs/>
+          <w:lang w:val="en-US"/>
+        </w:rPr>
+      </w:pPr>
+      <w:r>
+        <w:rPr>
+          <w:bCs/>
+          <w:noProof/>
+        </w:rPr>
+        <w:drawing>
+          <wp:inline distT="0" distB="0" distL="0" distR="0" wp14:anchorId="52B9BB6D" wp14:editId="3A5821CF">
+            <wp:extent cx="3033023" cy="2354784"/>
+            <wp:effectExtent l="0" t="0" r="0" b="7620"/>
+            <wp:docPr id="1587097689" name="Picture 1"/>
+            <wp:cNvGraphicFramePr>
+              <a:graphicFrameLocks xmlns:a="http://schemas.openxmlformats.org/drawingml/2006/main" noChangeAspect="1"/>
+            </wp:cNvGraphicFramePr>
+            <a:graphic xmlns:a="http://schemas.openxmlformats.org/drawingml/2006/main">
+              <a:graphicData uri="http://schemas.openxmlformats.org/drawingml/2006/picture">
+                <pic:pic xmlns:pic="http://schemas.openxmlformats.org/drawingml/2006/picture">
+                  <pic:nvPicPr>
+                    <pic:cNvPr id="1587097689" name=""/>
+                    <pic:cNvPicPr/>
+                  </pic:nvPicPr>
+                  <pic:blipFill>
+                    <a:blip r:embed="rId18"/>
+                    <a:stretch>
+                      <a:fillRect/>
+                    </a:stretch>
+                  </pic:blipFill>
+                  <pic:spPr>
+                    <a:xfrm>
+                      <a:off x="0" y="0"/>
+                      <a:ext cx="3033023" cy="2354784"/>
+                    </a:xfrm>
+                    <a:prstGeom prst="rect">
+                      <a:avLst/>
+                    </a:prstGeom>
+                  </pic:spPr>
+                </pic:pic>
+              </a:graphicData>
+            </a:graphic>
+          </wp:inline>
+        </w:drawing>
+      </w:r>
+    </w:p>
+    <w:p>
+      <w:pPr>
+        <w:rPr>
+          <w:bCs/>
+          <w:lang w:val="en-US"/>
+        </w:rPr>
+      </w:pPr>
+    </w:p>
+    <w:p>
+      <w:pPr>
+        <w:pStyle w:val="ListParagraph"/>
+        <w:numPr>
+          <w:ilvl w:val="0"/>
+          <w:numId w:val="3"/>
+        </w:numPr>
+        <w:rPr>
+          <w:b/>
+          <w:lang w:val="en-US"/>
+        </w:rPr>
+      </w:pPr>
+      <w:proofErr w:type="spellStart"/>
+      <w:r>
+        <w:rPr>
+          <w:b/>
+          <w:lang w:val="en-US"/>
+        </w:rPr>
+        <w:t>dim_card_type</w:t>
+      </w:r>
+      <w:proofErr w:type="spellEnd"/>
+    </w:p>
+    <w:p>
+      <w:pPr>
+        <w:rPr>
+          <w:bCs/>
+          <w:lang w:val="en-US"/>
+        </w:rPr>
+      </w:pPr>
+      <w:r>
+        <w:rPr>
+          <w:bCs/>
+          <w:lang w:val="en-US"/>
+        </w:rPr>
+        <w:t xml:space="preserve">CREATE EXTERNAL TABLE </w:t>
+      </w:r>
+      <w:proofErr w:type="spellStart"/>
+      <w:r>
+        <w:rPr>
+          <w:bCs/>
+          <w:lang w:val="en-US"/>
+        </w:rPr>
+        <w:t>ext_schema.ext_dim_card_type</w:t>
+      </w:r>
+      <w:proofErr w:type="spellEnd"/>
+      <w:r>
+        <w:rPr>
+          <w:bCs/>
+          <w:lang w:val="en-US"/>
+        </w:rPr>
+        <w:t xml:space="preserve"> (</w:t>
+      </w:r>
+    </w:p>
+    <w:p>
+      <w:pPr>
+        <w:rPr>
+          <w:bCs/>
+          <w:lang w:val="en-US"/>
+        </w:rPr>
+      </w:pPr>
+      <w:r>
+        <w:rPr>
+          <w:bCs/>
+          <w:lang w:val="en-US"/>
+        </w:rPr>
+        <w:t xml:space="preserve">    </w:t>
+      </w:r>
+      <w:proofErr w:type="spellStart"/>
+      <w:r>
+        <w:rPr>
+          <w:bCs/>
+          <w:lang w:val="en-US"/>
+        </w:rPr>
+        <w:t>card_type_id</w:t>
+      </w:r>
+      <w:proofErr w:type="spellEnd"/>
+      <w:r>
+        <w:rPr>
+          <w:bCs/>
+          <w:lang w:val="en-US"/>
+        </w:rPr>
+        <w:t xml:space="preserve"> BIGINT,</w:t>
+      </w:r>
+    </w:p>
+    <w:p>
+      <w:pPr>
+        <w:rPr>
+          <w:bCs/>
+          <w:lang w:val="en-US"/>
+        </w:rPr>
+      </w:pPr>
+      <w:r>
+        <w:rPr>
+          <w:bCs/>
+          <w:lang w:val="en-US"/>
+        </w:rPr>
+        <w:t xml:space="preserve">    </w:t>
+      </w:r>
+      <w:proofErr w:type="spellStart"/>
+      <w:r>
+        <w:rPr>
+          <w:bCs/>
+          <w:lang w:val="en-US"/>
+        </w:rPr>
+        <w:t>card_type</w:t>
+      </w:r>
+      <w:proofErr w:type="spellEnd"/>
+      <w:r>
+        <w:rPr>
+          <w:bCs/>
+          <w:lang w:val="en-US"/>
+        </w:rPr>
+        <w:t xml:space="preserve"> </w:t>
+      </w:r>
+      <w:proofErr w:type="gramStart"/>
+      <w:r>
+        <w:rPr>
+          <w:bCs/>
+          <w:lang w:val="en-US"/>
+        </w:rPr>
+        <w:t>VARCHAR(</w:t>
+      </w:r>
+      <w:proofErr w:type="gramEnd"/>
+      <w:r>
+        <w:rPr>
+          <w:bCs/>
+          <w:lang w:val="en-US"/>
+        </w:rPr>
+        <w:t>30)</w:t>
+      </w:r>
+    </w:p>
+    <w:p>
+      <w:pPr>
+        <w:rPr>
+          <w:bCs/>
+          <w:lang w:val="en-US"/>
+        </w:rPr>
+      </w:pPr>
+      <w:r>
+        <w:rPr>
+          <w:bCs/>
+          <w:lang w:val="en-US"/>
+        </w:rPr>
+        <w:t>)</w:t>
+      </w:r>
+    </w:p>
+    <w:p>
+      <w:pPr>
+        <w:rPr>
+          <w:bCs/>
+          <w:lang w:val="en-US"/>
+        </w:rPr>
+      </w:pPr>
+      <w:r>
+        <w:rPr>
+          <w:bCs/>
+          <w:lang w:val="en-US"/>
+        </w:rPr>
+        <w:t>STORED AS PARQUET</w:t>
+      </w:r>
+    </w:p>
+    <w:p>
+      <w:pPr>
+        <w:rPr>
+          <w:bCs/>
+          <w:lang w:val="en-US"/>
+        </w:rPr>
+      </w:pPr>
+      <w:r>
+        <w:rPr>
+          <w:bCs/>
+          <w:lang w:val="en-US"/>
+        </w:rPr>
+        <w:t>LOCATION 's3://mike-</w:t>
+      </w:r>
+      <w:proofErr w:type="spellStart"/>
+      <w:r>
+        <w:rPr>
+          <w:bCs/>
+          <w:lang w:val="en-US"/>
+        </w:rPr>
+        <w:t>upgrad</w:t>
+      </w:r>
+      <w:proofErr w:type="spellEnd"/>
+      <w:r>
+        <w:rPr>
+          <w:bCs/>
+          <w:lang w:val="en-US"/>
+        </w:rPr>
+        <w:t>-</w:t>
+      </w:r>
+      <w:proofErr w:type="spellStart"/>
+      <w:r>
+        <w:rPr>
+          <w:bCs/>
+          <w:lang w:val="en-US"/>
+        </w:rPr>
+        <w:t>etl</w:t>
+      </w:r>
+      <w:proofErr w:type="spellEnd"/>
+      <w:r>
+        <w:rPr>
+          <w:bCs/>
+          <w:lang w:val="en-US"/>
+        </w:rPr>
+        <w:t>-project/</w:t>
+      </w:r>
+      <w:proofErr w:type="spellStart"/>
+      <w:r>
+        <w:rPr>
+          <w:bCs/>
+          <w:lang w:val="en-US"/>
+        </w:rPr>
+        <w:t>dim_card_type</w:t>
+      </w:r>
+      <w:proofErr w:type="spellEnd"/>
+      <w:r>
+        <w:rPr>
+          <w:bCs/>
+          <w:lang w:val="en-US"/>
+        </w:rPr>
+        <w:t>/</w:t>
+      </w:r>
+      <w:proofErr w:type="gramStart"/>
+      <w:r>
+        <w:rPr>
+          <w:bCs/>
+          <w:lang w:val="en-US"/>
+        </w:rPr>
+        <w:t>';</w:t>
+      </w:r>
+      <w:proofErr w:type="gramEnd"/>
+    </w:p>
+    <w:p>
+      <w:pPr>
+        <w:rPr>
+          <w:bCs/>
+          <w:lang w:val="en-US"/>
+        </w:rPr>
+      </w:pPr>
+    </w:p>
+    <w:p>
+      <w:pPr>
+        <w:rPr>
+          <w:bCs/>
+          <w:lang w:val="en-US"/>
+        </w:rPr>
+      </w:pPr>
+      <w:r>
+        <w:rPr>
+          <w:bCs/>
+          <w:noProof/>
+        </w:rPr>
+        <w:drawing>
+          <wp:inline distT="0" distB="0" distL="0" distR="0" wp14:anchorId="6D4743FF" wp14:editId="620875DC">
+            <wp:extent cx="3238781" cy="2095682"/>
+            <wp:effectExtent l="0" t="0" r="0" b="0"/>
+            <wp:docPr id="582772293" name="Picture 1"/>
+            <wp:cNvGraphicFramePr>
+              <a:graphicFrameLocks xmlns:a="http://schemas.openxmlformats.org/drawingml/2006/main" noChangeAspect="1"/>
+            </wp:cNvGraphicFramePr>
+            <a:graphic xmlns:a="http://schemas.openxmlformats.org/drawingml/2006/main">
+              <a:graphicData uri="http://schemas.openxmlformats.org/drawingml/2006/picture">
+                <pic:pic xmlns:pic="http://schemas.openxmlformats.org/drawingml/2006/picture">
+                  <pic:nvPicPr>
+                    <pic:cNvPr id="582772293" name=""/>
+                    <pic:cNvPicPr/>
+                  </pic:nvPicPr>
+                  <pic:blipFill>
+                    <a:blip r:embed="rId19"/>
+                    <a:stretch>
+                      <a:fillRect/>
+                    </a:stretch>
+                  </pic:blipFill>
+                  <pic:spPr>
+                    <a:xfrm>
+                      <a:off x="0" y="0"/>
+                      <a:ext cx="3238781" cy="2095682"/>
+                    </a:xfrm>
+                    <a:prstGeom prst="rect">
+                      <a:avLst/>
+                    </a:prstGeom>
+                  </pic:spPr>
+                </pic:pic>
+              </a:graphicData>
+            </a:graphic>
+          </wp:inline>
+        </w:drawing>
+      </w:r>
+    </w:p>
+    <w:p>
+      <w:pPr>
+        <w:rPr>
+          <w:bCs/>
+          <w:lang w:val="en-US"/>
+        </w:rPr>
+      </w:pPr>
+    </w:p>
+    <w:p>
+      <w:pPr>
+        <w:rPr>
+          <w:bCs/>
+          <w:lang w:val="en-US"/>
+        </w:rPr>
+      </w:pPr>
+    </w:p>
+    <w:p>
+      <w:pPr>
+        <w:rPr>
+          <w:bCs/>
+          <w:lang w:val="en-US"/>
+        </w:rPr>
+      </w:pPr>
+      <w:r>
+        <w:rPr>
+          <w:bCs/>
+          <w:lang w:val="en-US"/>
+        </w:rPr>
+        <w:t xml:space="preserve">INSERT INTO </w:t>
+      </w:r>
+      <w:proofErr w:type="spellStart"/>
+      <w:r>
+        <w:rPr>
+          <w:bCs/>
+          <w:lang w:val="en-US"/>
+        </w:rPr>
+        <w:t>dim_card_type</w:t>
+      </w:r>
+      <w:proofErr w:type="spellEnd"/>
+    </w:p>
+    <w:p>
+      <w:pPr>
+        <w:rPr>
+          <w:bCs/>
+          <w:lang w:val="en-US"/>
+        </w:rPr>
+      </w:pPr>
+      <w:r>
+        <w:rPr>
+          <w:bCs/>
+          <w:lang w:val="en-US"/>
+        </w:rPr>
+        <w:t>SELECT</w:t>
+      </w:r>
+    </w:p>
+    <w:p>
+      <w:pPr>
+        <w:rPr>
+          <w:bCs/>
+          <w:lang w:val="en-US"/>
+        </w:rPr>
+      </w:pPr>
+      <w:r>
+        <w:rPr>
+          <w:bCs/>
+          <w:lang w:val="en-US"/>
+        </w:rPr>
+        <w:t xml:space="preserve">    </w:t>
+      </w:r>
+      <w:proofErr w:type="spellStart"/>
+      <w:r>
+        <w:rPr>
+          <w:bCs/>
+          <w:lang w:val="en-US"/>
+        </w:rPr>
+        <w:t>card_type_id</w:t>
+      </w:r>
+      <w:proofErr w:type="spellEnd"/>
+      <w:r>
+        <w:rPr>
+          <w:bCs/>
+          <w:lang w:val="en-US"/>
+        </w:rPr>
+        <w:t>,</w:t>
+      </w:r>
+    </w:p>
+    <w:p>
+      <w:pPr>
+        <w:rPr>
+          <w:bCs/>
+          <w:lang w:val="en-US"/>
+        </w:rPr>
+      </w:pPr>
+      <w:r>
+        <w:rPr>
+          <w:bCs/>
+          <w:lang w:val="en-US"/>
+        </w:rPr>
+        <w:t xml:space="preserve">    </w:t>
+      </w:r>
+      <w:proofErr w:type="spellStart"/>
+      <w:r>
+        <w:rPr>
+          <w:bCs/>
+          <w:lang w:val="en-US"/>
+        </w:rPr>
+        <w:t>card_type</w:t>
+      </w:r>
+      <w:proofErr w:type="spellEnd"/>
+    </w:p>
+    <w:p>
+      <w:pPr>
+        <w:rPr>
+          <w:bCs/>
+          <w:lang w:val="en-US"/>
+        </w:rPr>
+      </w:pPr>
+      <w:r>
+        <w:rPr>
+          <w:bCs/>
+          <w:lang w:val="en-US"/>
+        </w:rPr>
+        <w:t xml:space="preserve">FROM </w:t>
+      </w:r>
+      <w:proofErr w:type="spellStart"/>
+      <w:r>
+        <w:rPr>
+          <w:bCs/>
+          <w:lang w:val="en-US"/>
+        </w:rPr>
+        <w:t>ext_schema.ext_dim_card_</w:t>
+      </w:r>
+      <w:proofErr w:type="gramStart"/>
+      <w:r>
+        <w:rPr>
+          <w:bCs/>
+          <w:lang w:val="en-US"/>
+        </w:rPr>
+        <w:t>type</w:t>
+      </w:r>
+      <w:proofErr w:type="spellEnd"/>
+      <w:r>
+        <w:rPr>
+          <w:bCs/>
+          <w:lang w:val="en-US"/>
+        </w:rPr>
+        <w:t>;</w:t>
+      </w:r>
+      <w:proofErr w:type="gramEnd"/>
+    </w:p>
+    <w:p>
+      <w:pPr>
+        <w:rPr>
+          <w:bCs/>
+          <w:lang w:val="en-US"/>
+        </w:rPr>
+      </w:pPr>
+    </w:p>
+    <w:p>
+      <w:pPr>
+        <w:rPr>
+          <w:bCs/>
+          <w:lang w:val="en-US"/>
+        </w:rPr>
+      </w:pPr>
+      <w:r>
+        <w:rPr>
+          <w:bCs/>
+          <w:noProof/>
+        </w:rPr>
+        <w:drawing>
+          <wp:inline distT="0" distB="0" distL="0" distR="0" wp14:anchorId="2BCBF8A8" wp14:editId="4B0F1A26">
+            <wp:extent cx="1958510" cy="1958510"/>
+            <wp:effectExtent l="0" t="0" r="3810" b="3810"/>
+            <wp:docPr id="1185710330" name="Picture 1"/>
+            <wp:cNvGraphicFramePr>
+              <a:graphicFrameLocks xmlns:a="http://schemas.openxmlformats.org/drawingml/2006/main" noChangeAspect="1"/>
+            </wp:cNvGraphicFramePr>
+            <a:graphic xmlns:a="http://schemas.openxmlformats.org/drawingml/2006/main">
+              <a:graphicData uri="http://schemas.openxmlformats.org/drawingml/2006/picture">
+                <pic:pic xmlns:pic="http://schemas.openxmlformats.org/drawingml/2006/picture">
+                  <pic:nvPicPr>
+                    <pic:cNvPr id="1185710330" name=""/>
+                    <pic:cNvPicPr/>
+                  </pic:nvPicPr>
+                  <pic:blipFill>
+                    <a:blip r:embed="rId20"/>
+                    <a:stretch>
+                      <a:fillRect/>
+                    </a:stretch>
+                  </pic:blipFill>
+                  <pic:spPr>
+                    <a:xfrm>
+                      <a:off x="0" y="0"/>
+                      <a:ext cx="1958510" cy="1958510"/>
+                    </a:xfrm>
+                    <a:prstGeom prst="rect">
+                      <a:avLst/>
+                    </a:prstGeom>
+                  </pic:spPr>
+                </pic:pic>
+              </a:graphicData>
+            </a:graphic>
+          </wp:inline>
+        </w:drawing>
+      </w:r>
+    </w:p>
+    <w:p>
+      <w:pPr>
+        <w:rPr>
+          <w:bCs/>
+          <w:lang w:val="en-US"/>
+        </w:rPr>
+      </w:pPr>
+    </w:p>
+    <w:p>
+      <w:pPr>
+        <w:rPr>
+          <w:bCs/>
+          <w:lang w:val="en-US"/>
+        </w:rPr>
+      </w:pPr>
+    </w:p>
+    <w:p>
+      <w:pPr>
+        <w:pStyle w:val="ListParagraph"/>
+        <w:numPr>
+          <w:ilvl w:val="0"/>
+          <w:numId w:val="3"/>
+        </w:numPr>
+        <w:rPr>
+          <w:b/>
+          <w:lang w:val="en-US"/>
+        </w:rPr>
+      </w:pPr>
+      <w:proofErr w:type="spellStart"/>
+      <w:r>
+        <w:rPr>
+          <w:b/>
+          <w:lang w:val="en-US"/>
+        </w:rPr>
+        <w:t>fact_atm_trans</w:t>
+      </w:r>
+      <w:proofErr w:type="spellEnd"/>
+    </w:p>
+    <w:p>
+      <w:pPr>
+        <w:rPr>
+          <w:bCs/>
+          <w:lang w:val="en-US"/>
+        </w:rPr>
+      </w:pPr>
+      <w:r>
+        <w:rPr>
+          <w:bCs/>
+          <w:lang w:val="en-US"/>
+        </w:rPr>
+        <w:t xml:space="preserve">CREATE EXTERNAL TABLE </w:t>
+      </w:r>
+      <w:proofErr w:type="spellStart"/>
+      <w:r>
+        <w:rPr>
+          <w:bCs/>
+          <w:lang w:val="en-US"/>
+        </w:rPr>
+        <w:t>ext_schema.ext_fact_atm_trans</w:t>
+      </w:r>
+      <w:proofErr w:type="spellEnd"/>
+      <w:r>
+        <w:rPr>
+          <w:bCs/>
+          <w:lang w:val="en-US"/>
+        </w:rPr>
+        <w:t xml:space="preserve"> (</w:t>
+      </w:r>
+    </w:p>
+    <w:p>
+      <w:pPr>
+        <w:rPr>
+          <w:bCs/>
+          <w:lang w:val="en-US"/>
+        </w:rPr>
+      </w:pPr>
+      <w:r>
+        <w:rPr>
+          <w:bCs/>
+          <w:lang w:val="en-US"/>
+        </w:rPr>
+        <w:t xml:space="preserve">    </w:t>
+      </w:r>
+      <w:proofErr w:type="spellStart"/>
+      <w:r>
+        <w:rPr>
+          <w:bCs/>
+          <w:lang w:val="en-US"/>
+        </w:rPr>
+        <w:t>trans_id</w:t>
+      </w:r>
+      <w:proofErr w:type="spellEnd"/>
+      <w:r>
+        <w:rPr>
+          <w:bCs/>
+          <w:lang w:val="en-US"/>
+        </w:rPr>
+        <w:t xml:space="preserve"> BIGINT,</w:t>
+      </w:r>
+    </w:p>
+    <w:p>
+      <w:pPr>
+        <w:rPr>
+          <w:bCs/>
+          <w:lang w:val="en-US"/>
+        </w:rPr>
+      </w:pPr>
+      <w:r>
+        <w:rPr>
+          <w:bCs/>
+          <w:lang w:val="en-US"/>
+        </w:rPr>
+        <w:t xml:space="preserve">    </w:t>
+      </w:r>
+      <w:proofErr w:type="spellStart"/>
+      <w:r>
+        <w:rPr>
+          <w:bCs/>
+          <w:lang w:val="en-US"/>
+        </w:rPr>
+        <w:t>atm_id</w:t>
+      </w:r>
+      <w:proofErr w:type="spellEnd"/>
+      <w:r>
+        <w:rPr>
+          <w:bCs/>
+          <w:lang w:val="en-US"/>
+        </w:rPr>
+        <w:t xml:space="preserve"> INT,</w:t>
+      </w:r>
+    </w:p>
+    <w:p>
+      <w:pPr>
+        <w:rPr>
+          <w:bCs/>
+          <w:lang w:val="en-US"/>
+        </w:rPr>
+      </w:pPr>
+      <w:r>
+        <w:rPr>
+          <w:bCs/>
+          <w:lang w:val="en-US"/>
+        </w:rPr>
+        <w:t xml:space="preserve">    </w:t>
+      </w:r>
+      <w:proofErr w:type="spellStart"/>
+      <w:r>
+        <w:rPr>
+          <w:bCs/>
+          <w:lang w:val="en-US"/>
+        </w:rPr>
+        <w:t>weather_loc_id</w:t>
+      </w:r>
+      <w:proofErr w:type="spellEnd"/>
+      <w:r>
+        <w:rPr>
+          <w:bCs/>
+          <w:lang w:val="en-US"/>
+        </w:rPr>
+        <w:t xml:space="preserve"> BIGINT,</w:t>
+      </w:r>
+    </w:p>
+    <w:p>
+      <w:pPr>
+        <w:rPr>
+          <w:bCs/>
+          <w:lang w:val="en-US"/>
+        </w:rPr>
+      </w:pPr>
+      <w:r>
+        <w:rPr>
+          <w:bCs/>
+          <w:lang w:val="en-US"/>
+        </w:rPr>
+        <w:t xml:space="preserve">    </w:t>
+      </w:r>
+      <w:proofErr w:type="spellStart"/>
+      <w:r>
+        <w:rPr>
+          <w:bCs/>
+          <w:lang w:val="en-US"/>
+        </w:rPr>
+        <w:t>date_id</w:t>
+      </w:r>
+      <w:proofErr w:type="spellEnd"/>
+      <w:r>
+        <w:rPr>
+          <w:bCs/>
+          <w:lang w:val="en-US"/>
+        </w:rPr>
+        <w:t xml:space="preserve"> BIGINT,</w:t>
+      </w:r>
+    </w:p>
+    <w:p>
+      <w:pPr>
+        <w:rPr>
+          <w:bCs/>
+          <w:lang w:val="en-US"/>
+        </w:rPr>
+      </w:pPr>
+      <w:r>
+        <w:rPr>
+          <w:bCs/>
+          <w:lang w:val="en-US"/>
+        </w:rPr>
+        <w:t xml:space="preserve">    </w:t>
+      </w:r>
+      <w:proofErr w:type="spellStart"/>
+      <w:r>
+        <w:rPr>
+          <w:bCs/>
+          <w:lang w:val="en-US"/>
+        </w:rPr>
+        <w:t>card_type_id</w:t>
+      </w:r>
+      <w:proofErr w:type="spellEnd"/>
+      <w:r>
+        <w:rPr>
+          <w:bCs/>
+          <w:lang w:val="en-US"/>
+        </w:rPr>
+        <w:t xml:space="preserve"> BIGINT,</w:t>
+      </w:r>
+    </w:p>
+    <w:p>
+      <w:pPr>
+        <w:rPr>
+          <w:bCs/>
+          <w:lang w:val="en-US"/>
+        </w:rPr>
+      </w:pPr>
+      <w:r>
+        <w:rPr>
+          <w:bCs/>
+          <w:lang w:val="en-US"/>
+        </w:rPr>
+        <w:t xml:space="preserve">    </w:t>
+      </w:r>
+      <w:proofErr w:type="spellStart"/>
+      <w:r>
+        <w:rPr>
+          <w:bCs/>
+          <w:lang w:val="en-US"/>
+        </w:rPr>
+        <w:t>atm_status</w:t>
+      </w:r>
+      <w:proofErr w:type="spellEnd"/>
+      <w:r>
+        <w:rPr>
+          <w:bCs/>
+          <w:lang w:val="en-US"/>
+        </w:rPr>
+        <w:t xml:space="preserve"> </w:t>
+      </w:r>
+      <w:proofErr w:type="gramStart"/>
+      <w:r>
+        <w:rPr>
+          <w:bCs/>
+          <w:lang w:val="en-US"/>
+        </w:rPr>
+        <w:t>VARCHAR(</w:t>
+      </w:r>
+      <w:proofErr w:type="gramEnd"/>
+      <w:r>
+        <w:rPr>
+          <w:bCs/>
+          <w:lang w:val="en-US"/>
+        </w:rPr>
+        <w:t>20),</w:t>
+      </w:r>
+    </w:p>
+    <w:p>
+      <w:pPr>
+        <w:rPr>
+          <w:bCs/>
+          <w:lang w:val="en-US"/>
+        </w:rPr>
+      </w:pPr>
+      <w:r>
+        <w:rPr>
+          <w:bCs/>
+          <w:lang w:val="en-US"/>
+        </w:rPr>
+        <w:t xml:space="preserve">    currency </w:t>
+      </w:r>
+      <w:proofErr w:type="gramStart"/>
+      <w:r>
+        <w:rPr>
+          <w:bCs/>
+          <w:lang w:val="en-US"/>
+        </w:rPr>
+        <w:t>VARCHAR(</w:t>
+      </w:r>
+      <w:proofErr w:type="gramEnd"/>
+      <w:r>
+        <w:rPr>
+          <w:bCs/>
+          <w:lang w:val="en-US"/>
+        </w:rPr>
+        <w:t>10),</w:t>
+      </w:r>
+    </w:p>
+    <w:p>
+      <w:pPr>
+        <w:rPr>
+          <w:bCs/>
+          <w:lang w:val="en-US"/>
+        </w:rPr>
+      </w:pPr>
+      <w:r>
+        <w:rPr>
+          <w:bCs/>
+          <w:lang w:val="en-US"/>
+        </w:rPr>
+        <w:t xml:space="preserve">    service </w:t>
+      </w:r>
+      <w:proofErr w:type="gramStart"/>
+      <w:r>
+        <w:rPr>
+          <w:bCs/>
+          <w:lang w:val="en-US"/>
+        </w:rPr>
+        <w:t>VARCHAR(</w:t>
+      </w:r>
+      <w:proofErr w:type="gramEnd"/>
+      <w:r>
+        <w:rPr>
+          <w:bCs/>
+          <w:lang w:val="en-US"/>
+        </w:rPr>
+        <w:t>20),</w:t>
+      </w:r>
+    </w:p>
+    <w:p>
+      <w:pPr>
+        <w:rPr>
+          <w:bCs/>
+          <w:lang w:val="en-US"/>
+        </w:rPr>
+      </w:pPr>
+      <w:r>
+        <w:rPr>
+          <w:bCs/>
+          <w:lang w:val="en-US"/>
+        </w:rPr>
+        <w:t xml:space="preserve">    </w:t>
+      </w:r>
+      <w:proofErr w:type="spellStart"/>
+      <w:r>
+        <w:rPr>
+          <w:bCs/>
+          <w:lang w:val="en-US"/>
+        </w:rPr>
+        <w:t>transaction_amount</w:t>
+      </w:r>
+      <w:proofErr w:type="spellEnd"/>
+      <w:r>
+        <w:rPr>
+          <w:bCs/>
+          <w:lang w:val="en-US"/>
+        </w:rPr>
+        <w:t xml:space="preserve"> INT,</w:t>
+      </w:r>
+    </w:p>
+    <w:p>
+      <w:pPr>
+        <w:rPr>
+          <w:bCs/>
+          <w:lang w:val="en-US"/>
+        </w:rPr>
+      </w:pPr>
+      <w:r>
+        <w:rPr>
+          <w:bCs/>
+          <w:lang w:val="en-US"/>
+        </w:rPr>
+        <w:t xml:space="preserve">    </w:t>
+      </w:r>
+      <w:proofErr w:type="spellStart"/>
+      <w:r>
+        <w:rPr>
+          <w:bCs/>
+          <w:lang w:val="en-US"/>
+        </w:rPr>
+        <w:t>message_code</w:t>
+      </w:r>
+      <w:proofErr w:type="spellEnd"/>
+      <w:r>
+        <w:rPr>
+          <w:bCs/>
+          <w:lang w:val="en-US"/>
+        </w:rPr>
+        <w:t xml:space="preserve"> </w:t>
+      </w:r>
+      <w:proofErr w:type="gramStart"/>
+      <w:r>
+        <w:rPr>
+          <w:bCs/>
+          <w:lang w:val="en-US"/>
+        </w:rPr>
+        <w:t>VARCHAR(</w:t>
+      </w:r>
+      <w:proofErr w:type="gramEnd"/>
+      <w:r>
+        <w:rPr>
+          <w:bCs/>
+          <w:lang w:val="en-US"/>
+        </w:rPr>
+        <w:t>255),</w:t>
+      </w:r>
+    </w:p>
+    <w:p>
+      <w:pPr>
+        <w:rPr>
+          <w:bCs/>
+          <w:lang w:val="en-US"/>
+        </w:rPr>
+      </w:pPr>
+      <w:r>
+        <w:rPr>
+          <w:bCs/>
+          <w:lang w:val="en-US"/>
+        </w:rPr>
+        <w:t xml:space="preserve">    </w:t>
+      </w:r>
+      <w:proofErr w:type="spellStart"/>
+      <w:r>
+        <w:rPr>
+          <w:bCs/>
+          <w:lang w:val="en-US"/>
+        </w:rPr>
+        <w:t>message_text</w:t>
+      </w:r>
+      <w:proofErr w:type="spellEnd"/>
+      <w:r>
+        <w:rPr>
+          <w:bCs/>
+          <w:lang w:val="en-US"/>
+        </w:rPr>
+        <w:t xml:space="preserve"> </w:t>
+      </w:r>
+      <w:proofErr w:type="gramStart"/>
+      <w:r>
+        <w:rPr>
+          <w:bCs/>
+          <w:lang w:val="en-US"/>
+        </w:rPr>
+        <w:t>VARCHAR(</w:t>
+      </w:r>
+      <w:proofErr w:type="gramEnd"/>
+      <w:r>
+        <w:rPr>
+          <w:bCs/>
+          <w:lang w:val="en-US"/>
+        </w:rPr>
+        <w:t>255),</w:t>
+      </w:r>
+    </w:p>
+    <w:p>
+      <w:pPr>
+        <w:rPr>
+          <w:bCs/>
+          <w:lang w:val="en-US"/>
+        </w:rPr>
+      </w:pPr>
+      <w:r>
+        <w:rPr>
+          <w:bCs/>
+          <w:lang w:val="en-US"/>
+        </w:rPr>
+        <w:t>    rain_3h DOUBLE PRECISION,</w:t>
+      </w:r>
+    </w:p>
+    <w:p>
+      <w:pPr>
+        <w:rPr>
+          <w:bCs/>
+          <w:lang w:val="en-US"/>
+        </w:rPr>
+      </w:pPr>
+      <w:r>
+        <w:rPr>
+          <w:bCs/>
+          <w:lang w:val="en-US"/>
+        </w:rPr>
+        <w:t xml:space="preserve">    </w:t>
+      </w:r>
+      <w:proofErr w:type="spellStart"/>
+      <w:r>
+        <w:rPr>
+          <w:bCs/>
+          <w:lang w:val="en-US"/>
+        </w:rPr>
+        <w:t>clouds_all</w:t>
+      </w:r>
+      <w:proofErr w:type="spellEnd"/>
+      <w:r>
+        <w:rPr>
+          <w:bCs/>
+          <w:lang w:val="en-US"/>
+        </w:rPr>
+        <w:t xml:space="preserve"> INT,</w:t>
+      </w:r>
+    </w:p>
+    <w:p>
+      <w:pPr>
+        <w:rPr>
+          <w:bCs/>
+          <w:lang w:val="en-US"/>
+        </w:rPr>
+      </w:pPr>
+      <w:r>
+        <w:rPr>
+          <w:bCs/>
+          <w:lang w:val="en-US"/>
+        </w:rPr>
+        <w:t xml:space="preserve">    </w:t>
+      </w:r>
+      <w:proofErr w:type="spellStart"/>
+      <w:r>
+        <w:rPr>
+          <w:bCs/>
+          <w:lang w:val="en-US"/>
+        </w:rPr>
+        <w:t>weather_id</w:t>
+      </w:r>
+      <w:proofErr w:type="spellEnd"/>
+      <w:r>
+        <w:rPr>
+          <w:bCs/>
+          <w:lang w:val="en-US"/>
+        </w:rPr>
+        <w:t xml:space="preserve"> INT,</w:t>
+      </w:r>
+    </w:p>
+    <w:p>
+      <w:pPr>
+        <w:rPr>
+          <w:bCs/>
+          <w:lang w:val="en-US"/>
+        </w:rPr>
+      </w:pPr>
+      <w:r>
+        <w:rPr>
+          <w:bCs/>
+          <w:lang w:val="en-US"/>
+        </w:rPr>
+        <w:t xml:space="preserve">    </w:t>
+      </w:r>
+      <w:proofErr w:type="spellStart"/>
+      <w:r>
+        <w:rPr>
+          <w:bCs/>
+          <w:lang w:val="en-US"/>
+        </w:rPr>
+        <w:t>weather_main</w:t>
+      </w:r>
+      <w:proofErr w:type="spellEnd"/>
+      <w:r>
+        <w:rPr>
+          <w:bCs/>
+          <w:lang w:val="en-US"/>
+        </w:rPr>
+        <w:t xml:space="preserve"> </w:t>
+      </w:r>
+      <w:proofErr w:type="gramStart"/>
+      <w:r>
+        <w:rPr>
+          <w:bCs/>
+          <w:lang w:val="en-US"/>
+        </w:rPr>
+        <w:t>VARCHAR(</w:t>
+      </w:r>
+      <w:proofErr w:type="gramEnd"/>
+      <w:r>
+        <w:rPr>
+          <w:bCs/>
+          <w:lang w:val="en-US"/>
+        </w:rPr>
+        <w:t>50),</w:t>
+      </w:r>
+    </w:p>
+    <w:p>
+      <w:pPr>
+        <w:rPr>
+          <w:bCs/>
+          <w:lang w:val="en-US"/>
+        </w:rPr>
+      </w:pPr>
+      <w:r>
+        <w:rPr>
+          <w:bCs/>
+          <w:lang w:val="en-US"/>
+        </w:rPr>
+        <w:t xml:space="preserve">    </w:t>
+      </w:r>
+      <w:proofErr w:type="spellStart"/>
+      <w:r>
+        <w:rPr>
+          <w:bCs/>
+          <w:lang w:val="en-US"/>
+        </w:rPr>
+        <w:t>weather_description</w:t>
+      </w:r>
+      <w:proofErr w:type="spellEnd"/>
+      <w:r>
+        <w:rPr>
+          <w:bCs/>
+          <w:lang w:val="en-US"/>
+        </w:rPr>
+        <w:t xml:space="preserve"> </w:t>
+      </w:r>
+      <w:proofErr w:type="gramStart"/>
+      <w:r>
+        <w:rPr>
+          <w:bCs/>
+          <w:lang w:val="en-US"/>
+        </w:rPr>
+        <w:t>VARCHAR(</w:t>
+      </w:r>
+      <w:proofErr w:type="gramEnd"/>
+      <w:r>
+        <w:rPr>
+          <w:bCs/>
+          <w:lang w:val="en-US"/>
+        </w:rPr>
+        <w:t>255)</w:t>
+      </w:r>
+    </w:p>
+    <w:p>
+      <w:pPr>
+        <w:rPr>
+          <w:bCs/>
+          <w:lang w:val="en-US"/>
+        </w:rPr>
+      </w:pPr>
+      <w:r>
+        <w:rPr>
+          <w:bCs/>
+          <w:lang w:val="en-US"/>
+        </w:rPr>
+        <w:t>)</w:t>
+      </w:r>
+    </w:p>
+    <w:p>
+      <w:pPr>
+        <w:rPr>
+          <w:bCs/>
+          <w:lang w:val="en-US"/>
+        </w:rPr>
+      </w:pPr>
+      <w:r>
+        <w:rPr>
+          <w:bCs/>
+          <w:lang w:val="en-US"/>
+        </w:rPr>
+        <w:t>STORED AS PARQUET</w:t>
+      </w:r>
+    </w:p>
+    <w:p>
+      <w:pPr>
+        <w:rPr>
+          <w:bCs/>
+          <w:lang w:val="en-US"/>
+        </w:rPr>
+      </w:pPr>
+      <w:r>
+        <w:rPr>
+          <w:bCs/>
+          <w:lang w:val="en-US"/>
+        </w:rPr>
+        <w:t>LOCATION 's3://mike-</w:t>
+      </w:r>
+      <w:proofErr w:type="spellStart"/>
+      <w:r>
+        <w:rPr>
+          <w:bCs/>
+          <w:lang w:val="en-US"/>
+        </w:rPr>
+        <w:t>upgrad</w:t>
+      </w:r>
+      <w:proofErr w:type="spellEnd"/>
+      <w:r>
+        <w:rPr>
+          <w:bCs/>
+          <w:lang w:val="en-US"/>
+        </w:rPr>
+        <w:t>-</w:t>
+      </w:r>
+      <w:proofErr w:type="spellStart"/>
+      <w:r>
+        <w:rPr>
+          <w:bCs/>
+          <w:lang w:val="en-US"/>
+        </w:rPr>
+        <w:t>etl</w:t>
+      </w:r>
+      <w:proofErr w:type="spellEnd"/>
+      <w:r>
+        <w:rPr>
+          <w:bCs/>
+          <w:lang w:val="en-US"/>
+        </w:rPr>
+        <w:t>-project/</w:t>
+      </w:r>
+      <w:proofErr w:type="spellStart"/>
+      <w:r>
+        <w:rPr>
+          <w:bCs/>
+          <w:lang w:val="en-US"/>
+        </w:rPr>
+        <w:t>fact_atm_trans</w:t>
+      </w:r>
+      <w:proofErr w:type="spellEnd"/>
+      <w:r>
+        <w:rPr>
+          <w:bCs/>
+          <w:lang w:val="en-US"/>
+        </w:rPr>
+        <w:t>/</w:t>
+      </w:r>
+      <w:proofErr w:type="gramStart"/>
+      <w:r>
+        <w:rPr>
+          <w:bCs/>
+          <w:lang w:val="en-US"/>
+        </w:rPr>
+        <w:t>';</w:t>
+      </w:r>
+      <w:proofErr w:type="gramEnd"/>
+    </w:p>
+    <w:p>
+      <w:pPr>
+        <w:rPr>
+          <w:bCs/>
+          <w:lang w:val="en-US"/>
+        </w:rPr>
+      </w:pPr>
+    </w:p>
+    <w:p>
+      <w:pPr>
+        <w:rPr>
+          <w:bCs/>
+          <w:lang w:val="en-US"/>
+        </w:rPr>
+      </w:pPr>
+      <w:r>
+        <w:rPr>
+          <w:bCs/>
+          <w:noProof/>
+        </w:rPr>
+        <w:lastRenderedPageBreak/>
+        <w:drawing>
+          <wp:inline distT="0" distB="0" distL="0" distR="0" wp14:anchorId="4F83BE37" wp14:editId="0C252CCF">
+            <wp:extent cx="3010161" cy="2392887"/>
+            <wp:effectExtent l="0" t="0" r="0" b="7620"/>
+            <wp:docPr id="8775181" name="Picture 1"/>
+            <wp:cNvGraphicFramePr>
+              <a:graphicFrameLocks xmlns:a="http://schemas.openxmlformats.org/drawingml/2006/main" noChangeAspect="1"/>
+            </wp:cNvGraphicFramePr>
+            <a:graphic xmlns:a="http://schemas.openxmlformats.org/drawingml/2006/main">
+              <a:graphicData uri="http://schemas.openxmlformats.org/drawingml/2006/picture">
+                <pic:pic xmlns:pic="http://schemas.openxmlformats.org/drawingml/2006/picture">
+                  <pic:nvPicPr>
+                    <pic:cNvPr id="8775181" name=""/>
+                    <pic:cNvPicPr/>
+                  </pic:nvPicPr>
+                  <pic:blipFill>
+                    <a:blip r:embed="rId21"/>
+                    <a:stretch>
+                      <a:fillRect/>
+                    </a:stretch>
+                  </pic:blipFill>
+                  <pic:spPr>
+                    <a:xfrm>
+                      <a:off x="0" y="0"/>
+                      <a:ext cx="3010161" cy="2392887"/>
+                    </a:xfrm>
+                    <a:prstGeom prst="rect">
+                      <a:avLst/>
+                    </a:prstGeom>
+                  </pic:spPr>
+                </pic:pic>
+              </a:graphicData>
+            </a:graphic>
+          </wp:inline>
+        </w:drawing>
+      </w:r>
+    </w:p>
+    <w:p>
+      <w:pPr>
+        <w:rPr>
+          <w:bCs/>
+          <w:lang w:val="en-US"/>
+        </w:rPr>
+      </w:pPr>
+    </w:p>
+    <w:p>
+      <w:pPr>
+        <w:rPr>
+          <w:bCs/>
+          <w:lang w:val="en-US"/>
+        </w:rPr>
+      </w:pPr>
+    </w:p>
+    <w:p>
+      <w:pPr>
+        <w:rPr>
+          <w:bCs/>
+          <w:lang w:val="en-US"/>
+        </w:rPr>
+      </w:pPr>
+    </w:p>
+    <w:p>
+      <w:pPr>
+        <w:rPr>
+          <w:bCs/>
+          <w:lang w:val="en-US"/>
+        </w:rPr>
+      </w:pPr>
+      <w:r>
+        <w:rPr>
+          <w:bCs/>
+          <w:lang w:val="en-US"/>
+        </w:rPr>
+        <w:t xml:space="preserve">INSERT INTO </w:t>
+      </w:r>
+      <w:proofErr w:type="spellStart"/>
+      <w:r>
+        <w:rPr>
+          <w:bCs/>
+          <w:lang w:val="en-US"/>
+        </w:rPr>
+        <w:t>fact_atm_trans</w:t>
+      </w:r>
+      <w:proofErr w:type="spellEnd"/>
+    </w:p>
+    <w:p>
+      <w:pPr>
+        <w:rPr>
+          <w:bCs/>
+          <w:lang w:val="en-US"/>
+        </w:rPr>
+      </w:pPr>
+      <w:r>
+        <w:rPr>
+          <w:bCs/>
+          <w:lang w:val="en-US"/>
+        </w:rPr>
+        <w:t>SELECT</w:t>
+      </w:r>
+    </w:p>
+    <w:p>
+      <w:pPr>
+        <w:rPr>
+          <w:bCs/>
+          <w:lang w:val="en-US"/>
+        </w:rPr>
+      </w:pPr>
+      <w:r>
+        <w:rPr>
+          <w:bCs/>
+          <w:lang w:val="en-US"/>
+        </w:rPr>
+        <w:t xml:space="preserve">    </w:t>
+      </w:r>
+      <w:proofErr w:type="spellStart"/>
+      <w:r>
+        <w:rPr>
+          <w:bCs/>
+          <w:lang w:val="en-US"/>
+        </w:rPr>
+        <w:t>trans_id</w:t>
+      </w:r>
+      <w:proofErr w:type="spellEnd"/>
+      <w:r>
+        <w:rPr>
+          <w:bCs/>
+          <w:lang w:val="en-US"/>
+        </w:rPr>
+        <w:t>,</w:t>
+      </w:r>
+    </w:p>
+    <w:p>
+      <w:pPr>
+        <w:rPr>
+          <w:bCs/>
+          <w:lang w:val="en-US"/>
+        </w:rPr>
+      </w:pPr>
+      <w:r>
+        <w:rPr>
+          <w:bCs/>
+          <w:lang w:val="en-US"/>
+        </w:rPr>
+        <w:t xml:space="preserve">    </w:t>
+      </w:r>
+      <w:proofErr w:type="spellStart"/>
+      <w:r>
+        <w:rPr>
+          <w:bCs/>
+          <w:lang w:val="en-US"/>
+        </w:rPr>
+        <w:t>atm_id</w:t>
+      </w:r>
+      <w:proofErr w:type="spellEnd"/>
+      <w:r>
+        <w:rPr>
+          <w:bCs/>
+          <w:lang w:val="en-US"/>
+        </w:rPr>
+        <w:t>,</w:t>
+      </w:r>
+    </w:p>
+    <w:p>
+      <w:pPr>
+        <w:rPr>
+          <w:bCs/>
+          <w:lang w:val="en-US"/>
+        </w:rPr>
+      </w:pPr>
+      <w:r>
+        <w:rPr>
+          <w:bCs/>
+          <w:lang w:val="en-US"/>
+        </w:rPr>
+        <w:t xml:space="preserve">    </w:t>
+      </w:r>
+      <w:proofErr w:type="spellStart"/>
+      <w:r>
+        <w:rPr>
+          <w:bCs/>
+          <w:lang w:val="en-US"/>
+        </w:rPr>
+        <w:t>weather_loc_id</w:t>
+      </w:r>
+      <w:proofErr w:type="spellEnd"/>
+      <w:r>
+        <w:rPr>
+          <w:bCs/>
+          <w:lang w:val="en-US"/>
+        </w:rPr>
+        <w:t>,</w:t>
+      </w:r>
+    </w:p>
+    <w:p>
+      <w:pPr>
+        <w:rPr>
+          <w:bCs/>
+          <w:lang w:val="en-US"/>
+        </w:rPr>
+      </w:pPr>
+      <w:r>
+        <w:rPr>
+          <w:bCs/>
+          <w:lang w:val="en-US"/>
+        </w:rPr>
+        <w:t xml:space="preserve">    </w:t>
+      </w:r>
+      <w:proofErr w:type="spellStart"/>
+      <w:r>
+        <w:rPr>
+          <w:bCs/>
+          <w:lang w:val="en-US"/>
+        </w:rPr>
+        <w:t>date_id</w:t>
+      </w:r>
+      <w:proofErr w:type="spellEnd"/>
+      <w:r>
+        <w:rPr>
+          <w:bCs/>
+          <w:lang w:val="en-US"/>
+        </w:rPr>
+        <w:t>,</w:t>
+      </w:r>
+    </w:p>
+    <w:p>
+      <w:pPr>
+        <w:rPr>
+          <w:bCs/>
+          <w:lang w:val="en-US"/>
+        </w:rPr>
+      </w:pPr>
+      <w:r>
+        <w:rPr>
+          <w:bCs/>
+          <w:lang w:val="en-US"/>
+        </w:rPr>
+        <w:t xml:space="preserve">    </w:t>
+      </w:r>
+      <w:proofErr w:type="spellStart"/>
+      <w:r>
+        <w:rPr>
+          <w:bCs/>
+          <w:lang w:val="en-US"/>
+        </w:rPr>
+        <w:t>card_type_id</w:t>
+      </w:r>
+      <w:proofErr w:type="spellEnd"/>
+      <w:r>
+        <w:rPr>
+          <w:bCs/>
+          <w:lang w:val="en-US"/>
+        </w:rPr>
+        <w:t>,</w:t>
+      </w:r>
+    </w:p>
+    <w:p>
+      <w:pPr>
+        <w:rPr>
+          <w:bCs/>
+          <w:lang w:val="en-US"/>
+        </w:rPr>
+      </w:pPr>
+      <w:r>
+        <w:rPr>
+          <w:bCs/>
+          <w:lang w:val="en-US"/>
+        </w:rPr>
+        <w:t xml:space="preserve">    </w:t>
+      </w:r>
+      <w:proofErr w:type="spellStart"/>
+      <w:r>
+        <w:rPr>
+          <w:bCs/>
+          <w:lang w:val="en-US"/>
+        </w:rPr>
+        <w:t>atm_status</w:t>
+      </w:r>
+      <w:proofErr w:type="spellEnd"/>
+      <w:r>
+        <w:rPr>
+          <w:bCs/>
+          <w:lang w:val="en-US"/>
+        </w:rPr>
+        <w:t>,</w:t>
+      </w:r>
+    </w:p>
+    <w:p>
+      <w:pPr>
+        <w:rPr>
+          <w:bCs/>
+          <w:lang w:val="en-US"/>
+        </w:rPr>
+      </w:pPr>
+      <w:r>
+        <w:rPr>
+          <w:bCs/>
+          <w:lang w:val="en-US"/>
+        </w:rPr>
+        <w:t>    currency,</w:t>
+      </w:r>
+    </w:p>
+    <w:p>
+      <w:pPr>
+        <w:rPr>
+          <w:bCs/>
+          <w:lang w:val="en-US"/>
+        </w:rPr>
+      </w:pPr>
+      <w:r>
+        <w:rPr>
+          <w:bCs/>
+          <w:lang w:val="en-US"/>
+        </w:rPr>
+        <w:t>    service,</w:t>
+      </w:r>
+    </w:p>
+    <w:p>
+      <w:pPr>
+        <w:rPr>
+          <w:bCs/>
+          <w:lang w:val="en-US"/>
+        </w:rPr>
+      </w:pPr>
+      <w:r>
+        <w:rPr>
+          <w:bCs/>
+          <w:lang w:val="en-US"/>
+        </w:rPr>
+        <w:t xml:space="preserve">    </w:t>
+      </w:r>
+      <w:proofErr w:type="spellStart"/>
+      <w:r>
+        <w:rPr>
+          <w:bCs/>
+          <w:lang w:val="en-US"/>
+        </w:rPr>
+        <w:t>transaction_amount</w:t>
+      </w:r>
+      <w:proofErr w:type="spellEnd"/>
+      <w:r>
+        <w:rPr>
+          <w:bCs/>
+          <w:lang w:val="en-US"/>
+        </w:rPr>
+        <w:t>,</w:t>
+      </w:r>
+    </w:p>
+    <w:p>
+      <w:pPr>
+        <w:rPr>
+          <w:bCs/>
+          <w:lang w:val="en-US"/>
+        </w:rPr>
+      </w:pPr>
+      <w:r>
+        <w:rPr>
+          <w:bCs/>
+          <w:lang w:val="en-US"/>
+        </w:rPr>
+        <w:t xml:space="preserve">    </w:t>
+      </w:r>
+      <w:proofErr w:type="spellStart"/>
+      <w:r>
+        <w:rPr>
+          <w:bCs/>
+          <w:lang w:val="en-US"/>
+        </w:rPr>
+        <w:t>message_code</w:t>
+      </w:r>
+      <w:proofErr w:type="spellEnd"/>
+      <w:r>
+        <w:rPr>
+          <w:bCs/>
+          <w:lang w:val="en-US"/>
+        </w:rPr>
+        <w:t>,</w:t>
+      </w:r>
+    </w:p>
+    <w:p>
+      <w:pPr>
+        <w:rPr>
+          <w:bCs/>
+          <w:lang w:val="en-US"/>
+        </w:rPr>
+      </w:pPr>
+      <w:r>
+        <w:rPr>
+          <w:bCs/>
+          <w:lang w:val="en-US"/>
+        </w:rPr>
+        <w:t xml:space="preserve">    </w:t>
+      </w:r>
+      <w:proofErr w:type="spellStart"/>
+      <w:r>
+        <w:rPr>
+          <w:bCs/>
+          <w:lang w:val="en-US"/>
+        </w:rPr>
+        <w:t>message_text</w:t>
+      </w:r>
+      <w:proofErr w:type="spellEnd"/>
+      <w:r>
+        <w:rPr>
+          <w:bCs/>
+          <w:lang w:val="en-US"/>
+        </w:rPr>
+        <w:t>,</w:t>
+      </w:r>
+    </w:p>
+    <w:p>
+      <w:pPr>
+        <w:rPr>
+          <w:bCs/>
+          <w:lang w:val="en-US"/>
+        </w:rPr>
+      </w:pPr>
+      <w:r>
+        <w:rPr>
+          <w:bCs/>
+          <w:lang w:val="en-US"/>
+        </w:rPr>
+        <w:t xml:space="preserve">    </w:t>
+      </w:r>
+      <w:proofErr w:type="gramStart"/>
+      <w:r>
+        <w:rPr>
+          <w:bCs/>
+          <w:lang w:val="en-US"/>
+        </w:rPr>
+        <w:t>CAST(</w:t>
+      </w:r>
+      <w:proofErr w:type="gramEnd"/>
+      <w:r>
+        <w:rPr>
+          <w:bCs/>
+          <w:lang w:val="en-US"/>
+        </w:rPr>
+        <w:t xml:space="preserve">rain_3h AS </w:t>
+      </w:r>
+      <w:proofErr w:type="gramStart"/>
+      <w:r>
+        <w:rPr>
+          <w:bCs/>
+          <w:lang w:val="en-US"/>
+        </w:rPr>
+        <w:t>DECIMAL(</w:t>
+      </w:r>
+      <w:proofErr w:type="gramEnd"/>
+      <w:r>
+        <w:rPr>
+          <w:bCs/>
+          <w:lang w:val="en-US"/>
+        </w:rPr>
+        <w:t>10,3)),</w:t>
+      </w:r>
+    </w:p>
+    <w:p>
+      <w:pPr>
+        <w:rPr>
+          <w:bCs/>
+          <w:lang w:val="en-US"/>
+        </w:rPr>
+      </w:pPr>
+      <w:r>
+        <w:rPr>
+          <w:bCs/>
+          <w:lang w:val="en-US"/>
+        </w:rPr>
+        <w:t xml:space="preserve">    </w:t>
+      </w:r>
+      <w:proofErr w:type="spellStart"/>
+      <w:r>
+        <w:rPr>
+          <w:bCs/>
+          <w:lang w:val="en-US"/>
+        </w:rPr>
+        <w:t>clouds_all</w:t>
+      </w:r>
+      <w:proofErr w:type="spellEnd"/>
+      <w:r>
+        <w:rPr>
+          <w:bCs/>
+          <w:lang w:val="en-US"/>
+        </w:rPr>
+        <w:t>,</w:t>
+      </w:r>
+    </w:p>
+    <w:p>
+      <w:pPr>
+        <w:rPr>
+          <w:bCs/>
+          <w:lang w:val="en-US"/>
+        </w:rPr>
+      </w:pPr>
+      <w:r>
+        <w:rPr>
+          <w:bCs/>
+          <w:lang w:val="en-US"/>
+        </w:rPr>
+        <w:t xml:space="preserve">    </w:t>
+      </w:r>
+      <w:proofErr w:type="spellStart"/>
+      <w:r>
+        <w:rPr>
+          <w:bCs/>
+          <w:lang w:val="en-US"/>
+        </w:rPr>
+        <w:t>weather_id</w:t>
+      </w:r>
+      <w:proofErr w:type="spellEnd"/>
+      <w:r>
+        <w:rPr>
+          <w:bCs/>
+          <w:lang w:val="en-US"/>
+        </w:rPr>
+        <w:t>,</w:t>
+      </w:r>
+    </w:p>
+    <w:p>
+      <w:pPr>
+        <w:rPr>
+          <w:bCs/>
+          <w:lang w:val="en-US"/>
+        </w:rPr>
+      </w:pPr>
+      <w:r>
+        <w:rPr>
+          <w:bCs/>
+          <w:lang w:val="en-US"/>
+        </w:rPr>
+        <w:t xml:space="preserve">    </w:t>
+      </w:r>
+      <w:proofErr w:type="spellStart"/>
+      <w:r>
+        <w:rPr>
+          <w:bCs/>
+          <w:lang w:val="en-US"/>
+        </w:rPr>
+        <w:t>weather_main</w:t>
+      </w:r>
+      <w:proofErr w:type="spellEnd"/>
+      <w:r>
+        <w:rPr>
+          <w:bCs/>
+          <w:lang w:val="en-US"/>
+        </w:rPr>
+        <w:t>,</w:t>
+      </w:r>
+    </w:p>
+    <w:p>
+      <w:pPr>
+        <w:rPr>
+          <w:bCs/>
+          <w:lang w:val="en-US"/>
+        </w:rPr>
+      </w:pPr>
+      <w:r>
+        <w:rPr>
+          <w:bCs/>
+          <w:lang w:val="en-US"/>
+        </w:rPr>
+        <w:t xml:space="preserve">    </w:t>
+      </w:r>
+      <w:proofErr w:type="spellStart"/>
+      <w:r>
+        <w:rPr>
+          <w:bCs/>
+          <w:lang w:val="en-US"/>
+        </w:rPr>
+        <w:t>weather_description</w:t>
+      </w:r>
+      <w:proofErr w:type="spellEnd"/>
+    </w:p>
+    <w:p>
+      <w:pPr>
+        <w:rPr>
+          <w:bCs/>
+          <w:lang w:val="en-US"/>
+        </w:rPr>
+      </w:pPr>
+      <w:r>
+        <w:rPr>
+          <w:bCs/>
+          <w:lang w:val="en-US"/>
+        </w:rPr>
+        <w:t xml:space="preserve">FROM </w:t>
+      </w:r>
+      <w:proofErr w:type="spellStart"/>
+      <w:r>
+        <w:rPr>
+          <w:bCs/>
+          <w:lang w:val="en-US"/>
+        </w:rPr>
+        <w:t>ext_schema.ext_fact_atm_</w:t>
+      </w:r>
+      <w:proofErr w:type="gramStart"/>
+      <w:r>
+        <w:rPr>
+          <w:bCs/>
+          <w:lang w:val="en-US"/>
+        </w:rPr>
+        <w:t>trans</w:t>
+      </w:r>
+      <w:proofErr w:type="spellEnd"/>
+      <w:r>
+        <w:rPr>
+          <w:bCs/>
+          <w:lang w:val="en-US"/>
+        </w:rPr>
+        <w:t>;</w:t>
+      </w:r>
+      <w:proofErr w:type="gramEnd"/>
+    </w:p>
+    <w:p>
+      <w:pPr>
+        <w:rPr>
+          <w:b/>
+          <w:lang w:val="en-US"/>
+        </w:rPr>
+      </w:pPr>
+    </w:p>
+    <w:p>
+      <w:pPr>
+        <w:rPr>
+          <w:b/>
+          <w:lang w:val="en-US"/>
+        </w:rPr>
+      </w:pPr>
+    </w:p>
+    <w:p>
+      <w:pPr>
+        <w:rPr>
+          <w:b/>
+          <w:lang w:val="en-US"/>
+        </w:rPr>
+      </w:pPr>
+      <w:r>
+        <w:rPr>
+          <w:noProof/>
+        </w:rPr>
+        <w:lastRenderedPageBreak/>
+        <w:drawing>
+          <wp:inline distT="0" distB="0" distL="0" distR="0" wp14:anchorId="32612800" wp14:editId="54485B05">
+            <wp:extent cx="1988992" cy="2469094"/>
+            <wp:effectExtent l="0" t="0" r="0" b="7620"/>
+            <wp:docPr id="117589440" name="Picture 1"/>
+            <wp:cNvGraphicFramePr>
+              <a:graphicFrameLocks xmlns:a="http://schemas.openxmlformats.org/drawingml/2006/main" noChangeAspect="1"/>
+            </wp:cNvGraphicFramePr>
+            <a:graphic xmlns:a="http://schemas.openxmlformats.org/drawingml/2006/main">
+              <a:graphicData uri="http://schemas.openxmlformats.org/drawingml/2006/picture">
+                <pic:pic xmlns:pic="http://schemas.openxmlformats.org/drawingml/2006/picture">
+                  <pic:nvPicPr>
+                    <pic:cNvPr id="117589440" name=""/>
+                    <pic:cNvPicPr/>
+                  </pic:nvPicPr>
+                  <pic:blipFill>
+                    <a:blip r:embed="rId22"/>
+                    <a:stretch>
+                      <a:fillRect/>
+                    </a:stretch>
+                  </pic:blipFill>
+                  <pic:spPr>
+                    <a:xfrm>
+                      <a:off x="0" y="0"/>
+                      <a:ext cx="1988992" cy="2469094"/>
+                    </a:xfrm>
+                    <a:prstGeom prst="rect">
+                      <a:avLst/>
+                    </a:prstGeom>
+                  </pic:spPr>
+                </pic:pic>
+              </a:graphicData>
+            </a:graphic>
+          </wp:inline>
+        </w:drawing>
+      </w:r>
+    </w:p>
+    <w:p>
+      <w:pPr>
+        <w:rPr>
+          <w:b/>
+          <w:lang w:val="en-US"/>
+        </w:rPr>
+      </w:pPr>
+    </w:p>
+    <w:p>
+      <w:pPr>
+        <w:rPr>
+          <w:b/>
+          <w:lang w:val="en-US"/>
         </w:rPr>
       </w:pPr>
     </w:p>
     <w:sectPr>
-      <w:headerReference w:type="default" r:id="rId6"/>
-      <w:footerReference w:type="default" r:id="rId7"/>
+      <w:headerReference w:type="default" r:id="rId23"/>
+      <w:footerReference w:type="default" r:id="rId24"/>
       <w:pgSz w:w="12240" w:h="15840"/>
       <w:pgMar w:top="1440" w:right="1440" w:bottom="1440" w:left="1440" w:header="720" w:footer="720" w:gutter="0"/>
       <w:pgNumType w:start="1"/>
@@ -213,7 +6453,7 @@
 </file>
 
 <file path=word/endnotes.xml><?xml version="1.0" encoding="utf-8"?>
-<w:endnotes xmlns:wpc="http://schemas.microsoft.com/office/word/2010/wordprocessingCanvas" xmlns:cx="http://schemas.microsoft.com/office/drawing/2014/chartex" xmlns:cx1="http://schemas.microsoft.com/office/drawing/2015/9/8/chartex" xmlns:cx2="http://schemas.microsoft.com/office/drawing/2015/10/21/chartex" xmlns:cx3="http://schemas.microsoft.com/office/drawing/2016/5/9/chartex" xmlns:cx4="http://schemas.microsoft.com/office/drawing/2016/5/10/chartex" xmlns:cx5="http://schemas.microsoft.com/office/drawing/2016/5/11/chartex" xmlns:cx6="http://schemas.microsoft.com/office/drawing/2016/5/12/chartex" xmlns:cx7="http://schemas.microsoft.com/office/drawing/2016/5/13/chartex" xmlns:cx8="http://schemas.microsoft.com/office/drawing/2016/5/14/chartex" xmlns:mc="http://schemas.openxmlformats.org/markup-compatibility/2006" xmlns:aink="http://schemas.microsoft.com/office/drawing/2016/ink" xmlns:am3d="http://schemas.microsoft.com/office/drawing/2017/model3d" xmlns:o="urn:schemas-microsoft-com:office:office" xmlns:r="http://schemas.openxmlformats.org/officeDocument/2006/relationships" xmlns:m="http://schemas.openxmlformats.org/officeDocument/2006/math" xmlns:v="urn:schemas-microsoft-com:vml" xmlns:wp14="http://schemas.microsoft.com/office/word/2010/wordprocessingDrawing" xmlns:wp="http://schemas.openxmlformats.org/drawingml/2006/wordprocessingDrawing" xmlns:w10="urn:schemas-microsoft-com:office:word" xmlns:w="http://schemas.openxmlformats.org/wordprocessingml/2006/main" xmlns:w14="http://schemas.microsoft.com/office/word/2010/wordml" xmlns:w15="http://schemas.microsoft.com/office/word/2012/wordml" xmlns:w16cex="http://schemas.microsoft.com/office/word/2018/wordml/cex" xmlns:w16cid="http://schemas.microsoft.com/office/word/2016/wordml/cid" xmlns:w16="http://schemas.microsoft.com/office/word/2018/wordml" xmlns:w16sdtdh="http://schemas.microsoft.com/office/word/2020/wordml/sdtdatahash" xmlns:w16se="http://schemas.microsoft.com/office/word/2015/wordml/symex" xmlns:wpg="http://schemas.microsoft.com/office/word/2010/wordprocessingGroup" xmlns:wpi="http://schemas.microsoft.com/office/word/2010/wordprocessingInk" xmlns:wne="http://schemas.microsoft.com/office/word/2006/wordml" xmlns:wps="http://schemas.microsoft.com/office/word/2010/wordprocessingShape" mc:Ignorable="w14 w15 w16se w16cid w16 w16cex w16sdtdh wp14">
+<w:endnotes xmlns:wpc="http://schemas.microsoft.com/office/word/2010/wordprocessingCanvas" xmlns:cx="http://schemas.microsoft.com/office/drawing/2014/chartex" xmlns:cx1="http://schemas.microsoft.com/office/drawing/2015/9/8/chartex" xmlns:cx2="http://schemas.microsoft.com/office/drawing/2015/10/21/chartex" xmlns:cx3="http://schemas.microsoft.com/office/drawing/2016/5/9/chartex" xmlns:cx4="http://schemas.microsoft.com/office/drawing/2016/5/10/chartex" xmlns:cx5="http://schemas.microsoft.com/office/drawing/2016/5/11/chartex" xmlns:cx6="http://schemas.microsoft.com/office/drawing/2016/5/12/chartex" xmlns:cx7="http://schemas.microsoft.com/office/drawing/2016/5/13/chartex" xmlns:cx8="http://schemas.microsoft.com/office/drawing/2016/5/14/chartex" xmlns:mc="http://schemas.openxmlformats.org/markup-compatibility/2006" xmlns:aink="http://schemas.microsoft.com/office/drawing/2016/ink" xmlns:am3d="http://schemas.microsoft.com/office/drawing/2017/model3d" xmlns:o="urn:schemas-microsoft-com:office:office" xmlns:oel="http://schemas.microsoft.com/office/2019/extlst" xmlns:r="http://schemas.openxmlformats.org/officeDocument/2006/relationships" xmlns:m="http://schemas.openxmlformats.org/officeDocument/2006/math" xmlns:v="urn:schemas-microsoft-com:vml" xmlns:wp14="http://schemas.microsoft.com/office/word/2010/wordprocessingDrawing" xmlns:wp="http://schemas.openxmlformats.org/drawingml/2006/wordprocessingDrawing" xmlns:w10="urn:schemas-microsoft-com:office:word" xmlns:w="http://schemas.openxmlformats.org/wordprocessingml/2006/main" xmlns:w14="http://schemas.microsoft.com/office/word/2010/wordml" xmlns:w15="http://schemas.microsoft.com/office/word/2012/wordml" xmlns:w16cex="http://schemas.microsoft.com/office/word/2018/wordml/cex" xmlns:w16cid="http://schemas.microsoft.com/office/word/2016/wordml/cid" xmlns:w16="http://schemas.microsoft.com/office/word/2018/wordml" xmlns:w16du="http://schemas.microsoft.com/office/word/2023/wordml/word16du" xmlns:w16sdtdh="http://schemas.microsoft.com/office/word/2020/wordml/sdtdatahash" xmlns:w16sdtfl="http://schemas.microsoft.com/office/word/2024/wordml/sdtformatlock" xmlns:w16se="http://schemas.microsoft.com/office/word/2015/wordml/symex" xmlns:wpg="http://schemas.microsoft.com/office/word/2010/wordprocessingGroup" xmlns:wpi="http://schemas.microsoft.com/office/word/2010/wordprocessingInk" xmlns:wne="http://schemas.microsoft.com/office/word/2006/wordml" xmlns:wps="http://schemas.microsoft.com/office/word/2010/wordprocessingShape" mc:Ignorable="w14 w15 w16se w16cid w16 w16cex w16sdtdh w16sdtfl w16du wp14">
   <w:endnote w:type="separator" w:id="-1">
     <w:p>
       <w:pPr>
@@ -238,7 +6478,7 @@
 </file>
 
 <file path=word/footer1.xml><?xml version="1.0" encoding="utf-8"?>
-<w:ftr xmlns:wpc="http://schemas.microsoft.com/office/word/2010/wordprocessingCanvas" xmlns:cx="http://schemas.microsoft.com/office/drawing/2014/chartex" xmlns:cx1="http://schemas.microsoft.com/office/drawing/2015/9/8/chartex" xmlns:cx2="http://schemas.microsoft.com/office/drawing/2015/10/21/chartex" xmlns:cx3="http://schemas.microsoft.com/office/drawing/2016/5/9/chartex" xmlns:cx4="http://schemas.microsoft.com/office/drawing/2016/5/10/chartex" xmlns:cx5="http://schemas.microsoft.com/office/drawing/2016/5/11/chartex" xmlns:cx6="http://schemas.microsoft.com/office/drawing/2016/5/12/chartex" xmlns:cx7="http://schemas.microsoft.com/office/drawing/2016/5/13/chartex" xmlns:cx8="http://schemas.microsoft.com/office/drawing/2016/5/14/chartex" xmlns:mc="http://schemas.openxmlformats.org/markup-compatibility/2006" xmlns:aink="http://schemas.microsoft.com/office/drawing/2016/ink" xmlns:am3d="http://schemas.microsoft.com/office/drawing/2017/model3d" xmlns:o="urn:schemas-microsoft-com:office:office" xmlns:r="http://schemas.openxmlformats.org/officeDocument/2006/relationships" xmlns:m="http://schemas.openxmlformats.org/officeDocument/2006/math" xmlns:v="urn:schemas-microsoft-com:vml" xmlns:wp14="http://schemas.microsoft.com/office/word/2010/wordprocessingDrawing" xmlns:wp="http://schemas.openxmlformats.org/drawingml/2006/wordprocessingDrawing" xmlns:w10="urn:schemas-microsoft-com:office:word" xmlns:w="http://schemas.openxmlformats.org/wordprocessingml/2006/main" xmlns:w14="http://schemas.microsoft.com/office/word/2010/wordml" xmlns:w15="http://schemas.microsoft.com/office/word/2012/wordml" xmlns:w16cex="http://schemas.microsoft.com/office/word/2018/wordml/cex" xmlns:w16cid="http://schemas.microsoft.com/office/word/2016/wordml/cid" xmlns:w16="http://schemas.microsoft.com/office/word/2018/wordml" xmlns:w16sdtdh="http://schemas.microsoft.com/office/word/2020/wordml/sdtdatahash" xmlns:w16se="http://schemas.microsoft.com/office/word/2015/wordml/symex" xmlns:wpg="http://schemas.microsoft.com/office/word/2010/wordprocessingGroup" xmlns:wpi="http://schemas.microsoft.com/office/word/2010/wordprocessingInk" xmlns:wne="http://schemas.microsoft.com/office/word/2006/wordml" xmlns:wps="http://schemas.microsoft.com/office/word/2010/wordprocessingShape" mc:Ignorable="w14 w15 w16se w16cid w16 w16cex w16sdtdh wp14">
+<w:ftr xmlns:wpc="http://schemas.microsoft.com/office/word/2010/wordprocessingCanvas" xmlns:cx="http://schemas.microsoft.com/office/drawing/2014/chartex" xmlns:cx1="http://schemas.microsoft.com/office/drawing/2015/9/8/chartex" xmlns:cx2="http://schemas.microsoft.com/office/drawing/2015/10/21/chartex" xmlns:cx3="http://schemas.microsoft.com/office/drawing/2016/5/9/chartex" xmlns:cx4="http://schemas.microsoft.com/office/drawing/2016/5/10/chartex" xmlns:cx5="http://schemas.microsoft.com/office/drawing/2016/5/11/chartex" xmlns:cx6="http://schemas.microsoft.com/office/drawing/2016/5/12/chartex" xmlns:cx7="http://schemas.microsoft.com/office/drawing/2016/5/13/chartex" xmlns:cx8="http://schemas.microsoft.com/office/drawing/2016/5/14/chartex" xmlns:mc="http://schemas.openxmlformats.org/markup-compatibility/2006" xmlns:aink="http://schemas.microsoft.com/office/drawing/2016/ink" xmlns:am3d="http://schemas.microsoft.com/office/drawing/2017/model3d" xmlns:o="urn:schemas-microsoft-com:office:office" xmlns:oel="http://schemas.microsoft.com/office/2019/extlst" xmlns:r="http://schemas.openxmlformats.org/officeDocument/2006/relationships" xmlns:m="http://schemas.openxmlformats.org/officeDocument/2006/math" xmlns:v="urn:schemas-microsoft-com:vml" xmlns:wp14="http://schemas.microsoft.com/office/word/2010/wordprocessingDrawing" xmlns:wp="http://schemas.openxmlformats.org/drawingml/2006/wordprocessingDrawing" xmlns:w10="urn:schemas-microsoft-com:office:word" xmlns:w="http://schemas.openxmlformats.org/wordprocessingml/2006/main" xmlns:w14="http://schemas.microsoft.com/office/word/2010/wordml" xmlns:w15="http://schemas.microsoft.com/office/word/2012/wordml" xmlns:w16cex="http://schemas.microsoft.com/office/word/2018/wordml/cex" xmlns:w16cid="http://schemas.microsoft.com/office/word/2016/wordml/cid" xmlns:w16="http://schemas.microsoft.com/office/word/2018/wordml" xmlns:w16du="http://schemas.microsoft.com/office/word/2023/wordml/word16du" xmlns:w16sdtdh="http://schemas.microsoft.com/office/word/2020/wordml/sdtdatahash" xmlns:w16sdtfl="http://schemas.microsoft.com/office/word/2024/wordml/sdtformatlock" xmlns:w16se="http://schemas.microsoft.com/office/word/2015/wordml/symex" xmlns:wpg="http://schemas.microsoft.com/office/word/2010/wordprocessingGroup" xmlns:wpi="http://schemas.microsoft.com/office/word/2010/wordprocessingInk" xmlns:wne="http://schemas.microsoft.com/office/word/2006/wordml" xmlns:wps="http://schemas.microsoft.com/office/word/2010/wordprocessingShape" mc:Ignorable="w14 w15 w16se w16cid w16 w16cex w16sdtdh w16sdtfl w16du wp14">
   <w:p>
     <w:pPr>
       <w:shd w:val="clear" w:color="auto" w:fill="FFFFFF"/>
@@ -256,15 +6496,25 @@
         <w:color w:val="999999"/>
         <w:highlight w:val="white"/>
       </w:rPr>
-      <w:t>© Copyright</w:t>
+      <w:t xml:space="preserve">© Copyright. </w:t>
     </w:r>
+    <w:proofErr w:type="spellStart"/>
     <w:r>
       <w:rPr>
         <w:rFonts w:ascii="Calibri" w:eastAsia="Calibri" w:hAnsi="Calibri" w:cs="Calibri"/>
         <w:color w:val="999999"/>
         <w:highlight w:val="white"/>
       </w:rPr>
-      <w:t>. upGrad Education Pvt. Ltd. All rights reserved</w:t>
+      <w:t>upGrad</w:t>
+    </w:r>
+    <w:proofErr w:type="spellEnd"/>
+    <w:r>
+      <w:rPr>
+        <w:rFonts w:ascii="Calibri" w:eastAsia="Calibri" w:hAnsi="Calibri" w:cs="Calibri"/>
+        <w:color w:val="999999"/>
+        <w:highlight w:val="white"/>
+      </w:rPr>
+      <w:t xml:space="preserve"> Education Pvt. Ltd. All rights reserved</w:t>
     </w:r>
   </w:p>
   <w:p/>
@@ -272,7 +6522,7 @@
 </file>
 
 <file path=word/footnotes.xml><?xml version="1.0" encoding="utf-8"?>
-<w:footnotes xmlns:wpc="http://schemas.microsoft.com/office/word/2010/wordprocessingCanvas" xmlns:cx="http://schemas.microsoft.com/office/drawing/2014/chartex" xmlns:cx1="http://schemas.microsoft.com/office/drawing/2015/9/8/chartex" xmlns:cx2="http://schemas.microsoft.com/office/drawing/2015/10/21/chartex" xmlns:cx3="http://schemas.microsoft.com/office/drawing/2016/5/9/chartex" xmlns:cx4="http://schemas.microsoft.com/office/drawing/2016/5/10/chartex" xmlns:cx5="http://schemas.microsoft.com/office/drawing/2016/5/11/chartex" xmlns:cx6="http://schemas.microsoft.com/office/drawing/2016/5/12/chartex" xmlns:cx7="http://schemas.microsoft.com/office/drawing/2016/5/13/chartex" xmlns:cx8="http://schemas.microsoft.com/office/drawing/2016/5/14/chartex" xmlns:mc="http://schemas.openxmlformats.org/markup-compatibility/2006" xmlns:aink="http://schemas.microsoft.com/office/drawing/2016/ink" xmlns:am3d="http://schemas.microsoft.com/office/drawing/2017/model3d" xmlns:o="urn:schemas-microsoft-com:office:office" xmlns:r="http://schemas.openxmlformats.org/officeDocument/2006/relationships" xmlns:m="http://schemas.openxmlformats.org/officeDocument/2006/math" xmlns:v="urn:schemas-microsoft-com:vml" xmlns:wp14="http://schemas.microsoft.com/office/word/2010/wordprocessingDrawing" xmlns:wp="http://schemas.openxmlformats.org/drawingml/2006/wordprocessingDrawing" xmlns:w10="urn:schemas-microsoft-com:office:word" xmlns:w="http://schemas.openxmlformats.org/wordprocessingml/2006/main" xmlns:w14="http://schemas.microsoft.com/office/word/2010/wordml" xmlns:w15="http://schemas.microsoft.com/office/word/2012/wordml" xmlns:w16cex="http://schemas.microsoft.com/office/word/2018/wordml/cex" xmlns:w16cid="http://schemas.microsoft.com/office/word/2016/wordml/cid" xmlns:w16="http://schemas.microsoft.com/office/word/2018/wordml" xmlns:w16sdtdh="http://schemas.microsoft.com/office/word/2020/wordml/sdtdatahash" xmlns:w16se="http://schemas.microsoft.com/office/word/2015/wordml/symex" xmlns:wpg="http://schemas.microsoft.com/office/word/2010/wordprocessingGroup" xmlns:wpi="http://schemas.microsoft.com/office/word/2010/wordprocessingInk" xmlns:wne="http://schemas.microsoft.com/office/word/2006/wordml" xmlns:wps="http://schemas.microsoft.com/office/word/2010/wordprocessingShape" mc:Ignorable="w14 w15 w16se w16cid w16 w16cex w16sdtdh wp14">
+<w:footnotes xmlns:wpc="http://schemas.microsoft.com/office/word/2010/wordprocessingCanvas" xmlns:cx="http://schemas.microsoft.com/office/drawing/2014/chartex" xmlns:cx1="http://schemas.microsoft.com/office/drawing/2015/9/8/chartex" xmlns:cx2="http://schemas.microsoft.com/office/drawing/2015/10/21/chartex" xmlns:cx3="http://schemas.microsoft.com/office/drawing/2016/5/9/chartex" xmlns:cx4="http://schemas.microsoft.com/office/drawing/2016/5/10/chartex" xmlns:cx5="http://schemas.microsoft.com/office/drawing/2016/5/11/chartex" xmlns:cx6="http://schemas.microsoft.com/office/drawing/2016/5/12/chartex" xmlns:cx7="http://schemas.microsoft.com/office/drawing/2016/5/13/chartex" xmlns:cx8="http://schemas.microsoft.com/office/drawing/2016/5/14/chartex" xmlns:mc="http://schemas.openxmlformats.org/markup-compatibility/2006" xmlns:aink="http://schemas.microsoft.com/office/drawing/2016/ink" xmlns:am3d="http://schemas.microsoft.com/office/drawing/2017/model3d" xmlns:o="urn:schemas-microsoft-com:office:office" xmlns:oel="http://schemas.microsoft.com/office/2019/extlst" xmlns:r="http://schemas.openxmlformats.org/officeDocument/2006/relationships" xmlns:m="http://schemas.openxmlformats.org/officeDocument/2006/math" xmlns:v="urn:schemas-microsoft-com:vml" xmlns:wp14="http://schemas.microsoft.com/office/word/2010/wordprocessingDrawing" xmlns:wp="http://schemas.openxmlformats.org/drawingml/2006/wordprocessingDrawing" xmlns:w10="urn:schemas-microsoft-com:office:word" xmlns:w="http://schemas.openxmlformats.org/wordprocessingml/2006/main" xmlns:w14="http://schemas.microsoft.com/office/word/2010/wordml" xmlns:w15="http://schemas.microsoft.com/office/word/2012/wordml" xmlns:w16cex="http://schemas.microsoft.com/office/word/2018/wordml/cex" xmlns:w16cid="http://schemas.microsoft.com/office/word/2016/wordml/cid" xmlns:w16="http://schemas.microsoft.com/office/word/2018/wordml" xmlns:w16du="http://schemas.microsoft.com/office/word/2023/wordml/word16du" xmlns:w16sdtdh="http://schemas.microsoft.com/office/word/2020/wordml/sdtdatahash" xmlns:w16sdtfl="http://schemas.microsoft.com/office/word/2024/wordml/sdtformatlock" xmlns:w16se="http://schemas.microsoft.com/office/word/2015/wordml/symex" xmlns:wpg="http://schemas.microsoft.com/office/word/2010/wordprocessingGroup" xmlns:wpi="http://schemas.microsoft.com/office/word/2010/wordprocessingInk" xmlns:wne="http://schemas.microsoft.com/office/word/2006/wordml" xmlns:wps="http://schemas.microsoft.com/office/word/2010/wordprocessingShape" mc:Ignorable="w14 w15 w16se w16cid w16 w16cex w16sdtdh w16sdtfl w16du wp14">
   <w:footnote w:type="separator" w:id="-1">
     <w:p>
       <w:pPr>
@@ -297,7 +6547,7 @@
 </file>
 
 <file path=word/header1.xml><?xml version="1.0" encoding="utf-8"?>
-<w:hdr xmlns:wpc="http://schemas.microsoft.com/office/word/2010/wordprocessingCanvas" xmlns:cx="http://schemas.microsoft.com/office/drawing/2014/chartex" xmlns:cx1="http://schemas.microsoft.com/office/drawing/2015/9/8/chartex" xmlns:cx2="http://schemas.microsoft.com/office/drawing/2015/10/21/chartex" xmlns:cx3="http://schemas.microsoft.com/office/drawing/2016/5/9/chartex" xmlns:cx4="http://schemas.microsoft.com/office/drawing/2016/5/10/chartex" xmlns:cx5="http://schemas.microsoft.com/office/drawing/2016/5/11/chartex" xmlns:cx6="http://schemas.microsoft.com/office/drawing/2016/5/12/chartex" xmlns:cx7="http://schemas.microsoft.com/office/drawing/2016/5/13/chartex" xmlns:cx8="http://schemas.microsoft.com/office/drawing/2016/5/14/chartex" xmlns:mc="http://schemas.openxmlformats.org/markup-compatibility/2006" xmlns:aink="http://schemas.microsoft.com/office/drawing/2016/ink" xmlns:am3d="http://schemas.microsoft.com/office/drawing/2017/model3d" xmlns:o="urn:schemas-microsoft-com:office:office" xmlns:r="http://schemas.openxmlformats.org/officeDocument/2006/relationships" xmlns:m="http://schemas.openxmlformats.org/officeDocument/2006/math" xmlns:v="urn:schemas-microsoft-com:vml" xmlns:wp14="http://schemas.microsoft.com/office/word/2010/wordprocessingDrawing" xmlns:wp="http://schemas.openxmlformats.org/drawingml/2006/wordprocessingDrawing" xmlns:w10="urn:schemas-microsoft-com:office:word" xmlns:w="http://schemas.openxmlformats.org/wordprocessingml/2006/main" xmlns:w14="http://schemas.microsoft.com/office/word/2010/wordml" xmlns:w15="http://schemas.microsoft.com/office/word/2012/wordml" xmlns:w16cex="http://schemas.microsoft.com/office/word/2018/wordml/cex" xmlns:w16cid="http://schemas.microsoft.com/office/word/2016/wordml/cid" xmlns:w16="http://schemas.microsoft.com/office/word/2018/wordml" xmlns:w16sdtdh="http://schemas.microsoft.com/office/word/2020/wordml/sdtdatahash" xmlns:w16se="http://schemas.microsoft.com/office/word/2015/wordml/symex" xmlns:wpg="http://schemas.microsoft.com/office/word/2010/wordprocessingGroup" xmlns:wpi="http://schemas.microsoft.com/office/word/2010/wordprocessingInk" xmlns:wne="http://schemas.microsoft.com/office/word/2006/wordml" xmlns:wps="http://schemas.microsoft.com/office/word/2010/wordprocessingShape" mc:Ignorable="w14 w15 w16se w16cid w16 w16cex w16sdtdh wp14">
+<w:hdr xmlns:wpc="http://schemas.microsoft.com/office/word/2010/wordprocessingCanvas" xmlns:cx="http://schemas.microsoft.com/office/drawing/2014/chartex" xmlns:cx1="http://schemas.microsoft.com/office/drawing/2015/9/8/chartex" xmlns:cx2="http://schemas.microsoft.com/office/drawing/2015/10/21/chartex" xmlns:cx3="http://schemas.microsoft.com/office/drawing/2016/5/9/chartex" xmlns:cx4="http://schemas.microsoft.com/office/drawing/2016/5/10/chartex" xmlns:cx5="http://schemas.microsoft.com/office/drawing/2016/5/11/chartex" xmlns:cx6="http://schemas.microsoft.com/office/drawing/2016/5/12/chartex" xmlns:cx7="http://schemas.microsoft.com/office/drawing/2016/5/13/chartex" xmlns:cx8="http://schemas.microsoft.com/office/drawing/2016/5/14/chartex" xmlns:mc="http://schemas.openxmlformats.org/markup-compatibility/2006" xmlns:aink="http://schemas.microsoft.com/office/drawing/2016/ink" xmlns:am3d="http://schemas.microsoft.com/office/drawing/2017/model3d" xmlns:o="urn:schemas-microsoft-com:office:office" xmlns:oel="http://schemas.microsoft.com/office/2019/extlst" xmlns:r="http://schemas.openxmlformats.org/officeDocument/2006/relationships" xmlns:m="http://schemas.openxmlformats.org/officeDocument/2006/math" xmlns:v="urn:schemas-microsoft-com:vml" xmlns:wp14="http://schemas.microsoft.com/office/word/2010/wordprocessingDrawing" xmlns:wp="http://schemas.openxmlformats.org/drawingml/2006/wordprocessingDrawing" xmlns:w10="urn:schemas-microsoft-com:office:word" xmlns:w="http://schemas.openxmlformats.org/wordprocessingml/2006/main" xmlns:w14="http://schemas.microsoft.com/office/word/2010/wordml" xmlns:w15="http://schemas.microsoft.com/office/word/2012/wordml" xmlns:w16cex="http://schemas.microsoft.com/office/word/2018/wordml/cex" xmlns:w16cid="http://schemas.microsoft.com/office/word/2016/wordml/cid" xmlns:w16="http://schemas.microsoft.com/office/word/2018/wordml" xmlns:w16du="http://schemas.microsoft.com/office/word/2023/wordml/word16du" xmlns:w16sdtdh="http://schemas.microsoft.com/office/word/2020/wordml/sdtdatahash" xmlns:w16sdtfl="http://schemas.microsoft.com/office/word/2024/wordml/sdtformatlock" xmlns:w16se="http://schemas.microsoft.com/office/word/2015/wordml/symex" xmlns:wpg="http://schemas.microsoft.com/office/word/2010/wordprocessingGroup" xmlns:wpi="http://schemas.microsoft.com/office/word/2010/wordprocessingInk" xmlns:wne="http://schemas.microsoft.com/office/word/2006/wordml" xmlns:wps="http://schemas.microsoft.com/office/word/2010/wordprocessingShape" mc:Ignorable="w14 w15 w16se w16cid w16 w16cex w16sdtdh w16sdtfl w16du wp14">
   <w:p>
     <w:r>
       <w:rPr>
@@ -399,8 +6649,289 @@
 </w:hdr>
 </file>
 
+<file path=word/numbering.xml><?xml version="1.0" encoding="utf-8"?>
+<w:numbering xmlns:wpc="http://schemas.microsoft.com/office/word/2010/wordprocessingCanvas" xmlns:cx="http://schemas.microsoft.com/office/drawing/2014/chartex" xmlns:cx1="http://schemas.microsoft.com/office/drawing/2015/9/8/chartex" xmlns:cx2="http://schemas.microsoft.com/office/drawing/2015/10/21/chartex" xmlns:cx3="http://schemas.microsoft.com/office/drawing/2016/5/9/chartex" xmlns:cx4="http://schemas.microsoft.com/office/drawing/2016/5/10/chartex" xmlns:cx5="http://schemas.microsoft.com/office/drawing/2016/5/11/chartex" xmlns:cx6="http://schemas.microsoft.com/office/drawing/2016/5/12/chartex" xmlns:cx7="http://schemas.microsoft.com/office/drawing/2016/5/13/chartex" xmlns:cx8="http://schemas.microsoft.com/office/drawing/2016/5/14/chartex" xmlns:mc="http://schemas.openxmlformats.org/markup-compatibility/2006" xmlns:aink="http://schemas.microsoft.com/office/drawing/2016/ink" xmlns:am3d="http://schemas.microsoft.com/office/drawing/2017/model3d" xmlns:o="urn:schemas-microsoft-com:office:office" xmlns:oel="http://schemas.microsoft.com/office/2019/extlst" xmlns:r="http://schemas.openxmlformats.org/officeDocument/2006/relationships" xmlns:m="http://schemas.openxmlformats.org/officeDocument/2006/math" xmlns:v="urn:schemas-microsoft-com:vml" xmlns:wp14="http://schemas.microsoft.com/office/word/2010/wordprocessingDrawing" xmlns:wp="http://schemas.openxmlformats.org/drawingml/2006/wordprocessingDrawing" xmlns:w10="urn:schemas-microsoft-com:office:word" xmlns:w="http://schemas.openxmlformats.org/wordprocessingml/2006/main" xmlns:w14="http://schemas.microsoft.com/office/word/2010/wordml" xmlns:w15="http://schemas.microsoft.com/office/word/2012/wordml" xmlns:w16cex="http://schemas.microsoft.com/office/word/2018/wordml/cex" xmlns:w16cid="http://schemas.microsoft.com/office/word/2016/wordml/cid" xmlns:w16="http://schemas.microsoft.com/office/word/2018/wordml" xmlns:w16du="http://schemas.microsoft.com/office/word/2023/wordml/word16du" xmlns:w16sdtdh="http://schemas.microsoft.com/office/word/2020/wordml/sdtdatahash" xmlns:w16sdtfl="http://schemas.microsoft.com/office/word/2024/wordml/sdtformatlock" xmlns:w16se="http://schemas.microsoft.com/office/word/2015/wordml/symex" xmlns:wpg="http://schemas.microsoft.com/office/word/2010/wordprocessingGroup" xmlns:wpi="http://schemas.microsoft.com/office/word/2010/wordprocessingInk" xmlns:wne="http://schemas.microsoft.com/office/word/2006/wordml" xmlns:wps="http://schemas.microsoft.com/office/word/2010/wordprocessingShape" mc:Ignorable="w14 w15 w16se w16cid w16 w16cex w16sdtdh w16sdtfl w16du wp14">
+  <w:abstractNum w:abstractNumId="0" w15:restartNumberingAfterBreak="0">
+    <w:nsid w:val="15E6603A"/>
+    <w:multiLevelType w:val="hybridMultilevel"/>
+    <w:tmpl w:val="6A0A7D04"/>
+    <w:lvl w:ilvl="0" w:tplc="D7601044">
+      <w:start w:val="1"/>
+      <w:numFmt w:val="upperRoman"/>
+      <w:lvlText w:val="%1."/>
+      <w:lvlJc w:val="left"/>
+      <w:pPr>
+        <w:ind w:left="1080" w:hanging="720"/>
+      </w:pPr>
+      <w:rPr>
+        <w:rFonts w:hint="default"/>
+      </w:rPr>
+    </w:lvl>
+    <w:lvl w:ilvl="1" w:tplc="04090019" w:tentative="1">
+      <w:start w:val="1"/>
+      <w:numFmt w:val="lowerLetter"/>
+      <w:lvlText w:val="%2."/>
+      <w:lvlJc w:val="left"/>
+      <w:pPr>
+        <w:ind w:left="1440" w:hanging="360"/>
+      </w:pPr>
+    </w:lvl>
+    <w:lvl w:ilvl="2" w:tplc="0409001B" w:tentative="1">
+      <w:start w:val="1"/>
+      <w:numFmt w:val="lowerRoman"/>
+      <w:lvlText w:val="%3."/>
+      <w:lvlJc w:val="right"/>
+      <w:pPr>
+        <w:ind w:left="2160" w:hanging="180"/>
+      </w:pPr>
+    </w:lvl>
+    <w:lvl w:ilvl="3" w:tplc="0409000F" w:tentative="1">
+      <w:start w:val="1"/>
+      <w:numFmt w:val="decimal"/>
+      <w:lvlText w:val="%4."/>
+      <w:lvlJc w:val="left"/>
+      <w:pPr>
+        <w:ind w:left="2880" w:hanging="360"/>
+      </w:pPr>
+    </w:lvl>
+    <w:lvl w:ilvl="4" w:tplc="04090019" w:tentative="1">
+      <w:start w:val="1"/>
+      <w:numFmt w:val="lowerLetter"/>
+      <w:lvlText w:val="%5."/>
+      <w:lvlJc w:val="left"/>
+      <w:pPr>
+        <w:ind w:left="3600" w:hanging="360"/>
+      </w:pPr>
+    </w:lvl>
+    <w:lvl w:ilvl="5" w:tplc="0409001B" w:tentative="1">
+      <w:start w:val="1"/>
+      <w:numFmt w:val="lowerRoman"/>
+      <w:lvlText w:val="%6."/>
+      <w:lvlJc w:val="right"/>
+      <w:pPr>
+        <w:ind w:left="4320" w:hanging="180"/>
+      </w:pPr>
+    </w:lvl>
+    <w:lvl w:ilvl="6" w:tplc="0409000F" w:tentative="1">
+      <w:start w:val="1"/>
+      <w:numFmt w:val="decimal"/>
+      <w:lvlText w:val="%7."/>
+      <w:lvlJc w:val="left"/>
+      <w:pPr>
+        <w:ind w:left="5040" w:hanging="360"/>
+      </w:pPr>
+    </w:lvl>
+    <w:lvl w:ilvl="7" w:tplc="04090019" w:tentative="1">
+      <w:start w:val="1"/>
+      <w:numFmt w:val="lowerLetter"/>
+      <w:lvlText w:val="%8."/>
+      <w:lvlJc w:val="left"/>
+      <w:pPr>
+        <w:ind w:left="5760" w:hanging="360"/>
+      </w:pPr>
+    </w:lvl>
+    <w:lvl w:ilvl="8" w:tplc="0409001B" w:tentative="1">
+      <w:start w:val="1"/>
+      <w:numFmt w:val="lowerRoman"/>
+      <w:lvlText w:val="%9."/>
+      <w:lvlJc w:val="right"/>
+      <w:pPr>
+        <w:ind w:left="6480" w:hanging="180"/>
+      </w:pPr>
+    </w:lvl>
+  </w:abstractNum>
+  <w:abstractNum w:abstractNumId="1" w15:restartNumberingAfterBreak="0">
+    <w:nsid w:val="5145060F"/>
+    <w:multiLevelType w:val="hybridMultilevel"/>
+    <w:tmpl w:val="4426B64C"/>
+    <w:lvl w:ilvl="0" w:tplc="0409000F">
+      <w:start w:val="1"/>
+      <w:numFmt w:val="decimal"/>
+      <w:lvlText w:val="%1."/>
+      <w:lvlJc w:val="left"/>
+      <w:pPr>
+        <w:ind w:left="720" w:hanging="360"/>
+      </w:pPr>
+      <w:rPr>
+        <w:rFonts w:hint="default"/>
+      </w:rPr>
+    </w:lvl>
+    <w:lvl w:ilvl="1" w:tplc="04090019" w:tentative="1">
+      <w:start w:val="1"/>
+      <w:numFmt w:val="lowerLetter"/>
+      <w:lvlText w:val="%2."/>
+      <w:lvlJc w:val="left"/>
+      <w:pPr>
+        <w:ind w:left="1440" w:hanging="360"/>
+      </w:pPr>
+    </w:lvl>
+    <w:lvl w:ilvl="2" w:tplc="0409001B" w:tentative="1">
+      <w:start w:val="1"/>
+      <w:numFmt w:val="lowerRoman"/>
+      <w:lvlText w:val="%3."/>
+      <w:lvlJc w:val="right"/>
+      <w:pPr>
+        <w:ind w:left="2160" w:hanging="180"/>
+      </w:pPr>
+    </w:lvl>
+    <w:lvl w:ilvl="3" w:tplc="0409000F" w:tentative="1">
+      <w:start w:val="1"/>
+      <w:numFmt w:val="decimal"/>
+      <w:lvlText w:val="%4."/>
+      <w:lvlJc w:val="left"/>
+      <w:pPr>
+        <w:ind w:left="2880" w:hanging="360"/>
+      </w:pPr>
+    </w:lvl>
+    <w:lvl w:ilvl="4" w:tplc="04090019" w:tentative="1">
+      <w:start w:val="1"/>
+      <w:numFmt w:val="lowerLetter"/>
+      <w:lvlText w:val="%5."/>
+      <w:lvlJc w:val="left"/>
+      <w:pPr>
+        <w:ind w:left="3600" w:hanging="360"/>
+      </w:pPr>
+    </w:lvl>
+    <w:lvl w:ilvl="5" w:tplc="0409001B" w:tentative="1">
+      <w:start w:val="1"/>
+      <w:numFmt w:val="lowerRoman"/>
+      <w:lvlText w:val="%6."/>
+      <w:lvlJc w:val="right"/>
+      <w:pPr>
+        <w:ind w:left="4320" w:hanging="180"/>
+      </w:pPr>
+    </w:lvl>
+    <w:lvl w:ilvl="6" w:tplc="0409000F" w:tentative="1">
+      <w:start w:val="1"/>
+      <w:numFmt w:val="decimal"/>
+      <w:lvlText w:val="%7."/>
+      <w:lvlJc w:val="left"/>
+      <w:pPr>
+        <w:ind w:left="5040" w:hanging="360"/>
+      </w:pPr>
+    </w:lvl>
+    <w:lvl w:ilvl="7" w:tplc="04090019" w:tentative="1">
+      <w:start w:val="1"/>
+      <w:numFmt w:val="lowerLetter"/>
+      <w:lvlText w:val="%8."/>
+      <w:lvlJc w:val="left"/>
+      <w:pPr>
+        <w:ind w:left="5760" w:hanging="360"/>
+      </w:pPr>
+    </w:lvl>
+    <w:lvl w:ilvl="8" w:tplc="0409001B" w:tentative="1">
+      <w:start w:val="1"/>
+      <w:numFmt w:val="lowerRoman"/>
+      <w:lvlText w:val="%9."/>
+      <w:lvlJc w:val="right"/>
+      <w:pPr>
+        <w:ind w:left="6480" w:hanging="180"/>
+      </w:pPr>
+    </w:lvl>
+  </w:abstractNum>
+  <w:abstractNum w:abstractNumId="2" w15:restartNumberingAfterBreak="0">
+    <w:nsid w:val="754F329E"/>
+    <w:multiLevelType w:val="hybridMultilevel"/>
+    <w:tmpl w:val="3326BF32"/>
+    <w:lvl w:ilvl="0" w:tplc="0409000F">
+      <w:start w:val="1"/>
+      <w:numFmt w:val="decimal"/>
+      <w:lvlText w:val="%1."/>
+      <w:lvlJc w:val="left"/>
+      <w:pPr>
+        <w:ind w:left="720" w:hanging="360"/>
+      </w:pPr>
+      <w:rPr>
+        <w:rFonts w:hint="default"/>
+      </w:rPr>
+    </w:lvl>
+    <w:lvl w:ilvl="1" w:tplc="04090019" w:tentative="1">
+      <w:start w:val="1"/>
+      <w:numFmt w:val="lowerLetter"/>
+      <w:lvlText w:val="%2."/>
+      <w:lvlJc w:val="left"/>
+      <w:pPr>
+        <w:ind w:left="1440" w:hanging="360"/>
+      </w:pPr>
+    </w:lvl>
+    <w:lvl w:ilvl="2" w:tplc="0409001B" w:tentative="1">
+      <w:start w:val="1"/>
+      <w:numFmt w:val="lowerRoman"/>
+      <w:lvlText w:val="%3."/>
+      <w:lvlJc w:val="right"/>
+      <w:pPr>
+        <w:ind w:left="2160" w:hanging="180"/>
+      </w:pPr>
+    </w:lvl>
+    <w:lvl w:ilvl="3" w:tplc="0409000F" w:tentative="1">
+      <w:start w:val="1"/>
+      <w:numFmt w:val="decimal"/>
+      <w:lvlText w:val="%4."/>
+      <w:lvlJc w:val="left"/>
+      <w:pPr>
+        <w:ind w:left="2880" w:hanging="360"/>
+      </w:pPr>
+    </w:lvl>
+    <w:lvl w:ilvl="4" w:tplc="04090019" w:tentative="1">
+      <w:start w:val="1"/>
+      <w:numFmt w:val="lowerLetter"/>
+      <w:lvlText w:val="%5."/>
+      <w:lvlJc w:val="left"/>
+      <w:pPr>
+        <w:ind w:left="3600" w:hanging="360"/>
+      </w:pPr>
+    </w:lvl>
+    <w:lvl w:ilvl="5" w:tplc="0409001B" w:tentative="1">
+      <w:start w:val="1"/>
+      <w:numFmt w:val="lowerRoman"/>
+      <w:lvlText w:val="%6."/>
+      <w:lvlJc w:val="right"/>
+      <w:pPr>
+        <w:ind w:left="4320" w:hanging="180"/>
+      </w:pPr>
+    </w:lvl>
+    <w:lvl w:ilvl="6" w:tplc="0409000F" w:tentative="1">
+      <w:start w:val="1"/>
+      <w:numFmt w:val="decimal"/>
+      <w:lvlText w:val="%7."/>
+      <w:lvlJc w:val="left"/>
+      <w:pPr>
+        <w:ind w:left="5040" w:hanging="360"/>
+      </w:pPr>
+    </w:lvl>
+    <w:lvl w:ilvl="7" w:tplc="04090019" w:tentative="1">
+      <w:start w:val="1"/>
+      <w:numFmt w:val="lowerLetter"/>
+      <w:lvlText w:val="%8."/>
+      <w:lvlJc w:val="left"/>
+      <w:pPr>
+        <w:ind w:left="5760" w:hanging="360"/>
+      </w:pPr>
+    </w:lvl>
+    <w:lvl w:ilvl="8" w:tplc="0409001B" w:tentative="1">
+      <w:start w:val="1"/>
+      <w:numFmt w:val="lowerRoman"/>
+      <w:lvlText w:val="%9."/>
+      <w:lvlJc w:val="right"/>
+      <w:pPr>
+        <w:ind w:left="6480" w:hanging="180"/>
+      </w:pPr>
+    </w:lvl>
+  </w:abstractNum>
+  <w:num w:numId="1" w16cid:durableId="831481212">
+    <w:abstractNumId w:val="1"/>
+  </w:num>
+  <w:num w:numId="2" w16cid:durableId="912548162">
+    <w:abstractNumId w:val="0"/>
+  </w:num>
+  <w:num w:numId="3" w16cid:durableId="899631459">
+    <w:abstractNumId w:val="2"/>
+  </w:num>
+</w:numbering>
+</file>
+
 <file path=word/styles.xml><?xml version="1.0" encoding="utf-8"?>
-<w:styles xmlns:mc="http://schemas.openxmlformats.org/markup-compatibility/2006" xmlns:r="http://schemas.openxmlformats.org/officeDocument/2006/relationships" xmlns:w="http://schemas.openxmlformats.org/wordprocessingml/2006/main" xmlns:w14="http://schemas.microsoft.com/office/word/2010/wordml" xmlns:w15="http://schemas.microsoft.com/office/word/2012/wordml" xmlns:w16cex="http://schemas.microsoft.com/office/word/2018/wordml/cex" xmlns:w16cid="http://schemas.microsoft.com/office/word/2016/wordml/cid" xmlns:w16="http://schemas.microsoft.com/office/word/2018/wordml" xmlns:w16sdtdh="http://schemas.microsoft.com/office/word/2020/wordml/sdtdatahash" xmlns:w16se="http://schemas.microsoft.com/office/word/2015/wordml/symex" mc:Ignorable="w14 w15 w16se w16cid w16 w16cex w16sdtdh">
+<w:styles xmlns:mc="http://schemas.openxmlformats.org/markup-compatibility/2006" xmlns:r="http://schemas.openxmlformats.org/officeDocument/2006/relationships" xmlns:w="http://schemas.openxmlformats.org/wordprocessingml/2006/main" xmlns:w14="http://schemas.microsoft.com/office/word/2010/wordml" xmlns:w15="http://schemas.microsoft.com/office/word/2012/wordml" xmlns:w16cex="http://schemas.microsoft.com/office/word/2018/wordml/cex" xmlns:w16cid="http://schemas.microsoft.com/office/word/2016/wordml/cid" xmlns:w16="http://schemas.microsoft.com/office/word/2018/wordml" xmlns:w16du="http://schemas.microsoft.com/office/word/2023/wordml/word16du" xmlns:w16sdtdh="http://schemas.microsoft.com/office/word/2020/wordml/sdtdatahash" xmlns:w16sdtfl="http://schemas.microsoft.com/office/word/2024/wordml/sdtformatlock" xmlns:w16se="http://schemas.microsoft.com/office/word/2015/wordml/symex" mc:Ignorable="w14 w15 w16se w16cid w16 w16cex w16sdtdh w16sdtfl w16du">
   <w:docDefaults>
     <w:rPrDefault>
       <w:rPr>
@@ -912,7 +7443,6 @@
   <w:style w:type="character" w:default="1" w:styleId="DefaultParagraphFont">
     <w:name w:val="Default Paragraph Font"/>
     <w:uiPriority w:val="1"/>
-    <w:semiHidden/>
     <w:unhideWhenUsed/>
   </w:style>
   <w:style w:type="table" w:default="1" w:styleId="TableNormal">
@@ -1012,6 +7542,17 @@
     <w:link w:val="Footer"/>
     <w:uiPriority w:val="99"/>
     <w:rsid w:val="00CC5B28"/>
+  </w:style>
+  <w:style w:type="paragraph" w:styleId="ListParagraph">
+    <w:name w:val="List Paragraph"/>
+    <w:basedOn w:val="Normal"/>
+    <w:uiPriority w:val="34"/>
+    <w:qFormat/>
+    <w:rsid w:val="00644307"/>
+    <w:pPr>
+      <w:ind w:left="720"/>
+      <w:contextualSpacing/>
+    </w:pPr>
   </w:style>
 </w:styles>
 </file>
@@ -1334,4 +7875,10 @@
   </a:objectDefaults>
   <a:extraClrSchemeLst/>
 </a:theme>
+</file>
+
+<file path=docMetadata/LabelInfo.xml><?xml version="1.0" encoding="utf-8"?>
+<clbl:labelList xmlns:clbl="http://schemas.microsoft.com/office/2020/mipLabelMetadata">
+  <clbl:label id="{e760c494-6550-44b4-8258-77c175d778b7}" enabled="1" method="Privileged" siteId="{76a2ae5a-9f00-4f6b-95ed-5d33d77c4d61}" contentBits="0" removed="0"/>
+</clbl:labelList>
 </file>